--- a/docs/21_부활절_행사_계획서.docx
+++ b/docs/21_부활절_행사_계획서.docx
@@ -11,7 +11,7 @@
         <w:rPr>
           <w:b w:val="0"/>
         </w:rPr>
-        <w:t>2024년 부활 주일 교회학교 연합 행사 계획서</w:t>
+        <w:t>________년 (교회명) 교회학교 부활절 행사 계획서</w:t>
       </w:r>
     </w:p>
     <w:p>
@@ -22,92 +22,63 @@
         <w:rPr>
           <w:b w:val="0"/>
         </w:rPr>
-        <w:t>1. 행사 개요</w:t>
+        <w:t>개요</w:t>
       </w:r>
     </w:p>
     <w:p>
-      <w:pPr>
-        <w:pStyle w:val="ListBullet"/>
-      </w:pPr>
-      <w:r>
-        <w:rPr>
-          <w:b/>
-        </w:rPr>
-        <w:t>행사명:</w:t>
-      </w:r>
       <w:r>
         <w:rPr>
           <w:b w:val="0"/>
         </w:rPr>
-        <w:t xml:space="preserve"> (교회명) 교회학교 부활 축제 "다시 사신 예수님!"</w:t>
+        <w:t>주제 : 예수님의 부활을 기뻐하며 사랑을 나누어요</w:t>
       </w:r>
     </w:p>
     <w:p>
-      <w:pPr>
-        <w:pStyle w:val="ListBullet"/>
-      </w:pPr>
-      <w:r>
-        <w:rPr>
-          <w:b/>
-        </w:rPr>
-        <w:t>주제:</w:t>
-      </w:r>
       <w:r>
         <w:rPr>
           <w:b w:val="0"/>
         </w:rPr>
-        <w:t xml:space="preserve"> 예수 그리스도의 부활을 기뻐하고 이웃과 생명을 나눕니다.</w:t>
+        <w:t>주제 말씀 : 마태복음 28:5–6</w:t>
       </w:r>
     </w:p>
     <w:p>
-      <w:pPr>
-        <w:pStyle w:val="ListBullet"/>
-      </w:pPr>
-      <w:r>
-        <w:rPr>
-          <w:b/>
-        </w:rPr>
-        <w:t>일시:</w:t>
-      </w:r>
       <w:r>
         <w:rPr>
           <w:b w:val="0"/>
         </w:rPr>
-        <w:t xml:space="preserve"> 2024년 ________월 ________일 (주일) 오전 ________시 ~ 오후 ________시</w:t>
+        <w:t>목적 : 부활의 기쁨을 배우고 달걀 꾸미기와 이웃 나눔으로 사랑을 실천한다.</w:t>
       </w:r>
     </w:p>
     <w:p>
-      <w:pPr>
-        <w:pStyle w:val="ListBullet"/>
-      </w:pPr>
-      <w:r>
-        <w:rPr>
-          <w:b/>
-        </w:rPr>
-        <w:t>장소:</w:t>
-      </w:r>
       <w:r>
         <w:rPr>
           <w:b w:val="0"/>
         </w:rPr>
-        <w:t xml:space="preserve"> (교회명) 본당 및 교육관 ________</w:t>
+        <w:t>장소 : ________</w:t>
       </w:r>
     </w:p>
     <w:p>
-      <w:pPr>
-        <w:pStyle w:val="ListBullet"/>
-      </w:pPr>
-      <w:r>
-        <w:rPr>
-          <w:b/>
-        </w:rPr>
-        <w:t>대상:</w:t>
-      </w:r>
       <w:r>
         <w:rPr>
           <w:b w:val="0"/>
         </w:rPr>
-        <w:t xml:space="preserve"> 영유아부, 유초등부, 중고등부 학생 및 교사 (총 ________명 예상)</w:t>
+        <w:t>일시 : ________년 ________월 ________일 ________시~________시</w:t>
+      </w:r>
+    </w:p>
+    <w:p>
+      <w:r>
+        <w:rPr>
+          <w:b w:val="0"/>
+        </w:rPr>
+        <w:t>담당 : ________</w:t>
+      </w:r>
+    </w:p>
+    <w:p>
+      <w:r>
+        <w:rPr>
+          <w:b w:val="0"/>
+        </w:rPr>
+        <w:t>대상 : (예상 인원 ________명: 학생 ________, 교사 ________)</w:t>
       </w:r>
     </w:p>
     <w:p>
@@ -118,79 +89,7 @@
         <w:rPr>
           <w:b w:val="0"/>
         </w:rPr>
-        <w:t>2. 목적 및 성경 본문</w:t>
-      </w:r>
-    </w:p>
-    <w:p>
-      <w:pPr>
-        <w:pStyle w:val="ListBullet"/>
-      </w:pPr>
-      <w:r>
-        <w:rPr>
-          <w:b/>
-        </w:rPr>
-        <w:t>목적:</w:t>
-      </w:r>
-    </w:p>
-    <w:p>
-      <w:pPr>
-        <w:pStyle w:val="ListNumber"/>
-      </w:pPr>
-      <w:r>
-        <w:rPr>
-          <w:b w:val="0"/>
-        </w:rPr>
-        <w:t>예수 그리스도 부활의 역사적 사실과 영적 의미를 체득한다.</w:t>
-      </w:r>
-    </w:p>
-    <w:p>
-      <w:pPr>
-        <w:pStyle w:val="ListNumber"/>
-      </w:pPr>
-      <w:r>
-        <w:rPr>
-          <w:b w:val="0"/>
-        </w:rPr>
-        <w:t>부활의 기쁨을 달걀 꾸미기 등 활동을 통해 표현한다.</w:t>
-      </w:r>
-    </w:p>
-    <w:p>
-      <w:pPr>
-        <w:pStyle w:val="ListNumber"/>
-      </w:pPr>
-      <w:r>
-        <w:rPr>
-          <w:b w:val="0"/>
-        </w:rPr>
-        <w:t>작은 나눔을 통해 지역 사회와 부활의 소망을 공유한다.</w:t>
-      </w:r>
-    </w:p>
-    <w:p>
-      <w:pPr>
-        <w:pStyle w:val="ListBullet"/>
-      </w:pPr>
-      <w:r>
-        <w:rPr>
-          <w:b/>
-        </w:rPr>
-        <w:t>성경 본문:</w:t>
-      </w:r>
-      <w:r>
-        <w:rPr>
-          <w:b w:val="0"/>
-        </w:rPr>
-        <w:t xml:space="preserve"> 마태복음 28:1-10, 누가복음 24:1-12</w:t>
-      </w:r>
-    </w:p>
-    <w:p>
-      <w:pPr>
-        <w:pStyle w:val="Heading2"/>
-      </w:pPr>
-      <w:r>
-        <w:rPr>
-          <w:b w:val="0"/>
-        </w:rPr>
-        <w:t>3. 상세 일정표</w:t>
+        <w:t>준비물</w:t>
       </w:r>
     </w:p>
     <w:tbl>
@@ -200,75 +99,47 @@
         <w:tblLook w:firstColumn="1" w:firstRow="1" w:lastColumn="0" w:lastRow="0" w:noHBand="0" w:noVBand="1" w:val="04A0"/>
       </w:tblPr>
       <w:tblGrid>
-        <w:gridCol w:w="1728"/>
-        <w:gridCol w:w="1728"/>
-        <w:gridCol w:w="1728"/>
-        <w:gridCol w:w="1728"/>
-        <w:gridCol w:w="1728"/>
+        <w:gridCol w:w="2880"/>
+        <w:gridCol w:w="2880"/>
+        <w:gridCol w:w="2880"/>
       </w:tblGrid>
       <w:tr>
         <w:tc>
           <w:tcPr>
-            <w:tcW w:type="dxa" w:w="1728"/>
+            <w:tcW w:type="dxa" w:w="2880"/>
           </w:tcPr>
           <w:p>
             <w:r>
               <w:rPr>
                 <w:b/>
               </w:rPr>
-              <w:t>시간</w:t>
+              <w:t>구분</w:t>
             </w:r>
           </w:p>
         </w:tc>
         <w:tc>
           <w:tcPr>
-            <w:tcW w:type="dxa" w:w="1728"/>
+            <w:tcW w:type="dxa" w:w="2880"/>
           </w:tcPr>
           <w:p>
             <w:r>
               <w:rPr>
                 <w:b/>
               </w:rPr>
-              <w:t>순서</w:t>
+              <w:t>준비물</w:t>
             </w:r>
           </w:p>
         </w:tc>
         <w:tc>
           <w:tcPr>
-            <w:tcW w:type="dxa" w:w="1728"/>
+            <w:tcW w:type="dxa" w:w="2880"/>
           </w:tcPr>
           <w:p>
             <w:r>
               <w:rPr>
                 <w:b/>
               </w:rPr>
-              <w:t>내용</w:t>
-            </w:r>
-          </w:p>
-        </w:tc>
-        <w:tc>
-          <w:tcPr>
-            <w:tcW w:type="dxa" w:w="1728"/>
-          </w:tcPr>
-          <w:p>
-            <w:r>
-              <w:rPr>
-                <w:b/>
-              </w:rPr>
-              <w:t>장소</w:t>
-            </w:r>
-          </w:p>
-        </w:tc>
-        <w:tc>
-          <w:tcPr>
-            <w:tcW w:type="dxa" w:w="1728"/>
-          </w:tcPr>
-          <w:p>
-            <w:r>
-              <w:rPr>
-                <w:b/>
-              </w:rPr>
-              <w:t>담당</w:t>
+              <w:t>비고</w:t>
             </w:r>
           </w:p>
         </w:tc>
@@ -276,66 +147,40 @@
       <w:tr>
         <w:tc>
           <w:tcPr>
-            <w:tcW w:type="dxa" w:w="1728"/>
+            <w:tcW w:type="dxa" w:w="2880"/>
           </w:tcPr>
           <w:p>
             <w:r>
               <w:rPr>
                 <w:b w:val="0"/>
               </w:rPr>
-              <w:t>00:00-00:50</w:t>
+              <w:t>말씀 활동</w:t>
             </w:r>
           </w:p>
         </w:tc>
         <w:tc>
           <w:tcPr>
-            <w:tcW w:type="dxa" w:w="1728"/>
+            <w:tcW w:type="dxa" w:w="2880"/>
           </w:tcPr>
           <w:p>
             <w:r>
               <w:rPr>
                 <w:b w:val="0"/>
               </w:rPr>
-              <w:t>부활 주일 예배</w:t>
+              <w:t>성경, 부활 이야기 그림 카드, 활동지, 필기구</w:t>
             </w:r>
           </w:p>
         </w:tc>
         <w:tc>
           <w:tcPr>
-            <w:tcW w:type="dxa" w:w="1728"/>
+            <w:tcW w:type="dxa" w:w="2880"/>
           </w:tcPr>
           <w:p>
             <w:r>
               <w:rPr>
                 <w:b w:val="0"/>
               </w:rPr>
-              <w:t>찬양, 기도, 설교, 분반 공부</w:t>
-            </w:r>
-          </w:p>
-        </w:tc>
-        <w:tc>
-          <w:tcPr>
-            <w:tcW w:type="dxa" w:w="1728"/>
-          </w:tcPr>
-          <w:p>
-            <w:r>
-              <w:rPr>
-                <w:b w:val="0"/>
-              </w:rPr>
-              <w:t>본당</w:t>
-            </w:r>
-          </w:p>
-        </w:tc>
-        <w:tc>
-          <w:tcPr>
-            <w:tcW w:type="dxa" w:w="1728"/>
-          </w:tcPr>
-          <w:p>
-            <w:r>
-              <w:rPr>
-                <w:b w:val="0"/>
-              </w:rPr>
-              <w:t>________</w:t>
+              <w:t>성경 본문 대신 장절 표기</w:t>
             </w:r>
           </w:p>
         </w:tc>
@@ -343,154 +188,7 @@
       <w:tr>
         <w:tc>
           <w:tcPr>
-            <w:tcW w:type="dxa" w:w="1728"/>
-          </w:tcPr>
-          <w:p>
-            <w:r>
-              <w:rPr>
-                <w:b w:val="0"/>
-              </w:rPr>
-              <w:t>00:50-01:00</w:t>
-            </w:r>
-          </w:p>
-        </w:tc>
-        <w:tc>
-          <w:tcPr>
-            <w:tcW w:type="dxa" w:w="1728"/>
-          </w:tcPr>
-          <w:p>
-            <w:r>
-              <w:rPr>
-                <w:b w:val="0"/>
-              </w:rPr>
-              <w:t>휴식 및 이동</w:t>
-            </w:r>
-          </w:p>
-        </w:tc>
-        <w:tc>
-          <w:tcPr>
-            <w:tcW w:type="dxa" w:w="1728"/>
-          </w:tcPr>
-          <w:p>
-            <w:r>
-              <w:rPr>
-                <w:b w:val="0"/>
-              </w:rPr>
-              <w:t>간식 섭취 및 활동 준비</w:t>
-            </w:r>
-          </w:p>
-        </w:tc>
-        <w:tc>
-          <w:tcPr>
-            <w:tcW w:type="dxa" w:w="1728"/>
-          </w:tcPr>
-          <w:p>
-            <w:r>
-              <w:rPr>
-                <w:b w:val="0"/>
-              </w:rPr>
-              <w:t>교육관</w:t>
-            </w:r>
-          </w:p>
-        </w:tc>
-        <w:tc>
-          <w:tcPr>
-            <w:tcW w:type="dxa" w:w="1728"/>
-          </w:tcPr>
-          <w:p>
-            <w:r>
-              <w:rPr>
-                <w:b w:val="0"/>
-              </w:rPr>
-              <w:t>________</w:t>
-            </w:r>
-          </w:p>
-        </w:tc>
-      </w:tr>
-      <w:tr>
-        <w:tc>
-          <w:tcPr>
-            <w:tcW w:type="dxa" w:w="1728"/>
-          </w:tcPr>
-          <w:p>
-            <w:r>
-              <w:rPr>
-                <w:b w:val="0"/>
-              </w:rPr>
-              <w:t>01:00-01:40</w:t>
-            </w:r>
-          </w:p>
-        </w:tc>
-        <w:tc>
-          <w:tcPr>
-            <w:tcW w:type="dxa" w:w="1728"/>
-          </w:tcPr>
-          <w:p>
-            <w:r>
-              <w:rPr>
-                <w:b w:val="0"/>
-              </w:rPr>
-              <w:t>부활 이야기 활동</w:t>
-            </w:r>
-          </w:p>
-        </w:tc>
-        <w:tc>
-          <w:tcPr>
-            <w:tcW w:type="dxa" w:w="1728"/>
-          </w:tcPr>
-          <w:p>
-            <w:r>
-              <w:rPr>
-                <w:b w:val="0"/>
-              </w:rPr>
-              <w:t>시각 자료를 활용한 부활 스토리텔링</w:t>
-            </w:r>
-          </w:p>
-        </w:tc>
-        <w:tc>
-          <w:tcPr>
-            <w:tcW w:type="dxa" w:w="1728"/>
-          </w:tcPr>
-          <w:p>
-            <w:r>
-              <w:rPr>
-                <w:b w:val="0"/>
-              </w:rPr>
-              <w:t>교육관</w:t>
-            </w:r>
-          </w:p>
-        </w:tc>
-        <w:tc>
-          <w:tcPr>
-            <w:tcW w:type="dxa" w:w="1728"/>
-          </w:tcPr>
-          <w:p>
-            <w:r>
-              <w:rPr>
-                <w:b w:val="0"/>
-              </w:rPr>
-              <w:t>________</w:t>
-            </w:r>
-          </w:p>
-        </w:tc>
-      </w:tr>
-      <w:tr>
-        <w:tc>
-          <w:tcPr>
-            <w:tcW w:type="dxa" w:w="1728"/>
-          </w:tcPr>
-          <w:p>
-            <w:r>
-              <w:rPr>
-                <w:b w:val="0"/>
-              </w:rPr>
-              <w:t>01:40-02:30</w:t>
-            </w:r>
-          </w:p>
-        </w:tc>
-        <w:tc>
-          <w:tcPr>
-            <w:tcW w:type="dxa" w:w="1728"/>
+            <w:tcW w:type="dxa" w:w="2880"/>
           </w:tcPr>
           <w:p>
             <w:r>
@@ -503,40 +201,27 @@
         </w:tc>
         <w:tc>
           <w:tcPr>
-            <w:tcW w:type="dxa" w:w="1728"/>
+            <w:tcW w:type="dxa" w:w="2880"/>
           </w:tcPr>
           <w:p>
             <w:r>
               <w:rPr>
                 <w:b w:val="0"/>
               </w:rPr>
-              <w:t>부활절 달걀 꾸미기 및 메시지 카드 작성</w:t>
+              <w:t>완숙 달걀, 스티커, 포장 상자</w:t>
             </w:r>
           </w:p>
         </w:tc>
         <w:tc>
           <w:tcPr>
-            <w:tcW w:type="dxa" w:w="1728"/>
+            <w:tcW w:type="dxa" w:w="2880"/>
           </w:tcPr>
           <w:p>
             <w:r>
               <w:rPr>
                 <w:b w:val="0"/>
               </w:rPr>
-              <w:t>교육관</w:t>
-            </w:r>
-          </w:p>
-        </w:tc>
-        <w:tc>
-          <w:tcPr>
-            <w:tcW w:type="dxa" w:w="1728"/>
-          </w:tcPr>
-          <w:p>
-            <w:r>
-              <w:rPr>
-                <w:b w:val="0"/>
-              </w:rPr>
-              <w:t>________</w:t>
+              <w:t>껍데기에 색칠하거나 접착제를 바르지 않기</w:t>
             </w:r>
           </w:p>
         </w:tc>
@@ -544,66 +229,40 @@
       <w:tr>
         <w:tc>
           <w:tcPr>
-            <w:tcW w:type="dxa" w:w="1728"/>
+            <w:tcW w:type="dxa" w:w="2880"/>
           </w:tcPr>
           <w:p>
             <w:r>
               <w:rPr>
                 <w:b w:val="0"/>
               </w:rPr>
-              <w:t>02:30-03:00</w:t>
+              <w:t>대체 활동</w:t>
             </w:r>
           </w:p>
         </w:tc>
         <w:tc>
           <w:tcPr>
-            <w:tcW w:type="dxa" w:w="1728"/>
+            <w:tcW w:type="dxa" w:w="2880"/>
           </w:tcPr>
           <w:p>
             <w:r>
               <w:rPr>
                 <w:b w:val="0"/>
               </w:rPr>
-              <w:t>이웃 나눔 준비</w:t>
+              <w:t>종이 달걀, 색연필</w:t>
             </w:r>
           </w:p>
         </w:tc>
         <w:tc>
           <w:tcPr>
-            <w:tcW w:type="dxa" w:w="1728"/>
+            <w:tcW w:type="dxa" w:w="2880"/>
           </w:tcPr>
           <w:p>
             <w:r>
               <w:rPr>
                 <w:b w:val="0"/>
               </w:rPr>
-              <w:t>나눔용 바구니 포장 및 배분 준비</w:t>
-            </w:r>
-          </w:p>
-        </w:tc>
-        <w:tc>
-          <w:tcPr>
-            <w:tcW w:type="dxa" w:w="1728"/>
-          </w:tcPr>
-          <w:p>
-            <w:r>
-              <w:rPr>
-                <w:b w:val="0"/>
-              </w:rPr>
-              <w:t>교육관</w:t>
-            </w:r>
-          </w:p>
-        </w:tc>
-        <w:tc>
-          <w:tcPr>
-            <w:tcW w:type="dxa" w:w="1728"/>
-          </w:tcPr>
-          <w:p>
-            <w:r>
-              <w:rPr>
-                <w:b w:val="0"/>
-              </w:rPr>
-              <w:t>________</w:t>
+              <w:t>달걀 알레르기 학생용</w:t>
             </w:r>
           </w:p>
         </w:tc>
@@ -611,66 +270,122 @@
       <w:tr>
         <w:tc>
           <w:tcPr>
-            <w:tcW w:type="dxa" w:w="1728"/>
+            <w:tcW w:type="dxa" w:w="2880"/>
           </w:tcPr>
           <w:p>
             <w:r>
               <w:rPr>
                 <w:b w:val="0"/>
               </w:rPr>
-              <w:t>03:00-03:30</w:t>
+              <w:t>나눔</w:t>
             </w:r>
           </w:p>
         </w:tc>
         <w:tc>
           <w:tcPr>
-            <w:tcW w:type="dxa" w:w="1728"/>
+            <w:tcW w:type="dxa" w:w="2880"/>
           </w:tcPr>
           <w:p>
             <w:r>
               <w:rPr>
                 <w:b w:val="0"/>
               </w:rPr>
-              <w:t>이웃 나눔 및 정리</w:t>
+              <w:t>부활절 카드, 개별 포장품, 전달 바구니</w:t>
             </w:r>
           </w:p>
         </w:tc>
         <w:tc>
           <w:tcPr>
-            <w:tcW w:type="dxa" w:w="1728"/>
+            <w:tcW w:type="dxa" w:w="2880"/>
           </w:tcPr>
           <w:p>
             <w:r>
               <w:rPr>
                 <w:b w:val="0"/>
               </w:rPr>
-              <w:t>인근 상점 및 이웃에게 달걀 전달</w:t>
+              <w:t>식품 성분·보관 안내 동봉</w:t>
             </w:r>
           </w:p>
         </w:tc>
+      </w:tr>
+      <w:tr>
         <w:tc>
           <w:tcPr>
-            <w:tcW w:type="dxa" w:w="1728"/>
+            <w:tcW w:type="dxa" w:w="2880"/>
           </w:tcPr>
           <w:p>
             <w:r>
               <w:rPr>
                 <w:b w:val="0"/>
               </w:rPr>
-              <w:t>교회 주변</w:t>
+              <w:t>위생</w:t>
             </w:r>
           </w:p>
         </w:tc>
         <w:tc>
           <w:tcPr>
-            <w:tcW w:type="dxa" w:w="1728"/>
+            <w:tcW w:type="dxa" w:w="2880"/>
           </w:tcPr>
           <w:p>
             <w:r>
               <w:rPr>
                 <w:b w:val="0"/>
               </w:rPr>
-              <w:t>전원</w:t>
+              <w:t>비누, 종이 타월, 집게, 보냉 가방, 냉매</w:t>
+            </w:r>
+          </w:p>
+        </w:tc>
+        <w:tc>
+          <w:tcPr>
+            <w:tcW w:type="dxa" w:w="2880"/>
+          </w:tcPr>
+          <w:p>
+            <w:r>
+              <w:rPr>
+                <w:b w:val="0"/>
+              </w:rPr>
+              <w:t>식품 취급 전 손 씻기</w:t>
+            </w:r>
+          </w:p>
+        </w:tc>
+      </w:tr>
+      <w:tr>
+        <w:tc>
+          <w:tcPr>
+            <w:tcW w:type="dxa" w:w="2880"/>
+          </w:tcPr>
+          <w:p>
+            <w:r>
+              <w:rPr>
+                <w:b w:val="0"/>
+              </w:rPr>
+              <w:t>안전</w:t>
+            </w:r>
+          </w:p>
+        </w:tc>
+        <w:tc>
+          <w:tcPr>
+            <w:tcW w:type="dxa" w:w="2880"/>
+          </w:tcPr>
+          <w:p>
+            <w:r>
+              <w:rPr>
+                <w:b w:val="0"/>
+              </w:rPr>
+              <w:t>구급함, 비상 연락망</w:t>
+            </w:r>
+          </w:p>
+        </w:tc>
+        <w:tc>
+          <w:tcPr>
+            <w:tcW w:type="dxa" w:w="2880"/>
+          </w:tcPr>
+          <w:p>
+            <w:r>
+              <w:rPr>
+                <w:b w:val="0"/>
+              </w:rPr>
+              <w:t>보호자 연락처 사전 확인</w:t>
             </w:r>
           </w:p>
         </w:tc>
@@ -685,18 +400,373 @@
         <w:rPr>
           <w:b w:val="0"/>
         </w:rPr>
-        <w:t>4. 활동 세부 계획</w:t>
+        <w:t>시간표</w:t>
       </w:r>
     </w:p>
+    <w:tbl>
+      <w:tblPr>
+        <w:tblStyle w:val="TableGrid"/>
+        <w:tblW w:type="auto" w:w="0"/>
+        <w:tblLook w:firstColumn="1" w:firstRow="1" w:lastColumn="0" w:lastRow="0" w:noHBand="0" w:noVBand="1" w:val="04A0"/>
+      </w:tblPr>
+      <w:tblGrid>
+        <w:gridCol w:w="2880"/>
+        <w:gridCol w:w="2880"/>
+        <w:gridCol w:w="2880"/>
+      </w:tblGrid>
+      <w:tr>
+        <w:tc>
+          <w:tcPr>
+            <w:tcW w:type="dxa" w:w="2880"/>
+          </w:tcPr>
+          <w:p>
+            <w:r>
+              <w:rPr>
+                <w:b/>
+              </w:rPr>
+              <w:t>시간</w:t>
+            </w:r>
+          </w:p>
+        </w:tc>
+        <w:tc>
+          <w:tcPr>
+            <w:tcW w:type="dxa" w:w="2880"/>
+          </w:tcPr>
+          <w:p>
+            <w:r>
+              <w:rPr>
+                <w:b/>
+              </w:rPr>
+              <w:t>1일차</w:t>
+            </w:r>
+          </w:p>
+        </w:tc>
+        <w:tc>
+          <w:tcPr>
+            <w:tcW w:type="dxa" w:w="2880"/>
+          </w:tcPr>
+          <w:p>
+            <w:r>
+              <w:rPr>
+                <w:b/>
+              </w:rPr>
+              <w:t>2일차</w:t>
+            </w:r>
+          </w:p>
+        </w:tc>
+      </w:tr>
+      <w:tr>
+        <w:tc>
+          <w:tcPr>
+            <w:tcW w:type="dxa" w:w="2880"/>
+          </w:tcPr>
+          <w:p>
+            <w:r>
+              <w:rPr>
+                <w:b w:val="0"/>
+              </w:rPr>
+              <w:t>시작 20분 전</w:t>
+            </w:r>
+          </w:p>
+        </w:tc>
+        <w:tc>
+          <w:tcPr>
+            <w:tcW w:type="dxa" w:w="2880"/>
+          </w:tcPr>
+          <w:p>
+            <w:r>
+              <w:rPr>
+                <w:b w:val="0"/>
+              </w:rPr>
+              <w:t>교사 준비·알레르기 확인·위생 점검</w:t>
+            </w:r>
+          </w:p>
+        </w:tc>
+        <w:tc>
+          <w:tcPr>
+            <w:tcW w:type="dxa" w:w="2880"/>
+          </w:tcPr>
+          <w:p>
+            <w:r>
+              <w:rPr>
+                <w:b w:val="0"/>
+              </w:rPr>
+              <w:t>해당 없음</w:t>
+            </w:r>
+          </w:p>
+        </w:tc>
+      </w:tr>
+      <w:tr>
+        <w:tc>
+          <w:tcPr>
+            <w:tcW w:type="dxa" w:w="2880"/>
+          </w:tcPr>
+          <w:p>
+            <w:r>
+              <w:rPr>
+                <w:b w:val="0"/>
+              </w:rPr>
+              <w:t>시작~15분</w:t>
+            </w:r>
+          </w:p>
+        </w:tc>
+        <w:tc>
+          <w:tcPr>
+            <w:tcW w:type="dxa" w:w="2880"/>
+          </w:tcPr>
+          <w:p>
+            <w:r>
+              <w:rPr>
+                <w:b w:val="0"/>
+              </w:rPr>
+              <w:t>찬양·기도·부활 말씀 나눔</w:t>
+            </w:r>
+          </w:p>
+        </w:tc>
+        <w:tc>
+          <w:tcPr>
+            <w:tcW w:type="dxa" w:w="2880"/>
+          </w:tcPr>
+          <w:p>
+            <w:r>
+              <w:rPr>
+                <w:b w:val="0"/>
+              </w:rPr>
+              <w:t>—</w:t>
+            </w:r>
+          </w:p>
+        </w:tc>
+      </w:tr>
+      <w:tr>
+        <w:tc>
+          <w:tcPr>
+            <w:tcW w:type="dxa" w:w="2880"/>
+          </w:tcPr>
+          <w:p>
+            <w:r>
+              <w:rPr>
+                <w:b w:val="0"/>
+              </w:rPr>
+              <w:t>15~35분</w:t>
+            </w:r>
+          </w:p>
+        </w:tc>
+        <w:tc>
+          <w:tcPr>
+            <w:tcW w:type="dxa" w:w="2880"/>
+          </w:tcPr>
+          <w:p>
+            <w:r>
+              <w:rPr>
+                <w:b w:val="0"/>
+              </w:rPr>
+              <w:t>부활 이야기 순서 맞추기</w:t>
+            </w:r>
+          </w:p>
+        </w:tc>
+        <w:tc>
+          <w:tcPr>
+            <w:tcW w:type="dxa" w:w="2880"/>
+          </w:tcPr>
+          <w:p>
+            <w:r>
+              <w:rPr>
+                <w:b w:val="0"/>
+              </w:rPr>
+              <w:t>—</w:t>
+            </w:r>
+          </w:p>
+        </w:tc>
+      </w:tr>
+      <w:tr>
+        <w:tc>
+          <w:tcPr>
+            <w:tcW w:type="dxa" w:w="2880"/>
+          </w:tcPr>
+          <w:p>
+            <w:r>
+              <w:rPr>
+                <w:b w:val="0"/>
+              </w:rPr>
+              <w:t>35~60분</w:t>
+            </w:r>
+          </w:p>
+        </w:tc>
+        <w:tc>
+          <w:tcPr>
+            <w:tcW w:type="dxa" w:w="2880"/>
+          </w:tcPr>
+          <w:p>
+            <w:r>
+              <w:rPr>
+                <w:b w:val="0"/>
+              </w:rPr>
+              <w:t>달걀 포장 꾸미기·축하 카드 쓰기</w:t>
+            </w:r>
+          </w:p>
+        </w:tc>
+        <w:tc>
+          <w:tcPr>
+            <w:tcW w:type="dxa" w:w="2880"/>
+          </w:tcPr>
+          <w:p>
+            <w:r>
+              <w:rPr>
+                <w:b w:val="0"/>
+              </w:rPr>
+              <w:t>—</w:t>
+            </w:r>
+          </w:p>
+        </w:tc>
+      </w:tr>
+      <w:tr>
+        <w:tc>
+          <w:tcPr>
+            <w:tcW w:type="dxa" w:w="2880"/>
+          </w:tcPr>
+          <w:p>
+            <w:r>
+              <w:rPr>
+                <w:b w:val="0"/>
+              </w:rPr>
+              <w:t>60~70분</w:t>
+            </w:r>
+          </w:p>
+        </w:tc>
+        <w:tc>
+          <w:tcPr>
+            <w:tcW w:type="dxa" w:w="2880"/>
+          </w:tcPr>
+          <w:p>
+            <w:r>
+              <w:rPr>
+                <w:b w:val="0"/>
+              </w:rPr>
+              <w:t>손 씻기·나눔 물품 포장</w:t>
+            </w:r>
+          </w:p>
+        </w:tc>
+        <w:tc>
+          <w:tcPr>
+            <w:tcW w:type="dxa" w:w="2880"/>
+          </w:tcPr>
+          <w:p>
+            <w:r>
+              <w:rPr>
+                <w:b w:val="0"/>
+              </w:rPr>
+              <w:t>—</w:t>
+            </w:r>
+          </w:p>
+        </w:tc>
+      </w:tr>
+      <w:tr>
+        <w:tc>
+          <w:tcPr>
+            <w:tcW w:type="dxa" w:w="2880"/>
+          </w:tcPr>
+          <w:p>
+            <w:r>
+              <w:rPr>
+                <w:b w:val="0"/>
+              </w:rPr>
+              <w:t>70~95분</w:t>
+            </w:r>
+          </w:p>
+        </w:tc>
+        <w:tc>
+          <w:tcPr>
+            <w:tcW w:type="dxa" w:w="2880"/>
+          </w:tcPr>
+          <w:p>
+            <w:r>
+              <w:rPr>
+                <w:b w:val="0"/>
+              </w:rPr>
+              <w:t>이웃 나눔 또는 교회 안 전달</w:t>
+            </w:r>
+          </w:p>
+        </w:tc>
+        <w:tc>
+          <w:tcPr>
+            <w:tcW w:type="dxa" w:w="2880"/>
+          </w:tcPr>
+          <w:p>
+            <w:r>
+              <w:rPr>
+                <w:b w:val="0"/>
+              </w:rPr>
+              <w:t>—</w:t>
+            </w:r>
+          </w:p>
+        </w:tc>
+      </w:tr>
+      <w:tr>
+        <w:tc>
+          <w:tcPr>
+            <w:tcW w:type="dxa" w:w="2880"/>
+          </w:tcPr>
+          <w:p>
+            <w:r>
+              <w:rPr>
+                <w:b w:val="0"/>
+              </w:rPr>
+              <w:t>95~110분</w:t>
+            </w:r>
+          </w:p>
+        </w:tc>
+        <w:tc>
+          <w:tcPr>
+            <w:tcW w:type="dxa" w:w="2880"/>
+          </w:tcPr>
+          <w:p>
+            <w:r>
+              <w:rPr>
+                <w:b w:val="0"/>
+              </w:rPr>
+              <w:t>소감 나눔·기도·정리·보호자 인계</w:t>
+            </w:r>
+          </w:p>
+        </w:tc>
+        <w:tc>
+          <w:tcPr>
+            <w:tcW w:type="dxa" w:w="2880"/>
+          </w:tcPr>
+          <w:p>
+            <w:r>
+              <w:rPr>
+                <w:b w:val="0"/>
+              </w:rPr>
+              <w:t>—</w:t>
+            </w:r>
+          </w:p>
+        </w:tc>
+      </w:tr>
+    </w:tbl>
+    <w:p/>
     <w:p>
       <w:pPr>
-        <w:pStyle w:val="Heading3"/>
+        <w:pStyle w:val="Heading2"/>
       </w:pPr>
       <w:r>
         <w:rPr>
           <w:b w:val="0"/>
         </w:rPr>
-        <w:t>4.1. 부활 이야기 활동 (Resurrection Story)</w:t>
+        <w:t>특별활동</w:t>
+      </w:r>
+    </w:p>
+    <w:p>
+      <w:r>
+        <w:rPr>
+          <w:b w:val="0"/>
+        </w:rPr>
+        <w:t xml:space="preserve">1) </w:t>
+      </w:r>
+      <w:r>
+        <w:rPr>
+          <w:b/>
+        </w:rPr>
+        <w:t>달걀 꾸미기·나눔</w:t>
       </w:r>
     </w:p>
     <w:p>
@@ -705,15 +775,21 @@
       </w:pPr>
       <w:r>
         <w:rPr>
+          <w:b w:val="0"/>
+        </w:rPr>
+        <w:t xml:space="preserve">교사가 준비한 완숙 달걀의 </w:t>
+      </w:r>
+      <w:r>
+        <w:rPr>
           <w:b/>
         </w:rPr>
-        <w:t>활동 목표:</w:t>
+        <w:t>포장 상자</w:t>
       </w:r>
       <w:r>
         <w:rPr>
           <w:b w:val="0"/>
         </w:rPr>
-        <w:t xml:space="preserve"> 빈 무덤과 천사의 소식을 오감으로 체험한다.</w:t>
+        <w:t>를 스티커로 꾸민다.</w:t>
       </w:r>
     </w:p>
     <w:p>
@@ -722,53 +798,9 @@
       </w:pPr>
       <w:r>
         <w:rPr>
-          <w:b/>
-        </w:rPr>
-        <w:t>진행 방법:</w:t>
-      </w:r>
-    </w:p>
-    <w:p>
-      <w:pPr>
-        <w:pStyle w:val="ListNumber"/>
-      </w:pPr>
-      <w:r>
-        <w:rPr>
           <w:b w:val="0"/>
         </w:rPr>
-        <w:t>큰 상자나 천을 이용해 '빈 무덤' 모형을 제작한다.</w:t>
-      </w:r>
-    </w:p>
-    <w:p>
-      <w:pPr>
-        <w:pStyle w:val="ListNumber"/>
-      </w:pPr>
-      <w:r>
-        <w:rPr>
-          <w:b w:val="0"/>
-        </w:rPr>
-        <w:t>학생들이 직접 무덤 안으로 들어가 보고 빈 무덤을 확인한다.</w:t>
-      </w:r>
-    </w:p>
-    <w:p>
-      <w:pPr>
-        <w:pStyle w:val="ListNumber"/>
-      </w:pPr>
-      <w:r>
-        <w:rPr>
-          <w:b w:val="0"/>
-        </w:rPr>
-        <w:t>성경 본문을 퀴즈 형식으로 풀어보며 부활의 의미를 정리한다.</w:t>
-      </w:r>
-    </w:p>
-    <w:p>
-      <w:pPr>
-        <w:pStyle w:val="Heading3"/>
-      </w:pPr>
-      <w:r>
-        <w:rPr>
-          <w:b w:val="0"/>
-        </w:rPr>
-        <w:t>4.2. 달걀 꾸미기 및 나눔 활동</w:t>
+        <w:t>달걀은 교사가 집게로 담고, 학생은 카드와 포장을 맡는다.</w:t>
       </w:r>
     </w:p>
     <w:p>
@@ -777,43 +809,23 @@
       </w:pPr>
       <w:r>
         <w:rPr>
-          <w:b/>
+          <w:b w:val="0"/>
         </w:rPr>
-        <w:t>꾸미기 방법:</w:t>
+        <w:t>달걀 알레르기 학생은 종이 달걀을 꾸미며, 식품 접촉 없이 참여한다.</w:t>
       </w:r>
     </w:p>
     <w:p>
-      <w:pPr>
-        <w:pStyle w:val="ListNumber"/>
-      </w:pPr>
+      <w:r>
+        <w:rPr>
+          <w:b w:val="0"/>
+        </w:rPr>
+        <w:t xml:space="preserve">2) </w:t>
+      </w:r>
       <w:r>
         <w:rPr>
           <w:b/>
         </w:rPr>
-        <w:t>저학년:</w:t>
-      </w:r>
-      <w:r>
-        <w:rPr>
-          <w:b w:val="0"/>
-        </w:rPr>
-        <w:t xml:space="preserve"> 스티커 붙이기, 사인펜으로 얼굴 그리기, 포장 망 씌우기.</w:t>
-      </w:r>
-    </w:p>
-    <w:p>
-      <w:pPr>
-        <w:pStyle w:val="ListNumber"/>
-      </w:pPr>
-      <w:r>
-        <w:rPr>
-          <w:b/>
-        </w:rPr>
-        <w:t>고학년:</w:t>
-      </w:r>
-      <w:r>
-        <w:rPr>
-          <w:b w:val="0"/>
-        </w:rPr>
-        <w:t xml:space="preserve"> 부활절 메시지 캘리그라피, 수채화 물감 활용 디자인.</w:t>
+        <w:t>부활 이야기 활동</w:t>
       </w:r>
     </w:p>
     <w:p>
@@ -822,42 +834,174 @@
       </w:pPr>
       <w:r>
         <w:rPr>
-          <w:b/>
+          <w:b w:val="0"/>
         </w:rPr>
-        <w:t>이웃 나눔 계획:</w:t>
+        <w:t>마태복음 28:1–10을 함께 찾아보고 그림 카드를 순서대로 놓는다.</w:t>
       </w:r>
     </w:p>
     <w:p>
       <w:pPr>
-        <w:pStyle w:val="ListNumber"/>
+        <w:pStyle w:val="ListBullet"/>
       </w:pPr>
       <w:r>
         <w:rPr>
           <w:b w:val="0"/>
         </w:rPr>
-        <w:t>대상: 교회 인근 경비실, 슈퍼마켓, 지역 주민 등.</w:t>
+        <w:t>“예수님의 부활이 기쁜 이유”를 말하거나 그림으로 표현한다.</w:t>
       </w:r>
     </w:p>
     <w:p>
       <w:pPr>
-        <w:pStyle w:val="ListNumber"/>
+        <w:pStyle w:val="ListBullet"/>
       </w:pPr>
       <w:r>
         <w:rPr>
           <w:b w:val="0"/>
         </w:rPr>
-        <w:t>구성: 꾸민 달걀 2알, 부활절 축하 카드, 교회 안내지.</w:t>
+        <w:t>어린 학생은 교사와 짝을 이루어 참여한다.</w:t>
+      </w:r>
+    </w:p>
+    <w:p>
+      <w:r>
+        <w:rPr>
+          <w:b w:val="0"/>
+        </w:rPr>
+        <w:t xml:space="preserve">3) </w:t>
+      </w:r>
+      <w:r>
+        <w:rPr>
+          <w:b/>
+        </w:rPr>
+        <w:t>이웃 나눔</w:t>
       </w:r>
     </w:p>
     <w:p>
       <w:pPr>
-        <w:pStyle w:val="ListNumber"/>
+        <w:pStyle w:val="ListBullet"/>
       </w:pPr>
       <w:r>
         <w:rPr>
           <w:b w:val="0"/>
         </w:rPr>
-        <w:t>전달 멘트: "예수님께서 부활하셨습니다! 기쁜 날 함께 나누고 싶어 가져왔습니다."</w:t>
+        <w:t>나눔 대상·수량 : ________ / ________개</w:t>
+      </w:r>
+    </w:p>
+    <w:p>
+      <w:pPr>
+        <w:pStyle w:val="ListBullet"/>
+      </w:pPr>
+      <w:r>
+        <w:rPr>
+          <w:b w:val="0"/>
+        </w:rPr>
+        <w:t>사전 연락·수령 동의 확인 담당 : ________</w:t>
+      </w:r>
+    </w:p>
+    <w:p>
+      <w:pPr>
+        <w:pStyle w:val="ListBullet"/>
+      </w:pPr>
+      <w:r>
+        <w:rPr>
+          <w:b w:val="0"/>
+        </w:rPr>
+        <w:t>전달 장소·시간 : ________ / ________</w:t>
+      </w:r>
+    </w:p>
+    <w:p>
+      <w:pPr>
+        <w:pStyle w:val="ListBullet"/>
+      </w:pPr>
+      <w:r>
+        <w:rPr>
+          <w:b w:val="0"/>
+        </w:rPr>
+        <w:t>학생은 교사와 조별로 이동하고, 출발·도착 때 인원을 확인한다.</w:t>
+      </w:r>
+    </w:p>
+    <w:p>
+      <w:pPr>
+        <w:pStyle w:val="ListBullet"/>
+      </w:pPr>
+      <w:r>
+        <w:rPr>
+          <w:b w:val="0"/>
+        </w:rPr>
+        <w:t>방문이 어려우면 교회에서 전달한다. 사진 촬영은 동의를 받은 경우에만 한다.</w:t>
+      </w:r>
+    </w:p>
+    <w:p>
+      <w:r>
+        <w:rPr>
+          <w:b/>
+        </w:rPr>
+        <w:t>알레르기·위생 주의</w:t>
+      </w:r>
+    </w:p>
+    <w:p>
+      <w:pPr>
+        <w:pStyle w:val="ListBullet"/>
+      </w:pPr>
+      <w:r>
+        <w:rPr>
+          <w:b w:val="0"/>
+        </w:rPr>
+        <w:t>신청 시 달걀 및 기타 식품 알레르기를 보호자에게 확인하고 담당 교사끼리 공유한다.</w:t>
+      </w:r>
+    </w:p>
+    <w:p>
+      <w:pPr>
+        <w:pStyle w:val="ListBullet"/>
+      </w:pPr>
+      <w:r>
+        <w:rPr>
+          <w:b w:val="0"/>
+        </w:rPr>
+        <w:t>대체 나눔품 : ________ / 성분 표시 확인 담당 : ________</w:t>
+      </w:r>
+    </w:p>
+    <w:p>
+      <w:pPr>
+        <w:pStyle w:val="ListBullet"/>
+      </w:pPr>
+      <w:r>
+        <w:rPr>
+          <w:b w:val="0"/>
+        </w:rPr>
+        <w:t>달걀은 충분히 익혀 냉장 보관하고, 이동 시 보냉 가방을 사용한다.</w:t>
+      </w:r>
+    </w:p>
+    <w:p>
+      <w:pPr>
+        <w:pStyle w:val="ListBullet"/>
+      </w:pPr>
+      <w:r>
+        <w:rPr>
+          <w:b w:val="0"/>
+        </w:rPr>
+        <w:t>금이 가거나 보관 상태가 불분명한 달걀은 사용하지 않는다.</w:t>
+      </w:r>
+    </w:p>
+    <w:p>
+      <w:pPr>
+        <w:pStyle w:val="ListBullet"/>
+      </w:pPr>
+      <w:r>
+        <w:rPr>
+          <w:b w:val="0"/>
+        </w:rPr>
+        <w:t>포장에 달걀 함유 여부·준비 일시·냉장 보관 안내를 적는다.</w:t>
+      </w:r>
+    </w:p>
+    <w:p>
+      <w:pPr>
+        <w:pStyle w:val="ListBullet"/>
+      </w:pPr>
+      <w:r>
+        <w:rPr>
+          <w:b w:val="0"/>
+        </w:rPr>
+        <w:t>섭취 후 이상 반응이 있으면 즉시 활동을 멈추고 보호자에게 연락한다. 호흡곤란 등 응급 증상이 있으면 119에 신고한다.</w:t>
       </w:r>
     </w:p>
     <w:p>
@@ -868,7 +1012,7 @@
         <w:rPr>
           <w:b w:val="0"/>
         </w:rPr>
-        <w:t>5. 준비물 및 예산안</w:t>
+        <w:t>예산표</w:t>
       </w:r>
     </w:p>
     <w:tbl>
@@ -907,7 +1051,7 @@
               <w:rPr>
                 <w:b/>
               </w:rPr>
-              <w:t>상세 내역</w:t>
+              <w:t>단가</w:t>
             </w:r>
           </w:p>
         </w:tc>
@@ -933,7 +1077,7 @@
               <w:rPr>
                 <w:b/>
               </w:rPr>
-              <w:t>예상 비용</w:t>
+              <w:t>금액</w:t>
             </w:r>
           </w:p>
         </w:tc>
@@ -974,7 +1118,7 @@
               <w:rPr>
                 <w:b w:val="0"/>
               </w:rPr>
-              <w:t>유정란 또는 일반란 (확인 필요)</w:t>
+              <w:t>________원</w:t>
             </w:r>
           </w:p>
         </w:tc>
@@ -987,7 +1131,7 @@
               <w:rPr>
                 <w:b w:val="0"/>
               </w:rPr>
-              <w:t>________ 판</w:t>
+              <w:t>________개</w:t>
             </w:r>
           </w:p>
         </w:tc>
@@ -1000,7 +1144,7 @@
               <w:rPr>
                 <w:b w:val="0"/>
               </w:rPr>
-              <w:t>________ 원</w:t>
+              <w:t>________원</w:t>
             </w:r>
           </w:p>
         </w:tc>
@@ -1013,7 +1157,7 @@
               <w:rPr>
                 <w:b w:val="0"/>
               </w:rPr>
-              <w:t>삶아서 준비</w:t>
+              <w:t>학생·교사·이웃 나눔 포함</w:t>
             </w:r>
           </w:p>
         </w:tc>
@@ -1041,7 +1185,7 @@
               <w:rPr>
                 <w:b w:val="0"/>
               </w:rPr>
-              <w:t>스티커, 사인펜, 리본, 포장지 등</w:t>
+              <w:t>________원</w:t>
             </w:r>
           </w:p>
         </w:tc>
@@ -1054,7 +1198,7 @@
               <w:rPr>
                 <w:b w:val="0"/>
               </w:rPr>
-              <w:t>________ 세트</w:t>
+              <w:t>________세트</w:t>
             </w:r>
           </w:p>
         </w:tc>
@@ -1067,7 +1211,7 @@
               <w:rPr>
                 <w:b w:val="0"/>
               </w:rPr>
-              <w:t>________ 원</w:t>
+              <w:t>________원</w:t>
             </w:r>
           </w:p>
         </w:tc>
@@ -1075,7 +1219,14 @@
           <w:tcPr>
             <w:tcW w:type="dxa" w:w="1728"/>
           </w:tcPr>
-          <w:p/>
+          <w:p>
+            <w:r>
+              <w:rPr>
+                <w:b w:val="0"/>
+              </w:rPr>
+              <w:t>스티커·색연필</w:t>
+            </w:r>
+          </w:p>
         </w:tc>
       </w:tr>
       <w:tr>
@@ -1088,7 +1239,7 @@
               <w:rPr>
                 <w:b w:val="0"/>
               </w:rPr>
-              <w:t>포장 용기</w:t>
+              <w:t>포장·카드</w:t>
             </w:r>
           </w:p>
         </w:tc>
@@ -1101,7 +1252,7 @@
               <w:rPr>
                 <w:b w:val="0"/>
               </w:rPr>
-              <w:t>2구 달걀 케이스 또는 비닐백</w:t>
+              <w:t>________원</w:t>
             </w:r>
           </w:p>
         </w:tc>
@@ -1114,7 +1265,7 @@
               <w:rPr>
                 <w:b w:val="0"/>
               </w:rPr>
-              <w:t>________ 개</w:t>
+              <w:t>________세트</w:t>
             </w:r>
           </w:p>
         </w:tc>
@@ -1127,7 +1278,7 @@
               <w:rPr>
                 <w:b w:val="0"/>
               </w:rPr>
-              <w:t>________ 원</w:t>
+              <w:t>________원</w:t>
             </w:r>
           </w:p>
         </w:tc>
@@ -1135,7 +1286,14 @@
           <w:tcPr>
             <w:tcW w:type="dxa" w:w="1728"/>
           </w:tcPr>
-          <w:p/>
+          <w:p>
+            <w:r>
+              <w:rPr>
+                <w:b w:val="0"/>
+              </w:rPr>
+              <w:t>보관 안내 포함</w:t>
+            </w:r>
+          </w:p>
         </w:tc>
       </w:tr>
       <w:tr>
@@ -1148,7 +1306,7 @@
               <w:rPr>
                 <w:b w:val="0"/>
               </w:rPr>
-              <w:t>간식 및 음료</w:t>
+              <w:t>대체 나눔품</w:t>
             </w:r>
           </w:p>
         </w:tc>
@@ -1161,7 +1319,7 @@
               <w:rPr>
                 <w:b w:val="0"/>
               </w:rPr>
-              <w:t>학생 및 교사용 간식</w:t>
+              <w:t>________원</w:t>
             </w:r>
           </w:p>
         </w:tc>
@@ -1174,7 +1332,7 @@
               <w:rPr>
                 <w:b w:val="0"/>
               </w:rPr>
-              <w:t>________ 인분</w:t>
+              <w:t>________개</w:t>
             </w:r>
           </w:p>
         </w:tc>
@@ -1187,7 +1345,7 @@
               <w:rPr>
                 <w:b w:val="0"/>
               </w:rPr>
-              <w:t>________ 원</w:t>
+              <w:t>________원</w:t>
             </w:r>
           </w:p>
         </w:tc>
@@ -1195,7 +1353,14 @@
           <w:tcPr>
             <w:tcW w:type="dxa" w:w="1728"/>
           </w:tcPr>
-          <w:p/>
+          <w:p>
+            <w:r>
+              <w:rPr>
+                <w:b w:val="0"/>
+              </w:rPr>
+              <w:t>알레르기 고려</w:t>
+            </w:r>
+          </w:p>
         </w:tc>
       </w:tr>
       <w:tr>
@@ -1208,7 +1373,7 @@
               <w:rPr>
                 <w:b w:val="0"/>
               </w:rPr>
-              <w:t>기타</w:t>
+              <w:t>위생용품</w:t>
             </w:r>
           </w:p>
         </w:tc>
@@ -1221,7 +1386,7 @@
               <w:rPr>
                 <w:b w:val="0"/>
               </w:rPr>
-              <w:t>카드 용지, 홍보물 인쇄 등</w:t>
+              <w:t>________원</w:t>
             </w:r>
           </w:p>
         </w:tc>
@@ -1234,7 +1399,7 @@
               <w:rPr>
                 <w:b w:val="0"/>
               </w:rPr>
-              <w:t>________ 개</w:t>
+              <w:t>________세트</w:t>
             </w:r>
           </w:p>
         </w:tc>
@@ -1247,7 +1412,7 @@
               <w:rPr>
                 <w:b w:val="0"/>
               </w:rPr>
-              <w:t>________ 원</w:t>
+              <w:t>________원</w:t>
             </w:r>
           </w:p>
         </w:tc>
@@ -1255,7 +1420,81 @@
           <w:tcPr>
             <w:tcW w:type="dxa" w:w="1728"/>
           </w:tcPr>
-          <w:p/>
+          <w:p>
+            <w:r>
+              <w:rPr>
+                <w:b w:val="0"/>
+              </w:rPr>
+              <w:t>기존 물품 우선 사용</w:t>
+            </w:r>
+          </w:p>
+        </w:tc>
+      </w:tr>
+      <w:tr>
+        <w:tc>
+          <w:tcPr>
+            <w:tcW w:type="dxa" w:w="1728"/>
+          </w:tcPr>
+          <w:p>
+            <w:r>
+              <w:rPr>
+                <w:b w:val="0"/>
+              </w:rPr>
+              <w:t>예비비</w:t>
+            </w:r>
+          </w:p>
+        </w:tc>
+        <w:tc>
+          <w:tcPr>
+            <w:tcW w:type="dxa" w:w="1728"/>
+          </w:tcPr>
+          <w:p>
+            <w:r>
+              <w:rPr>
+                <w:b w:val="0"/>
+              </w:rPr>
+              <w:t>________원</w:t>
+            </w:r>
+          </w:p>
+        </w:tc>
+        <w:tc>
+          <w:tcPr>
+            <w:tcW w:type="dxa" w:w="1728"/>
+          </w:tcPr>
+          <w:p>
+            <w:r>
+              <w:rPr>
+                <w:b w:val="0"/>
+              </w:rPr>
+              <w:t>1식</w:t>
+            </w:r>
+          </w:p>
+        </w:tc>
+        <w:tc>
+          <w:tcPr>
+            <w:tcW w:type="dxa" w:w="1728"/>
+          </w:tcPr>
+          <w:p>
+            <w:r>
+              <w:rPr>
+                <w:b w:val="0"/>
+              </w:rPr>
+              <w:t>________원</w:t>
+            </w:r>
+          </w:p>
+        </w:tc>
+        <w:tc>
+          <w:tcPr>
+            <w:tcW w:type="dxa" w:w="1728"/>
+          </w:tcPr>
+          <w:p>
+            <w:r>
+              <w:rPr>
+                <w:b w:val="0"/>
+              </w:rPr>
+              <w:t>추가 구입</w:t>
+            </w:r>
+          </w:p>
         </w:tc>
       </w:tr>
       <w:tr>
@@ -1293,7 +1532,7 @@
               <w:rPr>
                 <w:b/>
               </w:rPr>
-              <w:t>________ 원</w:t>
+              <w:t>________원</w:t>
             </w:r>
           </w:p>
         </w:tc>
@@ -1314,252 +1553,347 @@
         <w:rPr>
           <w:b w:val="0"/>
         </w:rPr>
-        <w:t>6. 알레르기 및 위생 주의 사항</w:t>
+        <w:t>구입 목록</w:t>
       </w:r>
     </w:p>
-    <w:p>
-      <w:pPr>
-        <w:pStyle w:val="ListBullet"/>
-      </w:pPr>
-      <w:r>
-        <w:rPr>
-          <w:b/>
-        </w:rPr>
-        <w:t>계란 알레르기:</w:t>
-      </w:r>
-      <w:r>
-        <w:rPr>
-          <w:b w:val="0"/>
-        </w:rPr>
-        <w:t xml:space="preserve"> 행사 전 학생들의 계란 알레르기 유무를 반드시 사전 파악함 (확인 필요). 알레르기가 있는 학생의 경우 달걀 대신 '초콜릿 달걀'이나 '과일'로 대체 지급함.</w:t>
-      </w:r>
-    </w:p>
-    <w:p>
-      <w:pPr>
-        <w:pStyle w:val="ListBullet"/>
-      </w:pPr>
-      <w:r>
-        <w:rPr>
-          <w:b/>
-        </w:rPr>
-        <w:t>조리 위생:</w:t>
-      </w:r>
-      <w:r>
-        <w:rPr>
-          <w:b w:val="0"/>
-        </w:rPr>
-        <w:t xml:space="preserve"> 달걀을 삶을 때 금이 간 것은 제외하며, 삶은 후 냉장 보관하여 상하지 않도록 주의함.</w:t>
-      </w:r>
-    </w:p>
-    <w:p>
-      <w:pPr>
-        <w:pStyle w:val="ListBullet"/>
-      </w:pPr>
-      <w:r>
-        <w:rPr>
-          <w:b/>
-        </w:rPr>
-        <w:t>개인 위생:</w:t>
-      </w:r>
-      <w:r>
-        <w:rPr>
-          <w:b w:val="0"/>
-        </w:rPr>
-        <w:t xml:space="preserve"> 활동 전후 반드시 손 세정제를 사용하거나 비누로 손을 씻도록 지도함.</w:t>
-      </w:r>
-    </w:p>
-    <w:p>
-      <w:pPr>
-        <w:pStyle w:val="ListBullet"/>
-      </w:pPr>
-      <w:r>
-        <w:rPr>
-          <w:b/>
-        </w:rPr>
-        <w:t>식중독 예방:</w:t>
-      </w:r>
-      <w:r>
-        <w:rPr>
-          <w:b w:val="0"/>
-        </w:rPr>
-        <w:t xml:space="preserve"> 실온에 장시간 방치된 달걀은 나눔 대상에서 제외하며, 나눔 시 "가급적 빨리 드세요"라는 안내 문구를 부착함.</w:t>
-      </w:r>
-    </w:p>
-    <w:p>
-      <w:pPr>
-        <w:pStyle w:val="Heading2"/>
-      </w:pPr>
-      <w:r>
-        <w:rPr>
-          <w:b w:val="0"/>
-        </w:rPr>
-        <w:t>7. 인력 배치 및 역할 분담</w:t>
-      </w:r>
-    </w:p>
-    <w:p>
-      <w:pPr>
-        <w:pStyle w:val="ListBullet"/>
-      </w:pPr>
-      <w:r>
-        <w:rPr>
-          <w:b/>
-        </w:rPr>
-        <w:t>총괄:</w:t>
-      </w:r>
-      <w:r>
-        <w:rPr>
-          <w:b w:val="0"/>
-        </w:rPr>
-        <w:t xml:space="preserve"> (교회명) ________ 리더</w:t>
-      </w:r>
-    </w:p>
-    <w:p>
-      <w:pPr>
-        <w:pStyle w:val="ListBullet"/>
-      </w:pPr>
-      <w:r>
-        <w:rPr>
-          <w:b/>
-        </w:rPr>
-        <w:t>예배 지도:</w:t>
-      </w:r>
-      <w:r>
-        <w:rPr>
-          <w:b w:val="0"/>
-        </w:rPr>
-        <w:t xml:space="preserve"> ________ (설교 및 기도)</w:t>
-      </w:r>
-    </w:p>
-    <w:p>
-      <w:pPr>
-        <w:pStyle w:val="ListBullet"/>
-      </w:pPr>
-      <w:r>
-        <w:rPr>
-          <w:b/>
-        </w:rPr>
-        <w:t>활동 진행:</w:t>
-      </w:r>
-      <w:r>
-        <w:rPr>
-          <w:b w:val="0"/>
-        </w:rPr>
-        <w:t xml:space="preserve"> ________ (부활 스토리텔링), ________ (달걀 꾸미기 시연)</w:t>
-      </w:r>
-    </w:p>
-    <w:p>
-      <w:pPr>
-        <w:pStyle w:val="ListBullet"/>
-      </w:pPr>
-      <w:r>
-        <w:rPr>
-          <w:b/>
-        </w:rPr>
-        <w:t>물품 구입 및 준비:</w:t>
-      </w:r>
-      <w:r>
-        <w:rPr>
-          <w:b w:val="0"/>
-        </w:rPr>
-        <w:t xml:space="preserve"> ________, ________</w:t>
-      </w:r>
-    </w:p>
-    <w:p>
-      <w:pPr>
-        <w:pStyle w:val="ListBullet"/>
-      </w:pPr>
-      <w:r>
-        <w:rPr>
-          <w:b/>
-        </w:rPr>
-        <w:t>간식 및 위생 담당:</w:t>
-      </w:r>
-      <w:r>
-        <w:rPr>
-          <w:b w:val="0"/>
-        </w:rPr>
-        <w:t xml:space="preserve"> ________</w:t>
-      </w:r>
-    </w:p>
-    <w:p>
-      <w:pPr>
-        <w:pStyle w:val="ListBullet"/>
-      </w:pPr>
-      <w:r>
-        <w:rPr>
-          <w:b/>
-        </w:rPr>
-        <w:t>사진 및 기록:</w:t>
-      </w:r>
-      <w:r>
-        <w:rPr>
-          <w:b w:val="0"/>
-        </w:rPr>
-        <w:t xml:space="preserve"> ________</w:t>
-      </w:r>
-    </w:p>
-    <w:p>
-      <w:pPr>
-        <w:pStyle w:val="Heading2"/>
-      </w:pPr>
-      <w:r>
-        <w:rPr>
-          <w:b w:val="0"/>
-        </w:rPr>
-        <w:t>8. 행정 사항 (공지 및 홍보)</w:t>
-      </w:r>
-    </w:p>
-    <w:p>
-      <w:pPr>
-        <w:pStyle w:val="ListBullet"/>
-      </w:pPr>
-      <w:r>
-        <w:rPr>
-          <w:b/>
-        </w:rPr>
-        <w:t>주보 공지:</w:t>
-      </w:r>
-      <w:r>
-        <w:rPr>
-          <w:b w:val="0"/>
-        </w:rPr>
-        <w:t xml:space="preserve"> ________월 ________일부터 연속 3주간 게재.</w:t>
-      </w:r>
-    </w:p>
-    <w:p>
-      <w:pPr>
-        <w:pStyle w:val="ListBullet"/>
-      </w:pPr>
-      <w:r>
-        <w:rPr>
-          <w:b/>
-        </w:rPr>
-        <w:t>가정통신문:</w:t>
-      </w:r>
-      <w:r>
-        <w:rPr>
-          <w:b w:val="0"/>
-        </w:rPr>
-        <w:t xml:space="preserve"> 알레르기 조사 포함 문자 또는 SNS 발송 (확인 필요).</w:t>
-      </w:r>
-    </w:p>
-    <w:p>
-      <w:pPr>
-        <w:pStyle w:val="ListBullet"/>
-      </w:pPr>
-      <w:r>
-        <w:rPr>
-          <w:b/>
-        </w:rPr>
-        <w:t>당일 준비:</w:t>
-      </w:r>
-      <w:r>
-        <w:rPr>
-          <w:b w:val="0"/>
-        </w:rPr>
-        <w:t xml:space="preserve"> 교육관 청소 및 책상 배열 확인, 쓰레기 봉투 준비.</w:t>
-      </w:r>
-    </w:p>
+    <w:tbl>
+      <w:tblPr>
+        <w:tblStyle w:val="TableGrid"/>
+        <w:tblW w:type="auto" w:w="0"/>
+        <w:tblLook w:firstColumn="1" w:firstRow="1" w:lastColumn="0" w:lastRow="0" w:noHBand="0" w:noVBand="1" w:val="04A0"/>
+      </w:tblPr>
+      <w:tblGrid>
+        <w:gridCol w:w="2160"/>
+        <w:gridCol w:w="2160"/>
+        <w:gridCol w:w="2160"/>
+        <w:gridCol w:w="2160"/>
+      </w:tblGrid>
+      <w:tr>
+        <w:tc>
+          <w:tcPr>
+            <w:tcW w:type="dxa" w:w="2160"/>
+          </w:tcPr>
+          <w:p>
+            <w:r>
+              <w:rPr>
+                <w:b/>
+              </w:rPr>
+              <w:t>품목</w:t>
+            </w:r>
+          </w:p>
+        </w:tc>
+        <w:tc>
+          <w:tcPr>
+            <w:tcW w:type="dxa" w:w="2160"/>
+          </w:tcPr>
+          <w:p>
+            <w:r>
+              <w:rPr>
+                <w:b/>
+              </w:rPr>
+              <w:t>수량</w:t>
+            </w:r>
+          </w:p>
+        </w:tc>
+        <w:tc>
+          <w:tcPr>
+            <w:tcW w:type="dxa" w:w="2160"/>
+          </w:tcPr>
+          <w:p>
+            <w:r>
+              <w:rPr>
+                <w:b/>
+              </w:rPr>
+              <w:t>구입처</w:t>
+            </w:r>
+          </w:p>
+        </w:tc>
+        <w:tc>
+          <w:tcPr>
+            <w:tcW w:type="dxa" w:w="2160"/>
+          </w:tcPr>
+          <w:p>
+            <w:r>
+              <w:rPr>
+                <w:b/>
+              </w:rPr>
+              <w:t>담당</w:t>
+            </w:r>
+          </w:p>
+        </w:tc>
+      </w:tr>
+      <w:tr>
+        <w:tc>
+          <w:tcPr>
+            <w:tcW w:type="dxa" w:w="2160"/>
+          </w:tcPr>
+          <w:p>
+            <w:r>
+              <w:rPr>
+                <w:b w:val="0"/>
+              </w:rPr>
+              <w:t>달걀</w:t>
+            </w:r>
+          </w:p>
+        </w:tc>
+        <w:tc>
+          <w:tcPr>
+            <w:tcW w:type="dxa" w:w="2160"/>
+          </w:tcPr>
+          <w:p>
+            <w:r>
+              <w:rPr>
+                <w:b w:val="0"/>
+              </w:rPr>
+              <w:t>________개</w:t>
+            </w:r>
+          </w:p>
+        </w:tc>
+        <w:tc>
+          <w:tcPr>
+            <w:tcW w:type="dxa" w:w="2160"/>
+          </w:tcPr>
+          <w:p>
+            <w:r>
+              <w:rPr>
+                <w:b w:val="0"/>
+              </w:rPr>
+              <w:t>________</w:t>
+            </w:r>
+          </w:p>
+        </w:tc>
+        <w:tc>
+          <w:tcPr>
+            <w:tcW w:type="dxa" w:w="2160"/>
+          </w:tcPr>
+          <w:p>
+            <w:r>
+              <w:rPr>
+                <w:b w:val="0"/>
+              </w:rPr>
+              <w:t>________</w:t>
+            </w:r>
+          </w:p>
+        </w:tc>
+      </w:tr>
+      <w:tr>
+        <w:tc>
+          <w:tcPr>
+            <w:tcW w:type="dxa" w:w="2160"/>
+          </w:tcPr>
+          <w:p>
+            <w:r>
+              <w:rPr>
+                <w:b w:val="0"/>
+              </w:rPr>
+              <w:t>스티커·종이 달걀</w:t>
+            </w:r>
+          </w:p>
+        </w:tc>
+        <w:tc>
+          <w:tcPr>
+            <w:tcW w:type="dxa" w:w="2160"/>
+          </w:tcPr>
+          <w:p>
+            <w:r>
+              <w:rPr>
+                <w:b w:val="0"/>
+              </w:rPr>
+              <w:t>________세트</w:t>
+            </w:r>
+          </w:p>
+        </w:tc>
+        <w:tc>
+          <w:tcPr>
+            <w:tcW w:type="dxa" w:w="2160"/>
+          </w:tcPr>
+          <w:p>
+            <w:r>
+              <w:rPr>
+                <w:b w:val="0"/>
+              </w:rPr>
+              <w:t>________</w:t>
+            </w:r>
+          </w:p>
+        </w:tc>
+        <w:tc>
+          <w:tcPr>
+            <w:tcW w:type="dxa" w:w="2160"/>
+          </w:tcPr>
+          <w:p>
+            <w:r>
+              <w:rPr>
+                <w:b w:val="0"/>
+              </w:rPr>
+              <w:t>________</w:t>
+            </w:r>
+          </w:p>
+        </w:tc>
+      </w:tr>
+      <w:tr>
+        <w:tc>
+          <w:tcPr>
+            <w:tcW w:type="dxa" w:w="2160"/>
+          </w:tcPr>
+          <w:p>
+            <w:r>
+              <w:rPr>
+                <w:b w:val="0"/>
+              </w:rPr>
+              <w:t>포장 상자·카드</w:t>
+            </w:r>
+          </w:p>
+        </w:tc>
+        <w:tc>
+          <w:tcPr>
+            <w:tcW w:type="dxa" w:w="2160"/>
+          </w:tcPr>
+          <w:p>
+            <w:r>
+              <w:rPr>
+                <w:b w:val="0"/>
+              </w:rPr>
+              <w:t>________세트</w:t>
+            </w:r>
+          </w:p>
+        </w:tc>
+        <w:tc>
+          <w:tcPr>
+            <w:tcW w:type="dxa" w:w="2160"/>
+          </w:tcPr>
+          <w:p>
+            <w:r>
+              <w:rPr>
+                <w:b w:val="0"/>
+              </w:rPr>
+              <w:t>________</w:t>
+            </w:r>
+          </w:p>
+        </w:tc>
+        <w:tc>
+          <w:tcPr>
+            <w:tcW w:type="dxa" w:w="2160"/>
+          </w:tcPr>
+          <w:p>
+            <w:r>
+              <w:rPr>
+                <w:b w:val="0"/>
+              </w:rPr>
+              <w:t>________</w:t>
+            </w:r>
+          </w:p>
+        </w:tc>
+      </w:tr>
+      <w:tr>
+        <w:tc>
+          <w:tcPr>
+            <w:tcW w:type="dxa" w:w="2160"/>
+          </w:tcPr>
+          <w:p>
+            <w:r>
+              <w:rPr>
+                <w:b w:val="0"/>
+              </w:rPr>
+              <w:t>대체 나눔품</w:t>
+            </w:r>
+          </w:p>
+        </w:tc>
+        <w:tc>
+          <w:tcPr>
+            <w:tcW w:type="dxa" w:w="2160"/>
+          </w:tcPr>
+          <w:p>
+            <w:r>
+              <w:rPr>
+                <w:b w:val="0"/>
+              </w:rPr>
+              <w:t>________개</w:t>
+            </w:r>
+          </w:p>
+        </w:tc>
+        <w:tc>
+          <w:tcPr>
+            <w:tcW w:type="dxa" w:w="2160"/>
+          </w:tcPr>
+          <w:p>
+            <w:r>
+              <w:rPr>
+                <w:b w:val="0"/>
+              </w:rPr>
+              <w:t>________</w:t>
+            </w:r>
+          </w:p>
+        </w:tc>
+        <w:tc>
+          <w:tcPr>
+            <w:tcW w:type="dxa" w:w="2160"/>
+          </w:tcPr>
+          <w:p>
+            <w:r>
+              <w:rPr>
+                <w:b w:val="0"/>
+              </w:rPr>
+              <w:t>________</w:t>
+            </w:r>
+          </w:p>
+        </w:tc>
+      </w:tr>
+      <w:tr>
+        <w:tc>
+          <w:tcPr>
+            <w:tcW w:type="dxa" w:w="2160"/>
+          </w:tcPr>
+          <w:p>
+            <w:r>
+              <w:rPr>
+                <w:b w:val="0"/>
+              </w:rPr>
+              <w:t>위생·보냉용품</w:t>
+            </w:r>
+          </w:p>
+        </w:tc>
+        <w:tc>
+          <w:tcPr>
+            <w:tcW w:type="dxa" w:w="2160"/>
+          </w:tcPr>
+          <w:p>
+            <w:r>
+              <w:rPr>
+                <w:b w:val="0"/>
+              </w:rPr>
+              <w:t>________세트</w:t>
+            </w:r>
+          </w:p>
+        </w:tc>
+        <w:tc>
+          <w:tcPr>
+            <w:tcW w:type="dxa" w:w="2160"/>
+          </w:tcPr>
+          <w:p>
+            <w:r>
+              <w:rPr>
+                <w:b w:val="0"/>
+              </w:rPr>
+              <w:t>________</w:t>
+            </w:r>
+          </w:p>
+        </w:tc>
+        <w:tc>
+          <w:tcPr>
+            <w:tcW w:type="dxa" w:w="2160"/>
+          </w:tcPr>
+          <w:p>
+            <w:r>
+              <w:rPr>
+                <w:b w:val="0"/>
+              </w:rPr>
+              <w:t>________</w:t>
+            </w:r>
+          </w:p>
+        </w:tc>
+      </w:tr>
+    </w:tbl>
+    <w:p/>
     <w:sectPr>
       <w:pgSz w:w="12240" w:h="15840"/>
       <w:pgMar w:top="1440" w:right="1800" w:bottom="1440" w:left="1800" w:header="720" w:footer="720" w:gutter="0"/>

--- a/docs/21_부활절_행사_계획서.docx
+++ b/docs/21_부활절_행사_계획서.docx
@@ -11,1549 +11,7 @@
         <w:rPr>
           <w:b w:val="0"/>
         </w:rPr>
-        <w:t>________년 (교회명) 교회학교 부활절 행사 계획서</w:t>
-      </w:r>
-    </w:p>
-    <w:p>
-      <w:pPr>
-        <w:pStyle w:val="Heading2"/>
-      </w:pPr>
-      <w:r>
-        <w:rPr>
-          <w:b w:val="0"/>
-        </w:rPr>
-        <w:t>개요</w:t>
-      </w:r>
-    </w:p>
-    <w:p>
-      <w:r>
-        <w:rPr>
-          <w:b w:val="0"/>
-        </w:rPr>
-        <w:t>주제 : 예수님의 부활을 기뻐하며 사랑을 나누어요</w:t>
-      </w:r>
-    </w:p>
-    <w:p>
-      <w:r>
-        <w:rPr>
-          <w:b w:val="0"/>
-        </w:rPr>
-        <w:t>주제 말씀 : 마태복음 28:5–6</w:t>
-      </w:r>
-    </w:p>
-    <w:p>
-      <w:r>
-        <w:rPr>
-          <w:b w:val="0"/>
-        </w:rPr>
-        <w:t>목적 : 부활의 기쁨을 배우고 달걀 꾸미기와 이웃 나눔으로 사랑을 실천한다.</w:t>
-      </w:r>
-    </w:p>
-    <w:p>
-      <w:r>
-        <w:rPr>
-          <w:b w:val="0"/>
-        </w:rPr>
-        <w:t>장소 : ________</w:t>
-      </w:r>
-    </w:p>
-    <w:p>
-      <w:r>
-        <w:rPr>
-          <w:b w:val="0"/>
-        </w:rPr>
-        <w:t>일시 : ________년 ________월 ________일 ________시~________시</w:t>
-      </w:r>
-    </w:p>
-    <w:p>
-      <w:r>
-        <w:rPr>
-          <w:b w:val="0"/>
-        </w:rPr>
-        <w:t>담당 : ________</w:t>
-      </w:r>
-    </w:p>
-    <w:p>
-      <w:r>
-        <w:rPr>
-          <w:b w:val="0"/>
-        </w:rPr>
-        <w:t>대상 : (예상 인원 ________명: 학생 ________, 교사 ________)</w:t>
-      </w:r>
-    </w:p>
-    <w:p>
-      <w:pPr>
-        <w:pStyle w:val="Heading2"/>
-      </w:pPr>
-      <w:r>
-        <w:rPr>
-          <w:b w:val="0"/>
-        </w:rPr>
-        <w:t>준비물</w:t>
-      </w:r>
-    </w:p>
-    <w:tbl>
-      <w:tblPr>
-        <w:tblStyle w:val="TableGrid"/>
-        <w:tblW w:type="auto" w:w="0"/>
-        <w:tblLook w:firstColumn="1" w:firstRow="1" w:lastColumn="0" w:lastRow="0" w:noHBand="0" w:noVBand="1" w:val="04A0"/>
-      </w:tblPr>
-      <w:tblGrid>
-        <w:gridCol w:w="2880"/>
-        <w:gridCol w:w="2880"/>
-        <w:gridCol w:w="2880"/>
-      </w:tblGrid>
-      <w:tr>
-        <w:tc>
-          <w:tcPr>
-            <w:tcW w:type="dxa" w:w="2880"/>
-          </w:tcPr>
-          <w:p>
-            <w:r>
-              <w:rPr>
-                <w:b/>
-              </w:rPr>
-              <w:t>구분</w:t>
-            </w:r>
-          </w:p>
-        </w:tc>
-        <w:tc>
-          <w:tcPr>
-            <w:tcW w:type="dxa" w:w="2880"/>
-          </w:tcPr>
-          <w:p>
-            <w:r>
-              <w:rPr>
-                <w:b/>
-              </w:rPr>
-              <w:t>준비물</w:t>
-            </w:r>
-          </w:p>
-        </w:tc>
-        <w:tc>
-          <w:tcPr>
-            <w:tcW w:type="dxa" w:w="2880"/>
-          </w:tcPr>
-          <w:p>
-            <w:r>
-              <w:rPr>
-                <w:b/>
-              </w:rPr>
-              <w:t>비고</w:t>
-            </w:r>
-          </w:p>
-        </w:tc>
-      </w:tr>
-      <w:tr>
-        <w:tc>
-          <w:tcPr>
-            <w:tcW w:type="dxa" w:w="2880"/>
-          </w:tcPr>
-          <w:p>
-            <w:r>
-              <w:rPr>
-                <w:b w:val="0"/>
-              </w:rPr>
-              <w:t>말씀 활동</w:t>
-            </w:r>
-          </w:p>
-        </w:tc>
-        <w:tc>
-          <w:tcPr>
-            <w:tcW w:type="dxa" w:w="2880"/>
-          </w:tcPr>
-          <w:p>
-            <w:r>
-              <w:rPr>
-                <w:b w:val="0"/>
-              </w:rPr>
-              <w:t>성경, 부활 이야기 그림 카드, 활동지, 필기구</w:t>
-            </w:r>
-          </w:p>
-        </w:tc>
-        <w:tc>
-          <w:tcPr>
-            <w:tcW w:type="dxa" w:w="2880"/>
-          </w:tcPr>
-          <w:p>
-            <w:r>
-              <w:rPr>
-                <w:b w:val="0"/>
-              </w:rPr>
-              <w:t>성경 본문 대신 장절 표기</w:t>
-            </w:r>
-          </w:p>
-        </w:tc>
-      </w:tr>
-      <w:tr>
-        <w:tc>
-          <w:tcPr>
-            <w:tcW w:type="dxa" w:w="2880"/>
-          </w:tcPr>
-          <w:p>
-            <w:r>
-              <w:rPr>
-                <w:b w:val="0"/>
-              </w:rPr>
-              <w:t>달걀 꾸미기</w:t>
-            </w:r>
-          </w:p>
-        </w:tc>
-        <w:tc>
-          <w:tcPr>
-            <w:tcW w:type="dxa" w:w="2880"/>
-          </w:tcPr>
-          <w:p>
-            <w:r>
-              <w:rPr>
-                <w:b w:val="0"/>
-              </w:rPr>
-              <w:t>완숙 달걀, 스티커, 포장 상자</w:t>
-            </w:r>
-          </w:p>
-        </w:tc>
-        <w:tc>
-          <w:tcPr>
-            <w:tcW w:type="dxa" w:w="2880"/>
-          </w:tcPr>
-          <w:p>
-            <w:r>
-              <w:rPr>
-                <w:b w:val="0"/>
-              </w:rPr>
-              <w:t>껍데기에 색칠하거나 접착제를 바르지 않기</w:t>
-            </w:r>
-          </w:p>
-        </w:tc>
-      </w:tr>
-      <w:tr>
-        <w:tc>
-          <w:tcPr>
-            <w:tcW w:type="dxa" w:w="2880"/>
-          </w:tcPr>
-          <w:p>
-            <w:r>
-              <w:rPr>
-                <w:b w:val="0"/>
-              </w:rPr>
-              <w:t>대체 활동</w:t>
-            </w:r>
-          </w:p>
-        </w:tc>
-        <w:tc>
-          <w:tcPr>
-            <w:tcW w:type="dxa" w:w="2880"/>
-          </w:tcPr>
-          <w:p>
-            <w:r>
-              <w:rPr>
-                <w:b w:val="0"/>
-              </w:rPr>
-              <w:t>종이 달걀, 색연필</w:t>
-            </w:r>
-          </w:p>
-        </w:tc>
-        <w:tc>
-          <w:tcPr>
-            <w:tcW w:type="dxa" w:w="2880"/>
-          </w:tcPr>
-          <w:p>
-            <w:r>
-              <w:rPr>
-                <w:b w:val="0"/>
-              </w:rPr>
-              <w:t>달걀 알레르기 학생용</w:t>
-            </w:r>
-          </w:p>
-        </w:tc>
-      </w:tr>
-      <w:tr>
-        <w:tc>
-          <w:tcPr>
-            <w:tcW w:type="dxa" w:w="2880"/>
-          </w:tcPr>
-          <w:p>
-            <w:r>
-              <w:rPr>
-                <w:b w:val="0"/>
-              </w:rPr>
-              <w:t>나눔</w:t>
-            </w:r>
-          </w:p>
-        </w:tc>
-        <w:tc>
-          <w:tcPr>
-            <w:tcW w:type="dxa" w:w="2880"/>
-          </w:tcPr>
-          <w:p>
-            <w:r>
-              <w:rPr>
-                <w:b w:val="0"/>
-              </w:rPr>
-              <w:t>부활절 카드, 개별 포장품, 전달 바구니</w:t>
-            </w:r>
-          </w:p>
-        </w:tc>
-        <w:tc>
-          <w:tcPr>
-            <w:tcW w:type="dxa" w:w="2880"/>
-          </w:tcPr>
-          <w:p>
-            <w:r>
-              <w:rPr>
-                <w:b w:val="0"/>
-              </w:rPr>
-              <w:t>식품 성분·보관 안내 동봉</w:t>
-            </w:r>
-          </w:p>
-        </w:tc>
-      </w:tr>
-      <w:tr>
-        <w:tc>
-          <w:tcPr>
-            <w:tcW w:type="dxa" w:w="2880"/>
-          </w:tcPr>
-          <w:p>
-            <w:r>
-              <w:rPr>
-                <w:b w:val="0"/>
-              </w:rPr>
-              <w:t>위생</w:t>
-            </w:r>
-          </w:p>
-        </w:tc>
-        <w:tc>
-          <w:tcPr>
-            <w:tcW w:type="dxa" w:w="2880"/>
-          </w:tcPr>
-          <w:p>
-            <w:r>
-              <w:rPr>
-                <w:b w:val="0"/>
-              </w:rPr>
-              <w:t>비누, 종이 타월, 집게, 보냉 가방, 냉매</w:t>
-            </w:r>
-          </w:p>
-        </w:tc>
-        <w:tc>
-          <w:tcPr>
-            <w:tcW w:type="dxa" w:w="2880"/>
-          </w:tcPr>
-          <w:p>
-            <w:r>
-              <w:rPr>
-                <w:b w:val="0"/>
-              </w:rPr>
-              <w:t>식품 취급 전 손 씻기</w:t>
-            </w:r>
-          </w:p>
-        </w:tc>
-      </w:tr>
-      <w:tr>
-        <w:tc>
-          <w:tcPr>
-            <w:tcW w:type="dxa" w:w="2880"/>
-          </w:tcPr>
-          <w:p>
-            <w:r>
-              <w:rPr>
-                <w:b w:val="0"/>
-              </w:rPr>
-              <w:t>안전</w:t>
-            </w:r>
-          </w:p>
-        </w:tc>
-        <w:tc>
-          <w:tcPr>
-            <w:tcW w:type="dxa" w:w="2880"/>
-          </w:tcPr>
-          <w:p>
-            <w:r>
-              <w:rPr>
-                <w:b w:val="0"/>
-              </w:rPr>
-              <w:t>구급함, 비상 연락망</w:t>
-            </w:r>
-          </w:p>
-        </w:tc>
-        <w:tc>
-          <w:tcPr>
-            <w:tcW w:type="dxa" w:w="2880"/>
-          </w:tcPr>
-          <w:p>
-            <w:r>
-              <w:rPr>
-                <w:b w:val="0"/>
-              </w:rPr>
-              <w:t>보호자 연락처 사전 확인</w:t>
-            </w:r>
-          </w:p>
-        </w:tc>
-      </w:tr>
-    </w:tbl>
-    <w:p/>
-    <w:p>
-      <w:pPr>
-        <w:pStyle w:val="Heading2"/>
-      </w:pPr>
-      <w:r>
-        <w:rPr>
-          <w:b w:val="0"/>
-        </w:rPr>
-        <w:t>시간표</w:t>
-      </w:r>
-    </w:p>
-    <w:tbl>
-      <w:tblPr>
-        <w:tblStyle w:val="TableGrid"/>
-        <w:tblW w:type="auto" w:w="0"/>
-        <w:tblLook w:firstColumn="1" w:firstRow="1" w:lastColumn="0" w:lastRow="0" w:noHBand="0" w:noVBand="1" w:val="04A0"/>
-      </w:tblPr>
-      <w:tblGrid>
-        <w:gridCol w:w="2880"/>
-        <w:gridCol w:w="2880"/>
-        <w:gridCol w:w="2880"/>
-      </w:tblGrid>
-      <w:tr>
-        <w:tc>
-          <w:tcPr>
-            <w:tcW w:type="dxa" w:w="2880"/>
-          </w:tcPr>
-          <w:p>
-            <w:r>
-              <w:rPr>
-                <w:b/>
-              </w:rPr>
-              <w:t>시간</w:t>
-            </w:r>
-          </w:p>
-        </w:tc>
-        <w:tc>
-          <w:tcPr>
-            <w:tcW w:type="dxa" w:w="2880"/>
-          </w:tcPr>
-          <w:p>
-            <w:r>
-              <w:rPr>
-                <w:b/>
-              </w:rPr>
-              <w:t>1일차</w:t>
-            </w:r>
-          </w:p>
-        </w:tc>
-        <w:tc>
-          <w:tcPr>
-            <w:tcW w:type="dxa" w:w="2880"/>
-          </w:tcPr>
-          <w:p>
-            <w:r>
-              <w:rPr>
-                <w:b/>
-              </w:rPr>
-              <w:t>2일차</w:t>
-            </w:r>
-          </w:p>
-        </w:tc>
-      </w:tr>
-      <w:tr>
-        <w:tc>
-          <w:tcPr>
-            <w:tcW w:type="dxa" w:w="2880"/>
-          </w:tcPr>
-          <w:p>
-            <w:r>
-              <w:rPr>
-                <w:b w:val="0"/>
-              </w:rPr>
-              <w:t>시작 20분 전</w:t>
-            </w:r>
-          </w:p>
-        </w:tc>
-        <w:tc>
-          <w:tcPr>
-            <w:tcW w:type="dxa" w:w="2880"/>
-          </w:tcPr>
-          <w:p>
-            <w:r>
-              <w:rPr>
-                <w:b w:val="0"/>
-              </w:rPr>
-              <w:t>교사 준비·알레르기 확인·위생 점검</w:t>
-            </w:r>
-          </w:p>
-        </w:tc>
-        <w:tc>
-          <w:tcPr>
-            <w:tcW w:type="dxa" w:w="2880"/>
-          </w:tcPr>
-          <w:p>
-            <w:r>
-              <w:rPr>
-                <w:b w:val="0"/>
-              </w:rPr>
-              <w:t>해당 없음</w:t>
-            </w:r>
-          </w:p>
-        </w:tc>
-      </w:tr>
-      <w:tr>
-        <w:tc>
-          <w:tcPr>
-            <w:tcW w:type="dxa" w:w="2880"/>
-          </w:tcPr>
-          <w:p>
-            <w:r>
-              <w:rPr>
-                <w:b w:val="0"/>
-              </w:rPr>
-              <w:t>시작~15분</w:t>
-            </w:r>
-          </w:p>
-        </w:tc>
-        <w:tc>
-          <w:tcPr>
-            <w:tcW w:type="dxa" w:w="2880"/>
-          </w:tcPr>
-          <w:p>
-            <w:r>
-              <w:rPr>
-                <w:b w:val="0"/>
-              </w:rPr>
-              <w:t>찬양·기도·부활 말씀 나눔</w:t>
-            </w:r>
-          </w:p>
-        </w:tc>
-        <w:tc>
-          <w:tcPr>
-            <w:tcW w:type="dxa" w:w="2880"/>
-          </w:tcPr>
-          <w:p>
-            <w:r>
-              <w:rPr>
-                <w:b w:val="0"/>
-              </w:rPr>
-              <w:t>—</w:t>
-            </w:r>
-          </w:p>
-        </w:tc>
-      </w:tr>
-      <w:tr>
-        <w:tc>
-          <w:tcPr>
-            <w:tcW w:type="dxa" w:w="2880"/>
-          </w:tcPr>
-          <w:p>
-            <w:r>
-              <w:rPr>
-                <w:b w:val="0"/>
-              </w:rPr>
-              <w:t>15~35분</w:t>
-            </w:r>
-          </w:p>
-        </w:tc>
-        <w:tc>
-          <w:tcPr>
-            <w:tcW w:type="dxa" w:w="2880"/>
-          </w:tcPr>
-          <w:p>
-            <w:r>
-              <w:rPr>
-                <w:b w:val="0"/>
-              </w:rPr>
-              <w:t>부활 이야기 순서 맞추기</w:t>
-            </w:r>
-          </w:p>
-        </w:tc>
-        <w:tc>
-          <w:tcPr>
-            <w:tcW w:type="dxa" w:w="2880"/>
-          </w:tcPr>
-          <w:p>
-            <w:r>
-              <w:rPr>
-                <w:b w:val="0"/>
-              </w:rPr>
-              <w:t>—</w:t>
-            </w:r>
-          </w:p>
-        </w:tc>
-      </w:tr>
-      <w:tr>
-        <w:tc>
-          <w:tcPr>
-            <w:tcW w:type="dxa" w:w="2880"/>
-          </w:tcPr>
-          <w:p>
-            <w:r>
-              <w:rPr>
-                <w:b w:val="0"/>
-              </w:rPr>
-              <w:t>35~60분</w:t>
-            </w:r>
-          </w:p>
-        </w:tc>
-        <w:tc>
-          <w:tcPr>
-            <w:tcW w:type="dxa" w:w="2880"/>
-          </w:tcPr>
-          <w:p>
-            <w:r>
-              <w:rPr>
-                <w:b w:val="0"/>
-              </w:rPr>
-              <w:t>달걀 포장 꾸미기·축하 카드 쓰기</w:t>
-            </w:r>
-          </w:p>
-        </w:tc>
-        <w:tc>
-          <w:tcPr>
-            <w:tcW w:type="dxa" w:w="2880"/>
-          </w:tcPr>
-          <w:p>
-            <w:r>
-              <w:rPr>
-                <w:b w:val="0"/>
-              </w:rPr>
-              <w:t>—</w:t>
-            </w:r>
-          </w:p>
-        </w:tc>
-      </w:tr>
-      <w:tr>
-        <w:tc>
-          <w:tcPr>
-            <w:tcW w:type="dxa" w:w="2880"/>
-          </w:tcPr>
-          <w:p>
-            <w:r>
-              <w:rPr>
-                <w:b w:val="0"/>
-              </w:rPr>
-              <w:t>60~70분</w:t>
-            </w:r>
-          </w:p>
-        </w:tc>
-        <w:tc>
-          <w:tcPr>
-            <w:tcW w:type="dxa" w:w="2880"/>
-          </w:tcPr>
-          <w:p>
-            <w:r>
-              <w:rPr>
-                <w:b w:val="0"/>
-              </w:rPr>
-              <w:t>손 씻기·나눔 물품 포장</w:t>
-            </w:r>
-          </w:p>
-        </w:tc>
-        <w:tc>
-          <w:tcPr>
-            <w:tcW w:type="dxa" w:w="2880"/>
-          </w:tcPr>
-          <w:p>
-            <w:r>
-              <w:rPr>
-                <w:b w:val="0"/>
-              </w:rPr>
-              <w:t>—</w:t>
-            </w:r>
-          </w:p>
-        </w:tc>
-      </w:tr>
-      <w:tr>
-        <w:tc>
-          <w:tcPr>
-            <w:tcW w:type="dxa" w:w="2880"/>
-          </w:tcPr>
-          <w:p>
-            <w:r>
-              <w:rPr>
-                <w:b w:val="0"/>
-              </w:rPr>
-              <w:t>70~95분</w:t>
-            </w:r>
-          </w:p>
-        </w:tc>
-        <w:tc>
-          <w:tcPr>
-            <w:tcW w:type="dxa" w:w="2880"/>
-          </w:tcPr>
-          <w:p>
-            <w:r>
-              <w:rPr>
-                <w:b w:val="0"/>
-              </w:rPr>
-              <w:t>이웃 나눔 또는 교회 안 전달</w:t>
-            </w:r>
-          </w:p>
-        </w:tc>
-        <w:tc>
-          <w:tcPr>
-            <w:tcW w:type="dxa" w:w="2880"/>
-          </w:tcPr>
-          <w:p>
-            <w:r>
-              <w:rPr>
-                <w:b w:val="0"/>
-              </w:rPr>
-              <w:t>—</w:t>
-            </w:r>
-          </w:p>
-        </w:tc>
-      </w:tr>
-      <w:tr>
-        <w:tc>
-          <w:tcPr>
-            <w:tcW w:type="dxa" w:w="2880"/>
-          </w:tcPr>
-          <w:p>
-            <w:r>
-              <w:rPr>
-                <w:b w:val="0"/>
-              </w:rPr>
-              <w:t>95~110분</w:t>
-            </w:r>
-          </w:p>
-        </w:tc>
-        <w:tc>
-          <w:tcPr>
-            <w:tcW w:type="dxa" w:w="2880"/>
-          </w:tcPr>
-          <w:p>
-            <w:r>
-              <w:rPr>
-                <w:b w:val="0"/>
-              </w:rPr>
-              <w:t>소감 나눔·기도·정리·보호자 인계</w:t>
-            </w:r>
-          </w:p>
-        </w:tc>
-        <w:tc>
-          <w:tcPr>
-            <w:tcW w:type="dxa" w:w="2880"/>
-          </w:tcPr>
-          <w:p>
-            <w:r>
-              <w:rPr>
-                <w:b w:val="0"/>
-              </w:rPr>
-              <w:t>—</w:t>
-            </w:r>
-          </w:p>
-        </w:tc>
-      </w:tr>
-    </w:tbl>
-    <w:p/>
-    <w:p>
-      <w:pPr>
-        <w:pStyle w:val="Heading2"/>
-      </w:pPr>
-      <w:r>
-        <w:rPr>
-          <w:b w:val="0"/>
-        </w:rPr>
-        <w:t>특별활동</w:t>
-      </w:r>
-    </w:p>
-    <w:p>
-      <w:r>
-        <w:rPr>
-          <w:b w:val="0"/>
-        </w:rPr>
-        <w:t xml:space="preserve">1) </w:t>
-      </w:r>
-      <w:r>
-        <w:rPr>
-          <w:b/>
-        </w:rPr>
-        <w:t>달걀 꾸미기·나눔</w:t>
-      </w:r>
-    </w:p>
-    <w:p>
-      <w:pPr>
-        <w:pStyle w:val="ListBullet"/>
-      </w:pPr>
-      <w:r>
-        <w:rPr>
-          <w:b w:val="0"/>
-        </w:rPr>
-        <w:t xml:space="preserve">교사가 준비한 완숙 달걀의 </w:t>
-      </w:r>
-      <w:r>
-        <w:rPr>
-          <w:b/>
-        </w:rPr>
-        <w:t>포장 상자</w:t>
-      </w:r>
-      <w:r>
-        <w:rPr>
-          <w:b w:val="0"/>
-        </w:rPr>
-        <w:t>를 스티커로 꾸민다.</w:t>
-      </w:r>
-    </w:p>
-    <w:p>
-      <w:pPr>
-        <w:pStyle w:val="ListBullet"/>
-      </w:pPr>
-      <w:r>
-        <w:rPr>
-          <w:b w:val="0"/>
-        </w:rPr>
-        <w:t>달걀은 교사가 집게로 담고, 학생은 카드와 포장을 맡는다.</w:t>
-      </w:r>
-    </w:p>
-    <w:p>
-      <w:pPr>
-        <w:pStyle w:val="ListBullet"/>
-      </w:pPr>
-      <w:r>
-        <w:rPr>
-          <w:b w:val="0"/>
-        </w:rPr>
-        <w:t>달걀 알레르기 학생은 종이 달걀을 꾸미며, 식품 접촉 없이 참여한다.</w:t>
-      </w:r>
-    </w:p>
-    <w:p>
-      <w:r>
-        <w:rPr>
-          <w:b w:val="0"/>
-        </w:rPr>
-        <w:t xml:space="preserve">2) </w:t>
-      </w:r>
-      <w:r>
-        <w:rPr>
-          <w:b/>
-        </w:rPr>
-        <w:t>부활 이야기 활동</w:t>
-      </w:r>
-    </w:p>
-    <w:p>
-      <w:pPr>
-        <w:pStyle w:val="ListBullet"/>
-      </w:pPr>
-      <w:r>
-        <w:rPr>
-          <w:b w:val="0"/>
-        </w:rPr>
-        <w:t>마태복음 28:1–10을 함께 찾아보고 그림 카드를 순서대로 놓는다.</w:t>
-      </w:r>
-    </w:p>
-    <w:p>
-      <w:pPr>
-        <w:pStyle w:val="ListBullet"/>
-      </w:pPr>
-      <w:r>
-        <w:rPr>
-          <w:b w:val="0"/>
-        </w:rPr>
-        <w:t>“예수님의 부활이 기쁜 이유”를 말하거나 그림으로 표현한다.</w:t>
-      </w:r>
-    </w:p>
-    <w:p>
-      <w:pPr>
-        <w:pStyle w:val="ListBullet"/>
-      </w:pPr>
-      <w:r>
-        <w:rPr>
-          <w:b w:val="0"/>
-        </w:rPr>
-        <w:t>어린 학생은 교사와 짝을 이루어 참여한다.</w:t>
-      </w:r>
-    </w:p>
-    <w:p>
-      <w:r>
-        <w:rPr>
-          <w:b w:val="0"/>
-        </w:rPr>
-        <w:t xml:space="preserve">3) </w:t>
-      </w:r>
-      <w:r>
-        <w:rPr>
-          <w:b/>
-        </w:rPr>
-        <w:t>이웃 나눔</w:t>
-      </w:r>
-    </w:p>
-    <w:p>
-      <w:pPr>
-        <w:pStyle w:val="ListBullet"/>
-      </w:pPr>
-      <w:r>
-        <w:rPr>
-          <w:b w:val="0"/>
-        </w:rPr>
-        <w:t>나눔 대상·수량 : ________ / ________개</w:t>
-      </w:r>
-    </w:p>
-    <w:p>
-      <w:pPr>
-        <w:pStyle w:val="ListBullet"/>
-      </w:pPr>
-      <w:r>
-        <w:rPr>
-          <w:b w:val="0"/>
-        </w:rPr>
-        <w:t>사전 연락·수령 동의 확인 담당 : ________</w:t>
-      </w:r>
-    </w:p>
-    <w:p>
-      <w:pPr>
-        <w:pStyle w:val="ListBullet"/>
-      </w:pPr>
-      <w:r>
-        <w:rPr>
-          <w:b w:val="0"/>
-        </w:rPr>
-        <w:t>전달 장소·시간 : ________ / ________</w:t>
-      </w:r>
-    </w:p>
-    <w:p>
-      <w:pPr>
-        <w:pStyle w:val="ListBullet"/>
-      </w:pPr>
-      <w:r>
-        <w:rPr>
-          <w:b w:val="0"/>
-        </w:rPr>
-        <w:t>학생은 교사와 조별로 이동하고, 출발·도착 때 인원을 확인한다.</w:t>
-      </w:r>
-    </w:p>
-    <w:p>
-      <w:pPr>
-        <w:pStyle w:val="ListBullet"/>
-      </w:pPr>
-      <w:r>
-        <w:rPr>
-          <w:b w:val="0"/>
-        </w:rPr>
-        <w:t>방문이 어려우면 교회에서 전달한다. 사진 촬영은 동의를 받은 경우에만 한다.</w:t>
-      </w:r>
-    </w:p>
-    <w:p>
-      <w:r>
-        <w:rPr>
-          <w:b/>
-        </w:rPr>
-        <w:t>알레르기·위생 주의</w:t>
-      </w:r>
-    </w:p>
-    <w:p>
-      <w:pPr>
-        <w:pStyle w:val="ListBullet"/>
-      </w:pPr>
-      <w:r>
-        <w:rPr>
-          <w:b w:val="0"/>
-        </w:rPr>
-        <w:t>신청 시 달걀 및 기타 식품 알레르기를 보호자에게 확인하고 담당 교사끼리 공유한다.</w:t>
-      </w:r>
-    </w:p>
-    <w:p>
-      <w:pPr>
-        <w:pStyle w:val="ListBullet"/>
-      </w:pPr>
-      <w:r>
-        <w:rPr>
-          <w:b w:val="0"/>
-        </w:rPr>
-        <w:t>대체 나눔품 : ________ / 성분 표시 확인 담당 : ________</w:t>
-      </w:r>
-    </w:p>
-    <w:p>
-      <w:pPr>
-        <w:pStyle w:val="ListBullet"/>
-      </w:pPr>
-      <w:r>
-        <w:rPr>
-          <w:b w:val="0"/>
-        </w:rPr>
-        <w:t>달걀은 충분히 익혀 냉장 보관하고, 이동 시 보냉 가방을 사용한다.</w:t>
-      </w:r>
-    </w:p>
-    <w:p>
-      <w:pPr>
-        <w:pStyle w:val="ListBullet"/>
-      </w:pPr>
-      <w:r>
-        <w:rPr>
-          <w:b w:val="0"/>
-        </w:rPr>
-        <w:t>금이 가거나 보관 상태가 불분명한 달걀은 사용하지 않는다.</w:t>
-      </w:r>
-    </w:p>
-    <w:p>
-      <w:pPr>
-        <w:pStyle w:val="ListBullet"/>
-      </w:pPr>
-      <w:r>
-        <w:rPr>
-          <w:b w:val="0"/>
-        </w:rPr>
-        <w:t>포장에 달걀 함유 여부·준비 일시·냉장 보관 안내를 적는다.</w:t>
-      </w:r>
-    </w:p>
-    <w:p>
-      <w:pPr>
-        <w:pStyle w:val="ListBullet"/>
-      </w:pPr>
-      <w:r>
-        <w:rPr>
-          <w:b w:val="0"/>
-        </w:rPr>
-        <w:t>섭취 후 이상 반응이 있으면 즉시 활동을 멈추고 보호자에게 연락한다. 호흡곤란 등 응급 증상이 있으면 119에 신고한다.</w:t>
-      </w:r>
-    </w:p>
-    <w:p>
-      <w:pPr>
-        <w:pStyle w:val="Heading2"/>
-      </w:pPr>
-      <w:r>
-        <w:rPr>
-          <w:b w:val="0"/>
-        </w:rPr>
-        <w:t>예산표</w:t>
-      </w:r>
-    </w:p>
-    <w:tbl>
-      <w:tblPr>
-        <w:tblStyle w:val="TableGrid"/>
-        <w:tblW w:type="auto" w:w="0"/>
-        <w:tblLook w:firstColumn="1" w:firstRow="1" w:lastColumn="0" w:lastRow="0" w:noHBand="0" w:noVBand="1" w:val="04A0"/>
-      </w:tblPr>
-      <w:tblGrid>
-        <w:gridCol w:w="1728"/>
-        <w:gridCol w:w="1728"/>
-        <w:gridCol w:w="1728"/>
-        <w:gridCol w:w="1728"/>
-        <w:gridCol w:w="1728"/>
-      </w:tblGrid>
-      <w:tr>
-        <w:tc>
-          <w:tcPr>
-            <w:tcW w:type="dxa" w:w="1728"/>
-          </w:tcPr>
-          <w:p>
-            <w:r>
-              <w:rPr>
-                <w:b/>
-              </w:rPr>
-              <w:t>항목</w:t>
-            </w:r>
-          </w:p>
-        </w:tc>
-        <w:tc>
-          <w:tcPr>
-            <w:tcW w:type="dxa" w:w="1728"/>
-          </w:tcPr>
-          <w:p>
-            <w:r>
-              <w:rPr>
-                <w:b/>
-              </w:rPr>
-              <w:t>단가</w:t>
-            </w:r>
-          </w:p>
-        </w:tc>
-        <w:tc>
-          <w:tcPr>
-            <w:tcW w:type="dxa" w:w="1728"/>
-          </w:tcPr>
-          <w:p>
-            <w:r>
-              <w:rPr>
-                <w:b/>
-              </w:rPr>
-              <w:t>수량</w:t>
-            </w:r>
-          </w:p>
-        </w:tc>
-        <w:tc>
-          <w:tcPr>
-            <w:tcW w:type="dxa" w:w="1728"/>
-          </w:tcPr>
-          <w:p>
-            <w:r>
-              <w:rPr>
-                <w:b/>
-              </w:rPr>
-              <w:t>금액</w:t>
-            </w:r>
-          </w:p>
-        </w:tc>
-        <w:tc>
-          <w:tcPr>
-            <w:tcW w:type="dxa" w:w="1728"/>
-          </w:tcPr>
-          <w:p>
-            <w:r>
-              <w:rPr>
-                <w:b/>
-              </w:rPr>
-              <w:t>비고</w:t>
-            </w:r>
-          </w:p>
-        </w:tc>
-      </w:tr>
-      <w:tr>
-        <w:tc>
-          <w:tcPr>
-            <w:tcW w:type="dxa" w:w="1728"/>
-          </w:tcPr>
-          <w:p>
-            <w:r>
-              <w:rPr>
-                <w:b w:val="0"/>
-              </w:rPr>
-              <w:t>달걀</w:t>
-            </w:r>
-          </w:p>
-        </w:tc>
-        <w:tc>
-          <w:tcPr>
-            <w:tcW w:type="dxa" w:w="1728"/>
-          </w:tcPr>
-          <w:p>
-            <w:r>
-              <w:rPr>
-                <w:b w:val="0"/>
-              </w:rPr>
-              <w:t>________원</w:t>
-            </w:r>
-          </w:p>
-        </w:tc>
-        <w:tc>
-          <w:tcPr>
-            <w:tcW w:type="dxa" w:w="1728"/>
-          </w:tcPr>
-          <w:p>
-            <w:r>
-              <w:rPr>
-                <w:b w:val="0"/>
-              </w:rPr>
-              <w:t>________개</w:t>
-            </w:r>
-          </w:p>
-        </w:tc>
-        <w:tc>
-          <w:tcPr>
-            <w:tcW w:type="dxa" w:w="1728"/>
-          </w:tcPr>
-          <w:p>
-            <w:r>
-              <w:rPr>
-                <w:b w:val="0"/>
-              </w:rPr>
-              <w:t>________원</w:t>
-            </w:r>
-          </w:p>
-        </w:tc>
-        <w:tc>
-          <w:tcPr>
-            <w:tcW w:type="dxa" w:w="1728"/>
-          </w:tcPr>
-          <w:p>
-            <w:r>
-              <w:rPr>
-                <w:b w:val="0"/>
-              </w:rPr>
-              <w:t>학생·교사·이웃 나눔 포함</w:t>
-            </w:r>
-          </w:p>
-        </w:tc>
-      </w:tr>
-      <w:tr>
-        <w:tc>
-          <w:tcPr>
-            <w:tcW w:type="dxa" w:w="1728"/>
-          </w:tcPr>
-          <w:p>
-            <w:r>
-              <w:rPr>
-                <w:b w:val="0"/>
-              </w:rPr>
-              <w:t>꾸미기 재료</w:t>
-            </w:r>
-          </w:p>
-        </w:tc>
-        <w:tc>
-          <w:tcPr>
-            <w:tcW w:type="dxa" w:w="1728"/>
-          </w:tcPr>
-          <w:p>
-            <w:r>
-              <w:rPr>
-                <w:b w:val="0"/>
-              </w:rPr>
-              <w:t>________원</w:t>
-            </w:r>
-          </w:p>
-        </w:tc>
-        <w:tc>
-          <w:tcPr>
-            <w:tcW w:type="dxa" w:w="1728"/>
-          </w:tcPr>
-          <w:p>
-            <w:r>
-              <w:rPr>
-                <w:b w:val="0"/>
-              </w:rPr>
-              <w:t>________세트</w:t>
-            </w:r>
-          </w:p>
-        </w:tc>
-        <w:tc>
-          <w:tcPr>
-            <w:tcW w:type="dxa" w:w="1728"/>
-          </w:tcPr>
-          <w:p>
-            <w:r>
-              <w:rPr>
-                <w:b w:val="0"/>
-              </w:rPr>
-              <w:t>________원</w:t>
-            </w:r>
-          </w:p>
-        </w:tc>
-        <w:tc>
-          <w:tcPr>
-            <w:tcW w:type="dxa" w:w="1728"/>
-          </w:tcPr>
-          <w:p>
-            <w:r>
-              <w:rPr>
-                <w:b w:val="0"/>
-              </w:rPr>
-              <w:t>스티커·색연필</w:t>
-            </w:r>
-          </w:p>
-        </w:tc>
-      </w:tr>
-      <w:tr>
-        <w:tc>
-          <w:tcPr>
-            <w:tcW w:type="dxa" w:w="1728"/>
-          </w:tcPr>
-          <w:p>
-            <w:r>
-              <w:rPr>
-                <w:b w:val="0"/>
-              </w:rPr>
-              <w:t>포장·카드</w:t>
-            </w:r>
-          </w:p>
-        </w:tc>
-        <w:tc>
-          <w:tcPr>
-            <w:tcW w:type="dxa" w:w="1728"/>
-          </w:tcPr>
-          <w:p>
-            <w:r>
-              <w:rPr>
-                <w:b w:val="0"/>
-              </w:rPr>
-              <w:t>________원</w:t>
-            </w:r>
-          </w:p>
-        </w:tc>
-        <w:tc>
-          <w:tcPr>
-            <w:tcW w:type="dxa" w:w="1728"/>
-          </w:tcPr>
-          <w:p>
-            <w:r>
-              <w:rPr>
-                <w:b w:val="0"/>
-              </w:rPr>
-              <w:t>________세트</w:t>
-            </w:r>
-          </w:p>
-        </w:tc>
-        <w:tc>
-          <w:tcPr>
-            <w:tcW w:type="dxa" w:w="1728"/>
-          </w:tcPr>
-          <w:p>
-            <w:r>
-              <w:rPr>
-                <w:b w:val="0"/>
-              </w:rPr>
-              <w:t>________원</w:t>
-            </w:r>
-          </w:p>
-        </w:tc>
-        <w:tc>
-          <w:tcPr>
-            <w:tcW w:type="dxa" w:w="1728"/>
-          </w:tcPr>
-          <w:p>
-            <w:r>
-              <w:rPr>
-                <w:b w:val="0"/>
-              </w:rPr>
-              <w:t>보관 안내 포함</w:t>
-            </w:r>
-          </w:p>
-        </w:tc>
-      </w:tr>
-      <w:tr>
-        <w:tc>
-          <w:tcPr>
-            <w:tcW w:type="dxa" w:w="1728"/>
-          </w:tcPr>
-          <w:p>
-            <w:r>
-              <w:rPr>
-                <w:b w:val="0"/>
-              </w:rPr>
-              <w:t>대체 나눔품</w:t>
-            </w:r>
-          </w:p>
-        </w:tc>
-        <w:tc>
-          <w:tcPr>
-            <w:tcW w:type="dxa" w:w="1728"/>
-          </w:tcPr>
-          <w:p>
-            <w:r>
-              <w:rPr>
-                <w:b w:val="0"/>
-              </w:rPr>
-              <w:t>________원</w:t>
-            </w:r>
-          </w:p>
-        </w:tc>
-        <w:tc>
-          <w:tcPr>
-            <w:tcW w:type="dxa" w:w="1728"/>
-          </w:tcPr>
-          <w:p>
-            <w:r>
-              <w:rPr>
-                <w:b w:val="0"/>
-              </w:rPr>
-              <w:t>________개</w:t>
-            </w:r>
-          </w:p>
-        </w:tc>
-        <w:tc>
-          <w:tcPr>
-            <w:tcW w:type="dxa" w:w="1728"/>
-          </w:tcPr>
-          <w:p>
-            <w:r>
-              <w:rPr>
-                <w:b w:val="0"/>
-              </w:rPr>
-              <w:t>________원</w:t>
-            </w:r>
-          </w:p>
-        </w:tc>
-        <w:tc>
-          <w:tcPr>
-            <w:tcW w:type="dxa" w:w="1728"/>
-          </w:tcPr>
-          <w:p>
-            <w:r>
-              <w:rPr>
-                <w:b w:val="0"/>
-              </w:rPr>
-              <w:t>알레르기 고려</w:t>
-            </w:r>
-          </w:p>
-        </w:tc>
-      </w:tr>
-      <w:tr>
-        <w:tc>
-          <w:tcPr>
-            <w:tcW w:type="dxa" w:w="1728"/>
-          </w:tcPr>
-          <w:p>
-            <w:r>
-              <w:rPr>
-                <w:b w:val="0"/>
-              </w:rPr>
-              <w:t>위생용품</w:t>
-            </w:r>
-          </w:p>
-        </w:tc>
-        <w:tc>
-          <w:tcPr>
-            <w:tcW w:type="dxa" w:w="1728"/>
-          </w:tcPr>
-          <w:p>
-            <w:r>
-              <w:rPr>
-                <w:b w:val="0"/>
-              </w:rPr>
-              <w:t>________원</w:t>
-            </w:r>
-          </w:p>
-        </w:tc>
-        <w:tc>
-          <w:tcPr>
-            <w:tcW w:type="dxa" w:w="1728"/>
-          </w:tcPr>
-          <w:p>
-            <w:r>
-              <w:rPr>
-                <w:b w:val="0"/>
-              </w:rPr>
-              <w:t>________세트</w:t>
-            </w:r>
-          </w:p>
-        </w:tc>
-        <w:tc>
-          <w:tcPr>
-            <w:tcW w:type="dxa" w:w="1728"/>
-          </w:tcPr>
-          <w:p>
-            <w:r>
-              <w:rPr>
-                <w:b w:val="0"/>
-              </w:rPr>
-              <w:t>________원</w:t>
-            </w:r>
-          </w:p>
-        </w:tc>
-        <w:tc>
-          <w:tcPr>
-            <w:tcW w:type="dxa" w:w="1728"/>
-          </w:tcPr>
-          <w:p>
-            <w:r>
-              <w:rPr>
-                <w:b w:val="0"/>
-              </w:rPr>
-              <w:t>기존 물품 우선 사용</w:t>
-            </w:r>
-          </w:p>
-        </w:tc>
-      </w:tr>
-      <w:tr>
-        <w:tc>
-          <w:tcPr>
-            <w:tcW w:type="dxa" w:w="1728"/>
-          </w:tcPr>
-          <w:p>
-            <w:r>
-              <w:rPr>
-                <w:b w:val="0"/>
-              </w:rPr>
-              <w:t>예비비</w:t>
-            </w:r>
-          </w:p>
-        </w:tc>
-        <w:tc>
-          <w:tcPr>
-            <w:tcW w:type="dxa" w:w="1728"/>
-          </w:tcPr>
-          <w:p>
-            <w:r>
-              <w:rPr>
-                <w:b w:val="0"/>
-              </w:rPr>
-              <w:t>________원</w:t>
-            </w:r>
-          </w:p>
-        </w:tc>
-        <w:tc>
-          <w:tcPr>
-            <w:tcW w:type="dxa" w:w="1728"/>
-          </w:tcPr>
-          <w:p>
-            <w:r>
-              <w:rPr>
-                <w:b w:val="0"/>
-              </w:rPr>
-              <w:t>1식</w:t>
-            </w:r>
-          </w:p>
-        </w:tc>
-        <w:tc>
-          <w:tcPr>
-            <w:tcW w:type="dxa" w:w="1728"/>
-          </w:tcPr>
-          <w:p>
-            <w:r>
-              <w:rPr>
-                <w:b w:val="0"/>
-              </w:rPr>
-              <w:t>________원</w:t>
-            </w:r>
-          </w:p>
-        </w:tc>
-        <w:tc>
-          <w:tcPr>
-            <w:tcW w:type="dxa" w:w="1728"/>
-          </w:tcPr>
-          <w:p>
-            <w:r>
-              <w:rPr>
-                <w:b w:val="0"/>
-              </w:rPr>
-              <w:t>추가 구입</w:t>
-            </w:r>
-          </w:p>
-        </w:tc>
-      </w:tr>
-      <w:tr>
-        <w:tc>
-          <w:tcPr>
-            <w:tcW w:type="dxa" w:w="1728"/>
-          </w:tcPr>
-          <w:p>
-            <w:r>
-              <w:rPr>
-                <w:b/>
-              </w:rPr>
-              <w:t>합계</w:t>
-            </w:r>
-          </w:p>
-        </w:tc>
-        <w:tc>
-          <w:tcPr>
-            <w:tcW w:type="dxa" w:w="1728"/>
-          </w:tcPr>
-          <w:p/>
-        </w:tc>
-        <w:tc>
-          <w:tcPr>
-            <w:tcW w:type="dxa" w:w="1728"/>
-          </w:tcPr>
-          <w:p/>
-        </w:tc>
-        <w:tc>
-          <w:tcPr>
-            <w:tcW w:type="dxa" w:w="1728"/>
-          </w:tcPr>
-          <w:p>
-            <w:r>
-              <w:rPr>
-                <w:b/>
-              </w:rPr>
-              <w:t>________원</w:t>
-            </w:r>
-          </w:p>
-        </w:tc>
-        <w:tc>
-          <w:tcPr>
-            <w:tcW w:type="dxa" w:w="1728"/>
-          </w:tcPr>
-          <w:p/>
-        </w:tc>
-      </w:tr>
-    </w:tbl>
-    <w:p/>
-    <w:p>
-      <w:pPr>
-        <w:pStyle w:val="Heading2"/>
-      </w:pPr>
-      <w:r>
-        <w:rPr>
-          <w:b w:val="0"/>
-        </w:rPr>
-        <w:t>구입 목록</w:t>
+        <w:t>[연도] (교회명) (부서명) 부활절 행사 계획서</w:t>
       </w:r>
     </w:p>
     <w:tbl>
@@ -1578,7 +36,7 @@
               <w:rPr>
                 <w:b/>
               </w:rPr>
-              <w:t>품목</w:t>
+              <w:t>작성일</w:t>
             </w:r>
           </w:p>
         </w:tc>
@@ -1591,7 +49,7 @@
               <w:rPr>
                 <w:b/>
               </w:rPr>
-              <w:t>수량</w:t>
+              <w:t>작성자</w:t>
             </w:r>
           </w:p>
         </w:tc>
@@ -1604,7 +62,329 @@
               <w:rPr>
                 <w:b/>
               </w:rPr>
-              <w:t>구입처</w:t>
+              <w:t>부서</w:t>
+            </w:r>
+          </w:p>
+        </w:tc>
+        <w:tc>
+          <w:tcPr>
+            <w:tcW w:type="dxa" w:w="2160"/>
+          </w:tcPr>
+          <w:p>
+            <w:r>
+              <w:rPr>
+                <w:b/>
+              </w:rPr>
+              <w:t>문서 상태(초안/확정)</w:t>
+            </w:r>
+          </w:p>
+        </w:tc>
+      </w:tr>
+      <w:tr>
+        <w:tc>
+          <w:tcPr>
+            <w:tcW w:type="dxa" w:w="2160"/>
+          </w:tcPr>
+          <w:p>
+            <w:r>
+              <w:rPr>
+                <w:b w:val="0"/>
+              </w:rPr>
+              <w:t>________</w:t>
+            </w:r>
+          </w:p>
+        </w:tc>
+        <w:tc>
+          <w:tcPr>
+            <w:tcW w:type="dxa" w:w="2160"/>
+          </w:tcPr>
+          <w:p>
+            <w:r>
+              <w:rPr>
+                <w:b w:val="0"/>
+              </w:rPr>
+              <w:t>________</w:t>
+            </w:r>
+          </w:p>
+        </w:tc>
+        <w:tc>
+          <w:tcPr>
+            <w:tcW w:type="dxa" w:w="2160"/>
+          </w:tcPr>
+          <w:p>
+            <w:r>
+              <w:rPr>
+                <w:b w:val="0"/>
+              </w:rPr>
+              <w:t>(부서명)</w:t>
+            </w:r>
+          </w:p>
+        </w:tc>
+        <w:tc>
+          <w:tcPr>
+            <w:tcW w:type="dxa" w:w="2160"/>
+          </w:tcPr>
+          <w:p>
+            <w:r>
+              <w:rPr>
+                <w:b w:val="0"/>
+              </w:rPr>
+              <w:t>________</w:t>
+            </w:r>
+          </w:p>
+        </w:tc>
+      </w:tr>
+    </w:tbl>
+    <w:p/>
+    <w:tbl>
+      <w:tblPr>
+        <w:tblStyle w:val="TableGrid"/>
+        <w:tblW w:type="auto" w:w="0"/>
+        <w:tblLook w:firstColumn="1" w:firstRow="1" w:lastColumn="0" w:lastRow="0" w:noHBand="0" w:noVBand="1" w:val="04A0"/>
+      </w:tblPr>
+      <w:tblGrid>
+        <w:gridCol w:w="2880"/>
+        <w:gridCol w:w="2880"/>
+        <w:gridCol w:w="2880"/>
+      </w:tblGrid>
+      <w:tr>
+        <w:tc>
+          <w:tcPr>
+            <w:tcW w:type="dxa" w:w="2880"/>
+          </w:tcPr>
+          <w:p>
+            <w:r>
+              <w:rPr>
+                <w:b/>
+              </w:rPr>
+              <w:t>작성</w:t>
+            </w:r>
+          </w:p>
+        </w:tc>
+        <w:tc>
+          <w:tcPr>
+            <w:tcW w:type="dxa" w:w="2880"/>
+          </w:tcPr>
+          <w:p>
+            <w:r>
+              <w:rPr>
+                <w:b/>
+              </w:rPr>
+              <w:t>검토</w:t>
+            </w:r>
+          </w:p>
+        </w:tc>
+        <w:tc>
+          <w:tcPr>
+            <w:tcW w:type="dxa" w:w="2880"/>
+          </w:tcPr>
+          <w:p>
+            <w:r>
+              <w:rPr>
+                <w:b/>
+              </w:rPr>
+              <w:t>승인</w:t>
+            </w:r>
+          </w:p>
+        </w:tc>
+      </w:tr>
+      <w:tr>
+        <w:tc>
+          <w:tcPr>
+            <w:tcW w:type="dxa" w:w="2880"/>
+          </w:tcPr>
+          <w:p>
+            <w:r>
+              <w:rPr>
+                <w:b w:val="0"/>
+              </w:rPr>
+              <w:t>________</w:t>
+            </w:r>
+          </w:p>
+        </w:tc>
+        <w:tc>
+          <w:tcPr>
+            <w:tcW w:type="dxa" w:w="2880"/>
+          </w:tcPr>
+          <w:p>
+            <w:r>
+              <w:rPr>
+                <w:b w:val="0"/>
+              </w:rPr>
+              <w:t>________</w:t>
+            </w:r>
+          </w:p>
+        </w:tc>
+        <w:tc>
+          <w:tcPr>
+            <w:tcW w:type="dxa" w:w="2880"/>
+          </w:tcPr>
+          <w:p>
+            <w:r>
+              <w:rPr>
+                <w:b w:val="0"/>
+              </w:rPr>
+              <w:t>________</w:t>
+            </w:r>
+          </w:p>
+        </w:tc>
+      </w:tr>
+    </w:tbl>
+    <w:p/>
+    <w:p>
+      <w:r>
+        <w:rPr>
+          <w:b/>
+        </w:rPr>
+        <w:t>요약</w:t>
+      </w:r>
+    </w:p>
+    <w:p>
+      <w:r>
+        <w:rPr>
+          <w:b w:val="0"/>
+        </w:rPr>
+        <w:t>승인 요청 사항: 부활절 행사 운영, 이웃 나눔 및 예산 집행에 대한 승인을 요청합니다.</w:t>
+      </w:r>
+    </w:p>
+    <w:p>
+      <w:r>
+        <w:rPr>
+          <w:b w:val="0"/>
+        </w:rPr>
+        <w:t>핵심 개요: 교회학교 학생 ________명을 대상으로 부활 이야기 활동과 달걀 꾸미기·나눔을 진행합니다.</w:t>
+      </w:r>
+    </w:p>
+    <w:p>
+      <w:r>
+        <w:rPr>
+          <w:b w:val="0"/>
+        </w:rPr>
+        <w:t>이웃 나눔: 사전에 수령 의사를 확인한 이웃·기관에 위생적으로 포장한 나눔 물품을 전달합니다.</w:t>
+      </w:r>
+    </w:p>
+    <w:p>
+      <w:r>
+        <w:rPr>
+          <w:b w:val="0"/>
+        </w:rPr>
+        <w:t>예산 총액: 금________원(금________) / 재원: ________ / 승인 필요일: ________ / 담당: ________</w:t>
+      </w:r>
+    </w:p>
+    <w:p>
+      <w:pPr>
+        <w:pStyle w:val="Heading2"/>
+      </w:pPr>
+      <w:r>
+        <w:rPr>
+          <w:b w:val="0"/>
+        </w:rPr>
+        <w:t>1. 추진 배경 및 필요성</w:t>
+      </w:r>
+    </w:p>
+    <w:p>
+      <w:r>
+        <w:rPr>
+          <w:b w:val="0"/>
+        </w:rPr>
+        <w:t>가. 부활절의 의미를 학생의 발달 단계에 맞게 배우고, 예수 그리스도의 부활을 기뻐하는 공동체 활동이 필요합니다.</w:t>
+      </w:r>
+    </w:p>
+    <w:p>
+      <w:r>
+        <w:rPr>
+          <w:b w:val="0"/>
+        </w:rPr>
+        <w:t>나. 사역자가 없는 교회의 운영 여건을 고려하여 평신도 리더가 교육·준비·안전·회계를 나누어 담당하고, 이웃 나눔을 실천하고자 합니다.</w:t>
+      </w:r>
+    </w:p>
+    <w:p>
+      <w:r>
+        <w:rPr>
+          <w:b w:val="0"/>
+        </w:rPr>
+        <w:t>다. 달걀 사용에 따른 알레르기·식품 위생 위험을 사전에 확인하고, 달걀을 만지거나 먹기 어려운 학생도 참여할 수 있는 대체 활동을 마련합니다.</w:t>
+      </w:r>
+    </w:p>
+    <w:p>
+      <w:pPr>
+        <w:pStyle w:val="Heading2"/>
+      </w:pPr>
+      <w:r>
+        <w:rPr>
+          <w:b w:val="0"/>
+        </w:rPr>
+        <w:t>2. 목적 및 목표</w:t>
+      </w:r>
+    </w:p>
+    <w:p>
+      <w:r>
+        <w:rPr>
+          <w:b w:val="0"/>
+        </w:rPr>
+        <w:t>가. 신앙적 목적</w:t>
+      </w:r>
+    </w:p>
+    <w:p>
+      <w:r>
+        <w:rPr>
+          <w:b w:val="0"/>
+        </w:rPr>
+        <w:t>1) 예수 그리스도의 부활이 주는 소망을 배우고 감사로 응답합니다.</w:t>
+      </w:r>
+    </w:p>
+    <w:p>
+      <w:r>
+        <w:rPr>
+          <w:b w:val="0"/>
+        </w:rPr>
+        <w:t>2) 이웃을 존중하며 나누는 기독교적 사랑을 실천합니다.</w:t>
+      </w:r>
+    </w:p>
+    <w:p>
+      <w:r>
+        <w:rPr>
+          <w:b w:val="0"/>
+        </w:rPr>
+        <w:t>나. 확인 가능한 목표</w:t>
+      </w:r>
+    </w:p>
+    <w:tbl>
+      <w:tblPr>
+        <w:tblStyle w:val="TableGrid"/>
+        <w:tblW w:type="auto" w:w="0"/>
+        <w:tblLook w:firstColumn="1" w:firstRow="1" w:lastColumn="0" w:lastRow="0" w:noHBand="0" w:noVBand="1" w:val="04A0"/>
+      </w:tblPr>
+      <w:tblGrid>
+        <w:gridCol w:w="2160"/>
+        <w:gridCol w:w="2160"/>
+        <w:gridCol w:w="2160"/>
+        <w:gridCol w:w="2160"/>
+      </w:tblGrid>
+      <w:tr>
+        <w:tc>
+          <w:tcPr>
+            <w:tcW w:type="dxa" w:w="2160"/>
+          </w:tcPr>
+          <w:p>
+            <w:r>
+              <w:rPr>
+                <w:b/>
+              </w:rPr>
+              <w:t>목표</w:t>
+            </w:r>
+          </w:p>
+        </w:tc>
+        <w:tc>
+          <w:tcPr>
+            <w:tcW w:type="dxa" w:w="2160"/>
+          </w:tcPr>
+          <w:p>
+            <w:r>
+              <w:rPr>
+                <w:b/>
+              </w:rPr>
+              <w:t>확인 방법</w:t>
             </w:r>
           </w:p>
         </w:tc>
@@ -1621,6 +401,19 @@
             </w:r>
           </w:p>
         </w:tc>
+        <w:tc>
+          <w:tcPr>
+            <w:tcW w:type="dxa" w:w="2160"/>
+          </w:tcPr>
+          <w:p>
+            <w:r>
+              <w:rPr>
+                <w:b/>
+              </w:rPr>
+              <w:t>기한</w:t>
+            </w:r>
+          </w:p>
+        </w:tc>
       </w:tr>
       <w:tr>
         <w:tc>
@@ -1632,7 +425,7 @@
               <w:rPr>
                 <w:b w:val="0"/>
               </w:rPr>
-              <w:t>달걀</w:t>
+              <w:t>참여 학생 ________명, 부활 이야기 활동 완료 ________명</w:t>
             </w:r>
           </w:p>
         </w:tc>
@@ -1645,7 +438,7 @@
               <w:rPr>
                 <w:b w:val="0"/>
               </w:rPr>
-              <w:t>________개</w:t>
+              <w:t>개인 식별정보를 제외한 참여 집계</w:t>
             </w:r>
           </w:p>
         </w:tc>
@@ -1686,7 +479,7 @@
               <w:rPr>
                 <w:b w:val="0"/>
               </w:rPr>
-              <w:t>스티커·종이 달걀</w:t>
+              <w:t>꾸미기 작품 ________개 제작</w:t>
             </w:r>
           </w:p>
         </w:tc>
@@ -1699,7 +492,7 @@
               <w:rPr>
                 <w:b w:val="0"/>
               </w:rPr>
-              <w:t>________세트</w:t>
+              <w:t>작품 수량 및 활동 완료 확인</w:t>
             </w:r>
           </w:p>
         </w:tc>
@@ -1740,7 +533,7 @@
               <w:rPr>
                 <w:b w:val="0"/>
               </w:rPr>
-              <w:t>포장 상자·카드</w:t>
+              <w:t>이웃 나눔 물품 ________꾸러미 전달</w:t>
             </w:r>
           </w:p>
         </w:tc>
@@ -1753,7 +546,7 @@
               <w:rPr>
                 <w:b w:val="0"/>
               </w:rPr>
-              <w:t>________세트</w:t>
+              <w:t>수령 확인 및 전달 수량 기록</w:t>
             </w:r>
           </w:p>
         </w:tc>
@@ -1794,7 +587,7 @@
               <w:rPr>
                 <w:b w:val="0"/>
               </w:rPr>
-              <w:t>대체 나눔품</w:t>
+              <w:t>참여 학생 의견 ________건 수렴</w:t>
             </w:r>
           </w:p>
         </w:tc>
@@ -1807,7 +600,979 @@
               <w:rPr>
                 <w:b w:val="0"/>
               </w:rPr>
-              <w:t>________개</w:t>
+              <w:t>익명 소감·그림 활동 집계</w:t>
+            </w:r>
+          </w:p>
+        </w:tc>
+        <w:tc>
+          <w:tcPr>
+            <w:tcW w:type="dxa" w:w="2160"/>
+          </w:tcPr>
+          <w:p>
+            <w:r>
+              <w:rPr>
+                <w:b w:val="0"/>
+              </w:rPr>
+              <w:t>________</w:t>
+            </w:r>
+          </w:p>
+        </w:tc>
+        <w:tc>
+          <w:tcPr>
+            <w:tcW w:type="dxa" w:w="2160"/>
+          </w:tcPr>
+          <w:p>
+            <w:r>
+              <w:rPr>
+                <w:b w:val="0"/>
+              </w:rPr>
+              <w:t>________</w:t>
+            </w:r>
+          </w:p>
+        </w:tc>
+      </w:tr>
+    </w:tbl>
+    <w:p/>
+    <w:p>
+      <w:pPr>
+        <w:pStyle w:val="Heading2"/>
+      </w:pPr>
+      <w:r>
+        <w:rPr>
+          <w:b w:val="0"/>
+        </w:rPr>
+        <w:t>3. 행사 개요</w:t>
+      </w:r>
+    </w:p>
+    <w:tbl>
+      <w:tblPr>
+        <w:tblStyle w:val="TableGrid"/>
+        <w:tblW w:type="auto" w:w="0"/>
+        <w:tblLook w:firstColumn="1" w:firstRow="1" w:lastColumn="0" w:lastRow="0" w:noHBand="0" w:noVBand="1" w:val="04A0"/>
+      </w:tblPr>
+      <w:tblGrid>
+        <w:gridCol w:w="4320"/>
+        <w:gridCol w:w="4320"/>
+      </w:tblGrid>
+      <w:tr>
+        <w:tc>
+          <w:tcPr>
+            <w:tcW w:type="dxa" w:w="4320"/>
+          </w:tcPr>
+          <w:p>
+            <w:r>
+              <w:rPr>
+                <w:b/>
+              </w:rPr>
+              <w:t>구분</w:t>
+            </w:r>
+          </w:p>
+        </w:tc>
+        <w:tc>
+          <w:tcPr>
+            <w:tcW w:type="dxa" w:w="4320"/>
+          </w:tcPr>
+          <w:p>
+            <w:r>
+              <w:rPr>
+                <w:b/>
+              </w:rPr>
+              <w:t>내용</w:t>
+            </w:r>
+          </w:p>
+        </w:tc>
+      </w:tr>
+      <w:tr>
+        <w:tc>
+          <w:tcPr>
+            <w:tcW w:type="dxa" w:w="4320"/>
+          </w:tcPr>
+          <w:p>
+            <w:r>
+              <w:rPr>
+                <w:b w:val="0"/>
+              </w:rPr>
+              <w:t>행사명</w:t>
+            </w:r>
+          </w:p>
+        </w:tc>
+        <w:tc>
+          <w:tcPr>
+            <w:tcW w:type="dxa" w:w="4320"/>
+          </w:tcPr>
+          <w:p>
+            <w:r>
+              <w:rPr>
+                <w:b w:val="0"/>
+              </w:rPr>
+              <w:t>(부서명) 부활절 행사</w:t>
+            </w:r>
+          </w:p>
+        </w:tc>
+      </w:tr>
+      <w:tr>
+        <w:tc>
+          <w:tcPr>
+            <w:tcW w:type="dxa" w:w="4320"/>
+          </w:tcPr>
+          <w:p>
+            <w:r>
+              <w:rPr>
+                <w:b w:val="0"/>
+              </w:rPr>
+              <w:t>주제</w:t>
+            </w:r>
+          </w:p>
+        </w:tc>
+        <w:tc>
+          <w:tcPr>
+            <w:tcW w:type="dxa" w:w="4320"/>
+          </w:tcPr>
+          <w:p>
+            <w:r>
+              <w:rPr>
+                <w:b w:val="0"/>
+              </w:rPr>
+              <w:t>부활의 기쁨을 함께 나누어요</w:t>
+            </w:r>
+          </w:p>
+        </w:tc>
+      </w:tr>
+      <w:tr>
+        <w:tc>
+          <w:tcPr>
+            <w:tcW w:type="dxa" w:w="4320"/>
+          </w:tcPr>
+          <w:p>
+            <w:r>
+              <w:rPr>
+                <w:b w:val="0"/>
+              </w:rPr>
+              <w:t>주제 말씀</w:t>
+            </w:r>
+          </w:p>
+        </w:tc>
+        <w:tc>
+          <w:tcPr>
+            <w:tcW w:type="dxa" w:w="4320"/>
+          </w:tcPr>
+          <w:p>
+            <w:r>
+              <w:rPr>
+                <w:b w:val="0"/>
+              </w:rPr>
+              <w:t>요한복음 11:25</w:t>
+            </w:r>
+          </w:p>
+        </w:tc>
+      </w:tr>
+      <w:tr>
+        <w:tc>
+          <w:tcPr>
+            <w:tcW w:type="dxa" w:w="4320"/>
+          </w:tcPr>
+          <w:p>
+            <w:r>
+              <w:rPr>
+                <w:b w:val="0"/>
+              </w:rPr>
+              <w:t>일시</w:t>
+            </w:r>
+          </w:p>
+        </w:tc>
+        <w:tc>
+          <w:tcPr>
+            <w:tcW w:type="dxa" w:w="4320"/>
+          </w:tcPr>
+          <w:p>
+            <w:r>
+              <w:rPr>
+                <w:b w:val="0"/>
+              </w:rPr>
+              <w:t>________년 ________월 ________일(요일 확인 필요), ________~________</w:t>
+            </w:r>
+          </w:p>
+        </w:tc>
+      </w:tr>
+      <w:tr>
+        <w:tc>
+          <w:tcPr>
+            <w:tcW w:type="dxa" w:w="4320"/>
+          </w:tcPr>
+          <w:p>
+            <w:r>
+              <w:rPr>
+                <w:b w:val="0"/>
+              </w:rPr>
+              <w:t>장소</w:t>
+            </w:r>
+          </w:p>
+        </w:tc>
+        <w:tc>
+          <w:tcPr>
+            <w:tcW w:type="dxa" w:w="4320"/>
+          </w:tcPr>
+          <w:p>
+            <w:r>
+              <w:rPr>
+                <w:b w:val="0"/>
+              </w:rPr>
+              <w:t>________</w:t>
+            </w:r>
+          </w:p>
+        </w:tc>
+      </w:tr>
+      <w:tr>
+        <w:tc>
+          <w:tcPr>
+            <w:tcW w:type="dxa" w:w="4320"/>
+          </w:tcPr>
+          <w:p>
+            <w:r>
+              <w:rPr>
+                <w:b w:val="0"/>
+              </w:rPr>
+              <w:t>대상</w:t>
+            </w:r>
+          </w:p>
+        </w:tc>
+        <w:tc>
+          <w:tcPr>
+            <w:tcW w:type="dxa" w:w="4320"/>
+          </w:tcPr>
+          <w:p>
+            <w:r>
+              <w:rPr>
+                <w:b w:val="0"/>
+              </w:rPr>
+              <w:t>________</w:t>
+            </w:r>
+          </w:p>
+        </w:tc>
+      </w:tr>
+      <w:tr>
+        <w:tc>
+          <w:tcPr>
+            <w:tcW w:type="dxa" w:w="4320"/>
+          </w:tcPr>
+          <w:p>
+            <w:r>
+              <w:rPr>
+                <w:b w:val="0"/>
+              </w:rPr>
+              <w:t>인원</w:t>
+            </w:r>
+          </w:p>
+        </w:tc>
+        <w:tc>
+          <w:tcPr>
+            <w:tcW w:type="dxa" w:w="4320"/>
+          </w:tcPr>
+          <w:p>
+            <w:r>
+              <w:rPr>
+                <w:b w:val="0"/>
+              </w:rPr>
+              <w:t>학생 ________명, 교사·봉사자 ________명, 합계 ________명</w:t>
+            </w:r>
+          </w:p>
+        </w:tc>
+      </w:tr>
+      <w:tr>
+        <w:tc>
+          <w:tcPr>
+            <w:tcW w:type="dxa" w:w="4320"/>
+          </w:tcPr>
+          <w:p>
+            <w:r>
+              <w:rPr>
+                <w:b w:val="0"/>
+              </w:rPr>
+              <w:t>주관</w:t>
+            </w:r>
+          </w:p>
+        </w:tc>
+        <w:tc>
+          <w:tcPr>
+            <w:tcW w:type="dxa" w:w="4320"/>
+          </w:tcPr>
+          <w:p>
+            <w:r>
+              <w:rPr>
+                <w:b w:val="0"/>
+              </w:rPr>
+              <w:t>(교회명) (부서명)</w:t>
+            </w:r>
+          </w:p>
+        </w:tc>
+      </w:tr>
+      <w:tr>
+        <w:tc>
+          <w:tcPr>
+            <w:tcW w:type="dxa" w:w="4320"/>
+          </w:tcPr>
+          <w:p>
+            <w:r>
+              <w:rPr>
+                <w:b w:val="0"/>
+              </w:rPr>
+              <w:t>총괄 담당</w:t>
+            </w:r>
+          </w:p>
+        </w:tc>
+        <w:tc>
+          <w:tcPr>
+            <w:tcW w:type="dxa" w:w="4320"/>
+          </w:tcPr>
+          <w:p>
+            <w:r>
+              <w:rPr>
+                <w:b w:val="0"/>
+              </w:rPr>
+              <w:t>________</w:t>
+            </w:r>
+          </w:p>
+        </w:tc>
+      </w:tr>
+      <w:tr>
+        <w:tc>
+          <w:tcPr>
+            <w:tcW w:type="dxa" w:w="4320"/>
+          </w:tcPr>
+          <w:p>
+            <w:r>
+              <w:rPr>
+                <w:b w:val="0"/>
+              </w:rPr>
+              <w:t>이웃 나눔 대상</w:t>
+            </w:r>
+          </w:p>
+        </w:tc>
+        <w:tc>
+          <w:tcPr>
+            <w:tcW w:type="dxa" w:w="4320"/>
+          </w:tcPr>
+          <w:p>
+            <w:r>
+              <w:rPr>
+                <w:b w:val="0"/>
+              </w:rPr>
+              <w:t>________ (수령 의사 및 전달 조건 확인 필요)</w:t>
+            </w:r>
+          </w:p>
+        </w:tc>
+      </w:tr>
+    </w:tbl>
+    <w:p/>
+    <w:p>
+      <w:pPr>
+        <w:pStyle w:val="Heading2"/>
+      </w:pPr>
+      <w:r>
+        <w:rPr>
+          <w:b w:val="0"/>
+        </w:rPr>
+        <w:t>4. 세부 추진 계획</w:t>
+      </w:r>
+    </w:p>
+    <w:p>
+      <w:r>
+        <w:rPr>
+          <w:b w:val="0"/>
+        </w:rPr>
+        <w:t>가. 시간표</w:t>
+      </w:r>
+    </w:p>
+    <w:p>
+      <w:r>
+        <w:rPr>
+          <w:b w:val="0"/>
+        </w:rPr>
+        <w:t>시간은 09:00과 같은 24시각제로 기재합니다.</w:t>
+      </w:r>
+    </w:p>
+    <w:tbl>
+      <w:tblPr>
+        <w:tblStyle w:val="TableGrid"/>
+        <w:tblW w:type="auto" w:w="0"/>
+        <w:tblLook w:firstColumn="1" w:firstRow="1" w:lastColumn="0" w:lastRow="0" w:noHBand="0" w:noVBand="1" w:val="04A0"/>
+      </w:tblPr>
+      <w:tblGrid>
+        <w:gridCol w:w="1728"/>
+        <w:gridCol w:w="1728"/>
+        <w:gridCol w:w="1728"/>
+        <w:gridCol w:w="1728"/>
+        <w:gridCol w:w="1728"/>
+      </w:tblGrid>
+      <w:tr>
+        <w:tc>
+          <w:tcPr>
+            <w:tcW w:type="dxa" w:w="1728"/>
+          </w:tcPr>
+          <w:p>
+            <w:r>
+              <w:rPr>
+                <w:b/>
+              </w:rPr>
+              <w:t>시간</w:t>
+            </w:r>
+          </w:p>
+        </w:tc>
+        <w:tc>
+          <w:tcPr>
+            <w:tcW w:type="dxa" w:w="1728"/>
+          </w:tcPr>
+          <w:p>
+            <w:r>
+              <w:rPr>
+                <w:b/>
+              </w:rPr>
+              <w:t>활동</w:t>
+            </w:r>
+          </w:p>
+        </w:tc>
+        <w:tc>
+          <w:tcPr>
+            <w:tcW w:type="dxa" w:w="1728"/>
+          </w:tcPr>
+          <w:p>
+            <w:r>
+              <w:rPr>
+                <w:b/>
+              </w:rPr>
+              <w:t>주요 내용</w:t>
+            </w:r>
+          </w:p>
+        </w:tc>
+        <w:tc>
+          <w:tcPr>
+            <w:tcW w:type="dxa" w:w="1728"/>
+          </w:tcPr>
+          <w:p>
+            <w:r>
+              <w:rPr>
+                <w:b/>
+              </w:rPr>
+              <w:t>담당</w:t>
+            </w:r>
+          </w:p>
+        </w:tc>
+        <w:tc>
+          <w:tcPr>
+            <w:tcW w:type="dxa" w:w="1728"/>
+          </w:tcPr>
+          <w:p>
+            <w:r>
+              <w:rPr>
+                <w:b/>
+              </w:rPr>
+              <w:t>준비 완료 기한</w:t>
+            </w:r>
+          </w:p>
+        </w:tc>
+      </w:tr>
+      <w:tr>
+        <w:tc>
+          <w:tcPr>
+            <w:tcW w:type="dxa" w:w="1728"/>
+          </w:tcPr>
+          <w:p>
+            <w:r>
+              <w:rPr>
+                <w:b w:val="0"/>
+              </w:rPr>
+              <w:t>________~________</w:t>
+            </w:r>
+          </w:p>
+        </w:tc>
+        <w:tc>
+          <w:tcPr>
+            <w:tcW w:type="dxa" w:w="1728"/>
+          </w:tcPr>
+          <w:p>
+            <w:r>
+              <w:rPr>
+                <w:b w:val="0"/>
+              </w:rPr>
+              <w:t>접수·안전 안내</w:t>
+            </w:r>
+          </w:p>
+        </w:tc>
+        <w:tc>
+          <w:tcPr>
+            <w:tcW w:type="dxa" w:w="1728"/>
+          </w:tcPr>
+          <w:p>
+            <w:r>
+              <w:rPr>
+                <w:b w:val="0"/>
+              </w:rPr>
+              <w:t>출석, 귀가 방법 확인, 손 씻기, 식용·장식용 구분 안내</w:t>
+            </w:r>
+          </w:p>
+        </w:tc>
+        <w:tc>
+          <w:tcPr>
+            <w:tcW w:type="dxa" w:w="1728"/>
+          </w:tcPr>
+          <w:p>
+            <w:r>
+              <w:rPr>
+                <w:b w:val="0"/>
+              </w:rPr>
+              <w:t>________</w:t>
+            </w:r>
+          </w:p>
+        </w:tc>
+        <w:tc>
+          <w:tcPr>
+            <w:tcW w:type="dxa" w:w="1728"/>
+          </w:tcPr>
+          <w:p>
+            <w:r>
+              <w:rPr>
+                <w:b w:val="0"/>
+              </w:rPr>
+              <w:t>________</w:t>
+            </w:r>
+          </w:p>
+        </w:tc>
+      </w:tr>
+      <w:tr>
+        <w:tc>
+          <w:tcPr>
+            <w:tcW w:type="dxa" w:w="1728"/>
+          </w:tcPr>
+          <w:p>
+            <w:r>
+              <w:rPr>
+                <w:b w:val="0"/>
+              </w:rPr>
+              <w:t>________~________</w:t>
+            </w:r>
+          </w:p>
+        </w:tc>
+        <w:tc>
+          <w:tcPr>
+            <w:tcW w:type="dxa" w:w="1728"/>
+          </w:tcPr>
+          <w:p>
+            <w:r>
+              <w:rPr>
+                <w:b w:val="0"/>
+              </w:rPr>
+              <w:t>부활 이야기 활동</w:t>
+            </w:r>
+          </w:p>
+        </w:tc>
+        <w:tc>
+          <w:tcPr>
+            <w:tcW w:type="dxa" w:w="1728"/>
+          </w:tcPr>
+          <w:p>
+            <w:r>
+              <w:rPr>
+                <w:b w:val="0"/>
+              </w:rPr>
+              <w:t>주제 말씀 장절 확인, 이야기 순서 맞추기, 소망 그림·카드 만들기</w:t>
+            </w:r>
+          </w:p>
+        </w:tc>
+        <w:tc>
+          <w:tcPr>
+            <w:tcW w:type="dxa" w:w="1728"/>
+          </w:tcPr>
+          <w:p>
+            <w:r>
+              <w:rPr>
+                <w:b w:val="0"/>
+              </w:rPr>
+              <w:t>________</w:t>
+            </w:r>
+          </w:p>
+        </w:tc>
+        <w:tc>
+          <w:tcPr>
+            <w:tcW w:type="dxa" w:w="1728"/>
+          </w:tcPr>
+          <w:p>
+            <w:r>
+              <w:rPr>
+                <w:b w:val="0"/>
+              </w:rPr>
+              <w:t>________</w:t>
+            </w:r>
+          </w:p>
+        </w:tc>
+      </w:tr>
+      <w:tr>
+        <w:tc>
+          <w:tcPr>
+            <w:tcW w:type="dxa" w:w="1728"/>
+          </w:tcPr>
+          <w:p>
+            <w:r>
+              <w:rPr>
+                <w:b w:val="0"/>
+              </w:rPr>
+              <w:t>________~________</w:t>
+            </w:r>
+          </w:p>
+        </w:tc>
+        <w:tc>
+          <w:tcPr>
+            <w:tcW w:type="dxa" w:w="1728"/>
+          </w:tcPr>
+          <w:p>
+            <w:r>
+              <w:rPr>
+                <w:b w:val="0"/>
+              </w:rPr>
+              <w:t>달걀 꾸미기</w:t>
+            </w:r>
+          </w:p>
+        </w:tc>
+        <w:tc>
+          <w:tcPr>
+            <w:tcW w:type="dxa" w:w="1728"/>
+          </w:tcPr>
+          <w:p>
+            <w:r>
+              <w:rPr>
+                <w:b w:val="0"/>
+              </w:rPr>
+              <w:t>장식용 달걀 또는 종이 달걀 꾸미기, 대체 재료 제공</w:t>
+            </w:r>
+          </w:p>
+        </w:tc>
+        <w:tc>
+          <w:tcPr>
+            <w:tcW w:type="dxa" w:w="1728"/>
+          </w:tcPr>
+          <w:p>
+            <w:r>
+              <w:rPr>
+                <w:b w:val="0"/>
+              </w:rPr>
+              <w:t>________</w:t>
+            </w:r>
+          </w:p>
+        </w:tc>
+        <w:tc>
+          <w:tcPr>
+            <w:tcW w:type="dxa" w:w="1728"/>
+          </w:tcPr>
+          <w:p>
+            <w:r>
+              <w:rPr>
+                <w:b w:val="0"/>
+              </w:rPr>
+              <w:t>________</w:t>
+            </w:r>
+          </w:p>
+        </w:tc>
+      </w:tr>
+      <w:tr>
+        <w:tc>
+          <w:tcPr>
+            <w:tcW w:type="dxa" w:w="1728"/>
+          </w:tcPr>
+          <w:p>
+            <w:r>
+              <w:rPr>
+                <w:b w:val="0"/>
+              </w:rPr>
+              <w:t>________~________</w:t>
+            </w:r>
+          </w:p>
+        </w:tc>
+        <w:tc>
+          <w:tcPr>
+            <w:tcW w:type="dxa" w:w="1728"/>
+          </w:tcPr>
+          <w:p>
+            <w:r>
+              <w:rPr>
+                <w:b w:val="0"/>
+              </w:rPr>
+              <w:t>나눔 준비</w:t>
+            </w:r>
+          </w:p>
+        </w:tc>
+        <w:tc>
+          <w:tcPr>
+            <w:tcW w:type="dxa" w:w="1728"/>
+          </w:tcPr>
+          <w:p>
+            <w:r>
+              <w:rPr>
+                <w:b w:val="0"/>
+              </w:rPr>
+              <w:t>식용 물품 별도 포장, 원재료·알레르기 및 보관 안내 부착</w:t>
+            </w:r>
+          </w:p>
+        </w:tc>
+        <w:tc>
+          <w:tcPr>
+            <w:tcW w:type="dxa" w:w="1728"/>
+          </w:tcPr>
+          <w:p>
+            <w:r>
+              <w:rPr>
+                <w:b w:val="0"/>
+              </w:rPr>
+              <w:t>________</w:t>
+            </w:r>
+          </w:p>
+        </w:tc>
+        <w:tc>
+          <w:tcPr>
+            <w:tcW w:type="dxa" w:w="1728"/>
+          </w:tcPr>
+          <w:p>
+            <w:r>
+              <w:rPr>
+                <w:b w:val="0"/>
+              </w:rPr>
+              <w:t>________</w:t>
+            </w:r>
+          </w:p>
+        </w:tc>
+      </w:tr>
+      <w:tr>
+        <w:tc>
+          <w:tcPr>
+            <w:tcW w:type="dxa" w:w="1728"/>
+          </w:tcPr>
+          <w:p>
+            <w:r>
+              <w:rPr>
+                <w:b w:val="0"/>
+              </w:rPr>
+              <w:t>________~________</w:t>
+            </w:r>
+          </w:p>
+        </w:tc>
+        <w:tc>
+          <w:tcPr>
+            <w:tcW w:type="dxa" w:w="1728"/>
+          </w:tcPr>
+          <w:p>
+            <w:r>
+              <w:rPr>
+                <w:b w:val="0"/>
+              </w:rPr>
+              <w:t>이웃 나눔</w:t>
+            </w:r>
+          </w:p>
+        </w:tc>
+        <w:tc>
+          <w:tcPr>
+            <w:tcW w:type="dxa" w:w="1728"/>
+          </w:tcPr>
+          <w:p>
+            <w:r>
+              <w:rPr>
+                <w:b w:val="0"/>
+              </w:rPr>
+              <w:t>성인 인솔하에 전달, 수령 수량 확인</w:t>
+            </w:r>
+          </w:p>
+        </w:tc>
+        <w:tc>
+          <w:tcPr>
+            <w:tcW w:type="dxa" w:w="1728"/>
+          </w:tcPr>
+          <w:p>
+            <w:r>
+              <w:rPr>
+                <w:b w:val="0"/>
+              </w:rPr>
+              <w:t>________</w:t>
+            </w:r>
+          </w:p>
+        </w:tc>
+        <w:tc>
+          <w:tcPr>
+            <w:tcW w:type="dxa" w:w="1728"/>
+          </w:tcPr>
+          <w:p>
+            <w:r>
+              <w:rPr>
+                <w:b w:val="0"/>
+              </w:rPr>
+              <w:t>________</w:t>
+            </w:r>
+          </w:p>
+        </w:tc>
+      </w:tr>
+      <w:tr>
+        <w:tc>
+          <w:tcPr>
+            <w:tcW w:type="dxa" w:w="1728"/>
+          </w:tcPr>
+          <w:p>
+            <w:r>
+              <w:rPr>
+                <w:b w:val="0"/>
+              </w:rPr>
+              <w:t>________~________</w:t>
+            </w:r>
+          </w:p>
+        </w:tc>
+        <w:tc>
+          <w:tcPr>
+            <w:tcW w:type="dxa" w:w="1728"/>
+          </w:tcPr>
+          <w:p>
+            <w:r>
+              <w:rPr>
+                <w:b w:val="0"/>
+              </w:rPr>
+              <w:t>마무리·귀가</w:t>
+            </w:r>
+          </w:p>
+        </w:tc>
+        <w:tc>
+          <w:tcPr>
+            <w:tcW w:type="dxa" w:w="1728"/>
+          </w:tcPr>
+          <w:p>
+            <w:r>
+              <w:rPr>
+                <w:b w:val="0"/>
+              </w:rPr>
+              <w:t>소감 나눔, 인원 재확인, 사전 확인한 보호자에게 인계</w:t>
+            </w:r>
+          </w:p>
+        </w:tc>
+        <w:tc>
+          <w:tcPr>
+            <w:tcW w:type="dxa" w:w="1728"/>
+          </w:tcPr>
+          <w:p>
+            <w:r>
+              <w:rPr>
+                <w:b w:val="0"/>
+              </w:rPr>
+              <w:t>________</w:t>
+            </w:r>
+          </w:p>
+        </w:tc>
+        <w:tc>
+          <w:tcPr>
+            <w:tcW w:type="dxa" w:w="1728"/>
+          </w:tcPr>
+          <w:p>
+            <w:r>
+              <w:rPr>
+                <w:b w:val="0"/>
+              </w:rPr>
+              <w:t>________</w:t>
+            </w:r>
+          </w:p>
+        </w:tc>
+      </w:tr>
+    </w:tbl>
+    <w:p/>
+    <w:p>
+      <w:r>
+        <w:rPr>
+          <w:b w:val="0"/>
+        </w:rPr>
+        <w:t>나. 업무분장 및 준비물</w:t>
+      </w:r>
+    </w:p>
+    <w:tbl>
+      <w:tblPr>
+        <w:tblStyle w:val="TableGrid"/>
+        <w:tblW w:type="auto" w:w="0"/>
+        <w:tblLook w:firstColumn="1" w:firstRow="1" w:lastColumn="0" w:lastRow="0" w:noHBand="0" w:noVBand="1" w:val="04A0"/>
+      </w:tblPr>
+      <w:tblGrid>
+        <w:gridCol w:w="2160"/>
+        <w:gridCol w:w="2160"/>
+        <w:gridCol w:w="2160"/>
+        <w:gridCol w:w="2160"/>
+      </w:tblGrid>
+      <w:tr>
+        <w:tc>
+          <w:tcPr>
+            <w:tcW w:type="dxa" w:w="2160"/>
+          </w:tcPr>
+          <w:p>
+            <w:r>
+              <w:rPr>
+                <w:b/>
+              </w:rPr>
+              <w:t>업무</w:t>
+            </w:r>
+          </w:p>
+        </w:tc>
+        <w:tc>
+          <w:tcPr>
+            <w:tcW w:type="dxa" w:w="2160"/>
+          </w:tcPr>
+          <w:p>
+            <w:r>
+              <w:rPr>
+                <w:b/>
+              </w:rPr>
+              <w:t>담당</w:t>
+            </w:r>
+          </w:p>
+        </w:tc>
+        <w:tc>
+          <w:tcPr>
+            <w:tcW w:type="dxa" w:w="2160"/>
+          </w:tcPr>
+          <w:p>
+            <w:r>
+              <w:rPr>
+                <w:b/>
+              </w:rPr>
+              <w:t>기한</w:t>
+            </w:r>
+          </w:p>
+        </w:tc>
+        <w:tc>
+          <w:tcPr>
+            <w:tcW w:type="dxa" w:w="2160"/>
+          </w:tcPr>
+          <w:p>
+            <w:r>
+              <w:rPr>
+                <w:b/>
+              </w:rPr>
+              <w:t>확인</w:t>
+            </w:r>
+          </w:p>
+        </w:tc>
+      </w:tr>
+      <w:tr>
+        <w:tc>
+          <w:tcPr>
+            <w:tcW w:type="dxa" w:w="2160"/>
+          </w:tcPr>
+          <w:p>
+            <w:r>
+              <w:rPr>
+                <w:b w:val="0"/>
+              </w:rPr>
+              <w:t>행사 운영안·예산 승인 요청</w:t>
+            </w:r>
+          </w:p>
+        </w:tc>
+        <w:tc>
+          <w:tcPr>
+            <w:tcW w:type="dxa" w:w="2160"/>
+          </w:tcPr>
+          <w:p>
+            <w:r>
+              <w:rPr>
+                <w:b w:val="0"/>
+              </w:rPr>
+              <w:t>________</w:t>
             </w:r>
           </w:p>
         </w:tc>
@@ -1848,7 +1613,7 @@
               <w:rPr>
                 <w:b w:val="0"/>
               </w:rPr>
-              <w:t>위생·보냉용품</w:t>
+              <w:t>보호자 안내 및 별도 신청·회신서 회수</w:t>
             </w:r>
           </w:p>
         </w:tc>
@@ -1861,7 +1626,385 @@
               <w:rPr>
                 <w:b w:val="0"/>
               </w:rPr>
-              <w:t>________세트</w:t>
+              <w:t>________</w:t>
+            </w:r>
+          </w:p>
+        </w:tc>
+        <w:tc>
+          <w:tcPr>
+            <w:tcW w:type="dxa" w:w="2160"/>
+          </w:tcPr>
+          <w:p>
+            <w:r>
+              <w:rPr>
+                <w:b w:val="0"/>
+              </w:rPr>
+              <w:t>________</w:t>
+            </w:r>
+          </w:p>
+        </w:tc>
+        <w:tc>
+          <w:tcPr>
+            <w:tcW w:type="dxa" w:w="2160"/>
+          </w:tcPr>
+          <w:p>
+            <w:r>
+              <w:rPr>
+                <w:b w:val="0"/>
+              </w:rPr>
+              <w:t>________</w:t>
+            </w:r>
+          </w:p>
+        </w:tc>
+      </w:tr>
+      <w:tr>
+        <w:tc>
+          <w:tcPr>
+            <w:tcW w:type="dxa" w:w="2160"/>
+          </w:tcPr>
+          <w:p>
+            <w:r>
+              <w:rPr>
+                <w:b w:val="0"/>
+              </w:rPr>
+              <w:t>알레르기·식이 제한 확인 및 대체 활동 준비</w:t>
+            </w:r>
+          </w:p>
+        </w:tc>
+        <w:tc>
+          <w:tcPr>
+            <w:tcW w:type="dxa" w:w="2160"/>
+          </w:tcPr>
+          <w:p>
+            <w:r>
+              <w:rPr>
+                <w:b w:val="0"/>
+              </w:rPr>
+              <w:t>________</w:t>
+            </w:r>
+          </w:p>
+        </w:tc>
+        <w:tc>
+          <w:tcPr>
+            <w:tcW w:type="dxa" w:w="2160"/>
+          </w:tcPr>
+          <w:p>
+            <w:r>
+              <w:rPr>
+                <w:b w:val="0"/>
+              </w:rPr>
+              <w:t>________</w:t>
+            </w:r>
+          </w:p>
+        </w:tc>
+        <w:tc>
+          <w:tcPr>
+            <w:tcW w:type="dxa" w:w="2160"/>
+          </w:tcPr>
+          <w:p>
+            <w:r>
+              <w:rPr>
+                <w:b w:val="0"/>
+              </w:rPr>
+              <w:t>________</w:t>
+            </w:r>
+          </w:p>
+        </w:tc>
+      </w:tr>
+      <w:tr>
+        <w:tc>
+          <w:tcPr>
+            <w:tcW w:type="dxa" w:w="2160"/>
+          </w:tcPr>
+          <w:p>
+            <w:r>
+              <w:rPr>
+                <w:b w:val="0"/>
+              </w:rPr>
+              <w:t>부활 이야기 그림 자료·활동지·필기구 준비</w:t>
+            </w:r>
+          </w:p>
+        </w:tc>
+        <w:tc>
+          <w:tcPr>
+            <w:tcW w:type="dxa" w:w="2160"/>
+          </w:tcPr>
+          <w:p>
+            <w:r>
+              <w:rPr>
+                <w:b w:val="0"/>
+              </w:rPr>
+              <w:t>________</w:t>
+            </w:r>
+          </w:p>
+        </w:tc>
+        <w:tc>
+          <w:tcPr>
+            <w:tcW w:type="dxa" w:w="2160"/>
+          </w:tcPr>
+          <w:p>
+            <w:r>
+              <w:rPr>
+                <w:b w:val="0"/>
+              </w:rPr>
+              <w:t>________</w:t>
+            </w:r>
+          </w:p>
+        </w:tc>
+        <w:tc>
+          <w:tcPr>
+            <w:tcW w:type="dxa" w:w="2160"/>
+          </w:tcPr>
+          <w:p>
+            <w:r>
+              <w:rPr>
+                <w:b w:val="0"/>
+              </w:rPr>
+              <w:t>________</w:t>
+            </w:r>
+          </w:p>
+        </w:tc>
+      </w:tr>
+      <w:tr>
+        <w:tc>
+          <w:tcPr>
+            <w:tcW w:type="dxa" w:w="2160"/>
+          </w:tcPr>
+          <w:p>
+            <w:r>
+              <w:rPr>
+                <w:b w:val="0"/>
+              </w:rPr>
+              <w:t>장식용 달걀·종이 달걀·꾸미기 재료·책상 덮개 준비</w:t>
+            </w:r>
+          </w:p>
+        </w:tc>
+        <w:tc>
+          <w:tcPr>
+            <w:tcW w:type="dxa" w:w="2160"/>
+          </w:tcPr>
+          <w:p>
+            <w:r>
+              <w:rPr>
+                <w:b w:val="0"/>
+              </w:rPr>
+              <w:t>________</w:t>
+            </w:r>
+          </w:p>
+        </w:tc>
+        <w:tc>
+          <w:tcPr>
+            <w:tcW w:type="dxa" w:w="2160"/>
+          </w:tcPr>
+          <w:p>
+            <w:r>
+              <w:rPr>
+                <w:b w:val="0"/>
+              </w:rPr>
+              <w:t>________</w:t>
+            </w:r>
+          </w:p>
+        </w:tc>
+        <w:tc>
+          <w:tcPr>
+            <w:tcW w:type="dxa" w:w="2160"/>
+          </w:tcPr>
+          <w:p>
+            <w:r>
+              <w:rPr>
+                <w:b w:val="0"/>
+              </w:rPr>
+              <w:t>________</w:t>
+            </w:r>
+          </w:p>
+        </w:tc>
+      </w:tr>
+      <w:tr>
+        <w:tc>
+          <w:tcPr>
+            <w:tcW w:type="dxa" w:w="2160"/>
+          </w:tcPr>
+          <w:p>
+            <w:r>
+              <w:rPr>
+                <w:b w:val="0"/>
+              </w:rPr>
+              <w:t>식용 달걀·대체 나눔 물품·포장재·표시 스티커 준비</w:t>
+            </w:r>
+          </w:p>
+        </w:tc>
+        <w:tc>
+          <w:tcPr>
+            <w:tcW w:type="dxa" w:w="2160"/>
+          </w:tcPr>
+          <w:p>
+            <w:r>
+              <w:rPr>
+                <w:b w:val="0"/>
+              </w:rPr>
+              <w:t>________</w:t>
+            </w:r>
+          </w:p>
+        </w:tc>
+        <w:tc>
+          <w:tcPr>
+            <w:tcW w:type="dxa" w:w="2160"/>
+          </w:tcPr>
+          <w:p>
+            <w:r>
+              <w:rPr>
+                <w:b w:val="0"/>
+              </w:rPr>
+              <w:t>________</w:t>
+            </w:r>
+          </w:p>
+        </w:tc>
+        <w:tc>
+          <w:tcPr>
+            <w:tcW w:type="dxa" w:w="2160"/>
+          </w:tcPr>
+          <w:p>
+            <w:r>
+              <w:rPr>
+                <w:b w:val="0"/>
+              </w:rPr>
+              <w:t>________</w:t>
+            </w:r>
+          </w:p>
+        </w:tc>
+      </w:tr>
+      <w:tr>
+        <w:tc>
+          <w:tcPr>
+            <w:tcW w:type="dxa" w:w="2160"/>
+          </w:tcPr>
+          <w:p>
+            <w:r>
+              <w:rPr>
+                <w:b w:val="0"/>
+              </w:rPr>
+              <w:t>비누·손 건조용품·집게·보냉용품·구급용품 준비</w:t>
+            </w:r>
+          </w:p>
+        </w:tc>
+        <w:tc>
+          <w:tcPr>
+            <w:tcW w:type="dxa" w:w="2160"/>
+          </w:tcPr>
+          <w:p>
+            <w:r>
+              <w:rPr>
+                <w:b w:val="0"/>
+              </w:rPr>
+              <w:t>________</w:t>
+            </w:r>
+          </w:p>
+        </w:tc>
+        <w:tc>
+          <w:tcPr>
+            <w:tcW w:type="dxa" w:w="2160"/>
+          </w:tcPr>
+          <w:p>
+            <w:r>
+              <w:rPr>
+                <w:b w:val="0"/>
+              </w:rPr>
+              <w:t>________</w:t>
+            </w:r>
+          </w:p>
+        </w:tc>
+        <w:tc>
+          <w:tcPr>
+            <w:tcW w:type="dxa" w:w="2160"/>
+          </w:tcPr>
+          <w:p>
+            <w:r>
+              <w:rPr>
+                <w:b w:val="0"/>
+              </w:rPr>
+              <w:t>________</w:t>
+            </w:r>
+          </w:p>
+        </w:tc>
+      </w:tr>
+      <w:tr>
+        <w:tc>
+          <w:tcPr>
+            <w:tcW w:type="dxa" w:w="2160"/>
+          </w:tcPr>
+          <w:p>
+            <w:r>
+              <w:rPr>
+                <w:b w:val="0"/>
+              </w:rPr>
+              <w:t>이웃·기관의 수령 의사, 수량, 시간 및 전달 경로 확인</w:t>
+            </w:r>
+          </w:p>
+        </w:tc>
+        <w:tc>
+          <w:tcPr>
+            <w:tcW w:type="dxa" w:w="2160"/>
+          </w:tcPr>
+          <w:p>
+            <w:r>
+              <w:rPr>
+                <w:b w:val="0"/>
+              </w:rPr>
+              <w:t>________</w:t>
+            </w:r>
+          </w:p>
+        </w:tc>
+        <w:tc>
+          <w:tcPr>
+            <w:tcW w:type="dxa" w:w="2160"/>
+          </w:tcPr>
+          <w:p>
+            <w:r>
+              <w:rPr>
+                <w:b w:val="0"/>
+              </w:rPr>
+              <w:t>________</w:t>
+            </w:r>
+          </w:p>
+        </w:tc>
+        <w:tc>
+          <w:tcPr>
+            <w:tcW w:type="dxa" w:w="2160"/>
+          </w:tcPr>
+          <w:p>
+            <w:r>
+              <w:rPr>
+                <w:b w:val="0"/>
+              </w:rPr>
+              <w:t>________</w:t>
+            </w:r>
+          </w:p>
+        </w:tc>
+      </w:tr>
+      <w:tr>
+        <w:tc>
+          <w:tcPr>
+            <w:tcW w:type="dxa" w:w="2160"/>
+          </w:tcPr>
+          <w:p>
+            <w:r>
+              <w:rPr>
+                <w:b w:val="0"/>
+              </w:rPr>
+              <w:t>장소 정리·쓰레기 분리배출·물품 회수</w:t>
+            </w:r>
+          </w:p>
+        </w:tc>
+        <w:tc>
+          <w:tcPr>
+            <w:tcW w:type="dxa" w:w="2160"/>
+          </w:tcPr>
+          <w:p>
+            <w:r>
+              <w:rPr>
+                <w:b w:val="0"/>
+              </w:rPr>
+              <w:t>________</w:t>
             </w:r>
           </w:p>
         </w:tc>
@@ -1894,6 +2037,1724 @@
       </w:tr>
     </w:tbl>
     <w:p/>
+    <w:p>
+      <w:r>
+        <w:rPr>
+          <w:b w:val="0"/>
+        </w:rPr>
+        <w:t>다. 이웃 나눔 운영</w:t>
+      </w:r>
+    </w:p>
+    <w:p>
+      <w:r>
+        <w:rPr>
+          <w:b w:val="0"/>
+        </w:rPr>
+        <w:t>1) 수령처의 의사와 식품 반입 조건을 확인하고 전달 수량을 확정합니다. 담당: ________ / 기한: ________</w:t>
+      </w:r>
+    </w:p>
+    <w:p>
+      <w:r>
+        <w:rPr>
+          <w:b w:val="0"/>
+        </w:rPr>
+        <w:t>2) 학생에게 이웃을 존중하는 인사와 전달 방법을 안내하고, 성인 인솔자·이동 경로·인원 확인 지점을 정합니다. 담당: ________ / 기한: ________</w:t>
+      </w:r>
+    </w:p>
+    <w:p>
+      <w:r>
+        <w:rPr>
+          <w:b w:val="0"/>
+        </w:rPr>
+        <w:t>3) 수령 거절 또는 부재 시 사용할 대체 전달처와 잔여 물품 처리 방법을 정합니다. 담당: ________ / 기한: ________</w:t>
+      </w:r>
+    </w:p>
+    <w:p>
+      <w:pPr>
+        <w:pStyle w:val="Heading2"/>
+      </w:pPr>
+      <w:r>
+        <w:rPr>
+          <w:b w:val="0"/>
+        </w:rPr>
+        <w:t>5. 안전관리 계획</w:t>
+      </w:r>
+    </w:p>
+    <w:tbl>
+      <w:tblPr>
+        <w:tblStyle w:val="TableGrid"/>
+        <w:tblW w:type="auto" w:w="0"/>
+        <w:tblLook w:firstColumn="1" w:firstRow="1" w:lastColumn="0" w:lastRow="0" w:noHBand="0" w:noVBand="1" w:val="04A0"/>
+      </w:tblPr>
+      <w:tblGrid>
+        <w:gridCol w:w="2160"/>
+        <w:gridCol w:w="2160"/>
+        <w:gridCol w:w="2160"/>
+        <w:gridCol w:w="2160"/>
+      </w:tblGrid>
+      <w:tr>
+        <w:tc>
+          <w:tcPr>
+            <w:tcW w:type="dxa" w:w="2160"/>
+          </w:tcPr>
+          <w:p>
+            <w:r>
+              <w:rPr>
+                <w:b/>
+              </w:rPr>
+              <w:t>위험요인</w:t>
+            </w:r>
+          </w:p>
+        </w:tc>
+        <w:tc>
+          <w:tcPr>
+            <w:tcW w:type="dxa" w:w="2160"/>
+          </w:tcPr>
+          <w:p>
+            <w:r>
+              <w:rPr>
+                <w:b/>
+              </w:rPr>
+              <w:t>예방조치</w:t>
+            </w:r>
+          </w:p>
+        </w:tc>
+        <w:tc>
+          <w:tcPr>
+            <w:tcW w:type="dxa" w:w="2160"/>
+          </w:tcPr>
+          <w:p>
+            <w:r>
+              <w:rPr>
+                <w:b/>
+              </w:rPr>
+              <w:t>담당</w:t>
+            </w:r>
+          </w:p>
+        </w:tc>
+        <w:tc>
+          <w:tcPr>
+            <w:tcW w:type="dxa" w:w="2160"/>
+          </w:tcPr>
+          <w:p>
+            <w:r>
+              <w:rPr>
+                <w:b/>
+              </w:rPr>
+              <w:t>이행 기한</w:t>
+            </w:r>
+          </w:p>
+        </w:tc>
+      </w:tr>
+      <w:tr>
+        <w:tc>
+          <w:tcPr>
+            <w:tcW w:type="dxa" w:w="2160"/>
+          </w:tcPr>
+          <w:p>
+            <w:r>
+              <w:rPr>
+                <w:b w:val="0"/>
+              </w:rPr>
+              <w:t>달걀 알레르기·식이 제한</w:t>
+            </w:r>
+          </w:p>
+        </w:tc>
+        <w:tc>
+          <w:tcPr>
+            <w:tcW w:type="dxa" w:w="2160"/>
+          </w:tcPr>
+          <w:p>
+            <w:r>
+              <w:rPr>
+                <w:b w:val="0"/>
+              </w:rPr>
+              <w:t>별도 회신서로 확인하고 종이 달걀·비식품 나눔 물품을 제공하며 재료·도구를 구분</w:t>
+            </w:r>
+          </w:p>
+        </w:tc>
+        <w:tc>
+          <w:tcPr>
+            <w:tcW w:type="dxa" w:w="2160"/>
+          </w:tcPr>
+          <w:p>
+            <w:r>
+              <w:rPr>
+                <w:b w:val="0"/>
+              </w:rPr>
+              <w:t>________</w:t>
+            </w:r>
+          </w:p>
+        </w:tc>
+        <w:tc>
+          <w:tcPr>
+            <w:tcW w:type="dxa" w:w="2160"/>
+          </w:tcPr>
+          <w:p>
+            <w:r>
+              <w:rPr>
+                <w:b w:val="0"/>
+              </w:rPr>
+              <w:t>________</w:t>
+            </w:r>
+          </w:p>
+        </w:tc>
+      </w:tr>
+      <w:tr>
+        <w:tc>
+          <w:tcPr>
+            <w:tcW w:type="dxa" w:w="2160"/>
+          </w:tcPr>
+          <w:p>
+            <w:r>
+              <w:rPr>
+                <w:b w:val="0"/>
+              </w:rPr>
+              <w:t>식품 오염·변질</w:t>
+            </w:r>
+          </w:p>
+        </w:tc>
+        <w:tc>
+          <w:tcPr>
+            <w:tcW w:type="dxa" w:w="2160"/>
+          </w:tcPr>
+          <w:p>
+            <w:r>
+              <w:rPr>
+                <w:b w:val="0"/>
+              </w:rPr>
+              <w:t>식용·장식용 달걀을 분리하고 장식용은 섭취 금지 표시, 식품 취급 전 손 씻기 및 청결한 도구 사용, 보관·전달 조건 확인</w:t>
+            </w:r>
+          </w:p>
+        </w:tc>
+        <w:tc>
+          <w:tcPr>
+            <w:tcW w:type="dxa" w:w="2160"/>
+          </w:tcPr>
+          <w:p>
+            <w:r>
+              <w:rPr>
+                <w:b w:val="0"/>
+              </w:rPr>
+              <w:t>________</w:t>
+            </w:r>
+          </w:p>
+        </w:tc>
+        <w:tc>
+          <w:tcPr>
+            <w:tcW w:type="dxa" w:w="2160"/>
+          </w:tcPr>
+          <w:p>
+            <w:r>
+              <w:rPr>
+                <w:b w:val="0"/>
+              </w:rPr>
+              <w:t>________</w:t>
+            </w:r>
+          </w:p>
+        </w:tc>
+      </w:tr>
+      <w:tr>
+        <w:tc>
+          <w:tcPr>
+            <w:tcW w:type="dxa" w:w="2160"/>
+          </w:tcPr>
+          <w:p>
+            <w:r>
+              <w:rPr>
+                <w:b w:val="0"/>
+              </w:rPr>
+              <w:t>원재료 정보 누락</w:t>
+            </w:r>
+          </w:p>
+        </w:tc>
+        <w:tc>
+          <w:tcPr>
+            <w:tcW w:type="dxa" w:w="2160"/>
+          </w:tcPr>
+          <w:p>
+            <w:r>
+              <w:rPr>
+                <w:b w:val="0"/>
+              </w:rPr>
+              <w:t>식용 나눔 물품의 원재료·알레르기 정보 및 보관 안내를 확인하여 포장에 표시</w:t>
+            </w:r>
+          </w:p>
+        </w:tc>
+        <w:tc>
+          <w:tcPr>
+            <w:tcW w:type="dxa" w:w="2160"/>
+          </w:tcPr>
+          <w:p>
+            <w:r>
+              <w:rPr>
+                <w:b w:val="0"/>
+              </w:rPr>
+              <w:t>________</w:t>
+            </w:r>
+          </w:p>
+        </w:tc>
+        <w:tc>
+          <w:tcPr>
+            <w:tcW w:type="dxa" w:w="2160"/>
+          </w:tcPr>
+          <w:p>
+            <w:r>
+              <w:rPr>
+                <w:b w:val="0"/>
+              </w:rPr>
+              <w:t>________</w:t>
+            </w:r>
+          </w:p>
+        </w:tc>
+      </w:tr>
+      <w:tr>
+        <w:tc>
+          <w:tcPr>
+            <w:tcW w:type="dxa" w:w="2160"/>
+          </w:tcPr>
+          <w:p>
+            <w:r>
+              <w:rPr>
+                <w:b w:val="0"/>
+              </w:rPr>
+              <w:t>가위·작은 장식품 사고</w:t>
+            </w:r>
+          </w:p>
+        </w:tc>
+        <w:tc>
+          <w:tcPr>
+            <w:tcW w:type="dxa" w:w="2160"/>
+          </w:tcPr>
+          <w:p>
+            <w:r>
+              <w:rPr>
+                <w:b w:val="0"/>
+              </w:rPr>
+              <w:t>연령에 맞는 재료 사용, 교사 감독, 입에 넣을 수 있는 작은 부품 사용 제한</w:t>
+            </w:r>
+          </w:p>
+        </w:tc>
+        <w:tc>
+          <w:tcPr>
+            <w:tcW w:type="dxa" w:w="2160"/>
+          </w:tcPr>
+          <w:p>
+            <w:r>
+              <w:rPr>
+                <w:b w:val="0"/>
+              </w:rPr>
+              <w:t>________</w:t>
+            </w:r>
+          </w:p>
+        </w:tc>
+        <w:tc>
+          <w:tcPr>
+            <w:tcW w:type="dxa" w:w="2160"/>
+          </w:tcPr>
+          <w:p>
+            <w:r>
+              <w:rPr>
+                <w:b w:val="0"/>
+              </w:rPr>
+              <w:t>________</w:t>
+            </w:r>
+          </w:p>
+        </w:tc>
+      </w:tr>
+      <w:tr>
+        <w:tc>
+          <w:tcPr>
+            <w:tcW w:type="dxa" w:w="2160"/>
+          </w:tcPr>
+          <w:p>
+            <w:r>
+              <w:rPr>
+                <w:b w:val="0"/>
+              </w:rPr>
+              <w:t>이동 중 사고·이탈</w:t>
+            </w:r>
+          </w:p>
+        </w:tc>
+        <w:tc>
+          <w:tcPr>
+            <w:tcW w:type="dxa" w:w="2160"/>
+          </w:tcPr>
+          <w:p>
+            <w:r>
+              <w:rPr>
+                <w:b w:val="0"/>
+              </w:rPr>
+              <w:t>성인 인솔, 출발·도착 시 인원 확인, 위험한 경로 변경, 악천후 시 실내 활동 전환</w:t>
+            </w:r>
+          </w:p>
+        </w:tc>
+        <w:tc>
+          <w:tcPr>
+            <w:tcW w:type="dxa" w:w="2160"/>
+          </w:tcPr>
+          <w:p>
+            <w:r>
+              <w:rPr>
+                <w:b w:val="0"/>
+              </w:rPr>
+              <w:t>________</w:t>
+            </w:r>
+          </w:p>
+        </w:tc>
+        <w:tc>
+          <w:tcPr>
+            <w:tcW w:type="dxa" w:w="2160"/>
+          </w:tcPr>
+          <w:p>
+            <w:r>
+              <w:rPr>
+                <w:b w:val="0"/>
+              </w:rPr>
+              <w:t>________</w:t>
+            </w:r>
+          </w:p>
+        </w:tc>
+      </w:tr>
+      <w:tr>
+        <w:tc>
+          <w:tcPr>
+            <w:tcW w:type="dxa" w:w="2160"/>
+          </w:tcPr>
+          <w:p>
+            <w:r>
+              <w:rPr>
+                <w:b w:val="0"/>
+              </w:rPr>
+              <w:t>귀가 인계 오류</w:t>
+            </w:r>
+          </w:p>
+        </w:tc>
+        <w:tc>
+          <w:tcPr>
+            <w:tcW w:type="dxa" w:w="2160"/>
+          </w:tcPr>
+          <w:p>
+            <w:r>
+              <w:rPr>
+                <w:b w:val="0"/>
+              </w:rPr>
+              <w:t>별도 회신서의 귀가 방법 확인 및 지정 보호자 인계 기록</w:t>
+            </w:r>
+          </w:p>
+        </w:tc>
+        <w:tc>
+          <w:tcPr>
+            <w:tcW w:type="dxa" w:w="2160"/>
+          </w:tcPr>
+          <w:p>
+            <w:r>
+              <w:rPr>
+                <w:b w:val="0"/>
+              </w:rPr>
+              <w:t>________</w:t>
+            </w:r>
+          </w:p>
+        </w:tc>
+        <w:tc>
+          <w:tcPr>
+            <w:tcW w:type="dxa" w:w="2160"/>
+          </w:tcPr>
+          <w:p>
+            <w:r>
+              <w:rPr>
+                <w:b w:val="0"/>
+              </w:rPr>
+              <w:t>________</w:t>
+            </w:r>
+          </w:p>
+        </w:tc>
+      </w:tr>
+      <w:tr>
+        <w:tc>
+          <w:tcPr>
+            <w:tcW w:type="dxa" w:w="2160"/>
+          </w:tcPr>
+          <w:p>
+            <w:r>
+              <w:rPr>
+                <w:b w:val="0"/>
+              </w:rPr>
+              <w:t>응급상황</w:t>
+            </w:r>
+          </w:p>
+        </w:tc>
+        <w:tc>
+          <w:tcPr>
+            <w:tcW w:type="dxa" w:w="2160"/>
+          </w:tcPr>
+          <w:p>
+            <w:r>
+              <w:rPr>
+                <w:b w:val="0"/>
+              </w:rPr>
+              <w:t>활동 중단·119 신고·보호자 연락 역할 지정, 구급용품과 현장 주소 확인</w:t>
+            </w:r>
+          </w:p>
+        </w:tc>
+        <w:tc>
+          <w:tcPr>
+            <w:tcW w:type="dxa" w:w="2160"/>
+          </w:tcPr>
+          <w:p>
+            <w:r>
+              <w:rPr>
+                <w:b w:val="0"/>
+              </w:rPr>
+              <w:t>________</w:t>
+            </w:r>
+          </w:p>
+        </w:tc>
+        <w:tc>
+          <w:tcPr>
+            <w:tcW w:type="dxa" w:w="2160"/>
+          </w:tcPr>
+          <w:p>
+            <w:r>
+              <w:rPr>
+                <w:b w:val="0"/>
+              </w:rPr>
+              <w:t>________</w:t>
+            </w:r>
+          </w:p>
+        </w:tc>
+      </w:tr>
+    </w:tbl>
+    <w:p/>
+    <w:p>
+      <w:r>
+        <w:rPr>
+          <w:b w:val="0"/>
+        </w:rPr>
+        <w:t>가. 보호자 연락처와 건강 관련 정보는 별도 회신서로만 수집하며, 공개 계획서·참여 집계·전달 기록에는 기재하지 않습니다. 관리 담당: ________ / 확인 기한: ________</w:t>
+      </w:r>
+    </w:p>
+    <w:p>
+      <w:r>
+        <w:rPr>
+          <w:b w:val="0"/>
+        </w:rPr>
+        <w:t>나. 별도 회신서에는 다음 동의 문구를 두고 보유기간을 확정합니다. 담당: ________ / 기한: ________</w:t>
+      </w:r>
+    </w:p>
+    <w:p>
+      <w:r>
+        <w:rPr>
+          <w:b w:val="0"/>
+        </w:rPr>
+        <w:t>개인정보 수집·이용 동의: 행사 운영·안전관리 목적으로 학생 이름·보호자 연락처를, 건강 관련 민감정보는 별도 동의를 받아 수집·이용하며, 보유기간 ________ 후 파기합니다. 일반 개인정보 □ 동의 □ 미동의 / 건강 관련 민감정보 □ 동의 □ 미동의</w:t>
+      </w:r>
+    </w:p>
+    <w:p>
+      <w:pPr>
+        <w:pStyle w:val="Heading2"/>
+      </w:pPr>
+      <w:r>
+        <w:rPr>
+          <w:b w:val="0"/>
+        </w:rPr>
+        <w:t>6. 소요 예산 및 재원</w:t>
+      </w:r>
+    </w:p>
+    <w:p>
+      <w:r>
+        <w:rPr>
+          <w:b w:val="0"/>
+        </w:rPr>
+        <w:t>(단위: 원)</w:t>
+      </w:r>
+    </w:p>
+    <w:tbl>
+      <w:tblPr>
+        <w:tblStyle w:val="TableGrid"/>
+        <w:tblW w:type="auto" w:w="0"/>
+        <w:tblLook w:firstColumn="1" w:firstRow="1" w:lastColumn="0" w:lastRow="0" w:noHBand="0" w:noVBand="1" w:val="04A0"/>
+      </w:tblPr>
+      <w:tblGrid>
+        <w:gridCol w:w="2160"/>
+        <w:gridCol w:w="2160"/>
+        <w:gridCol w:w="2160"/>
+        <w:gridCol w:w="2160"/>
+      </w:tblGrid>
+      <w:tr>
+        <w:tc>
+          <w:tcPr>
+            <w:tcW w:type="dxa" w:w="2160"/>
+          </w:tcPr>
+          <w:p>
+            <w:r>
+              <w:rPr>
+                <w:b/>
+              </w:rPr>
+              <w:t>항목</w:t>
+            </w:r>
+          </w:p>
+        </w:tc>
+        <w:tc>
+          <w:tcPr>
+            <w:tcW w:type="dxa" w:w="2160"/>
+          </w:tcPr>
+          <w:p>
+            <w:r>
+              <w:rPr>
+                <w:b/>
+              </w:rPr>
+              <w:t>산출근거</w:t>
+            </w:r>
+          </w:p>
+        </w:tc>
+        <w:tc>
+          <w:tcPr>
+            <w:tcW w:type="dxa" w:w="2160"/>
+          </w:tcPr>
+          <w:p>
+            <w:r>
+              <w:rPr>
+                <w:b/>
+              </w:rPr>
+              <w:t>금액</w:t>
+            </w:r>
+          </w:p>
+        </w:tc>
+        <w:tc>
+          <w:tcPr>
+            <w:tcW w:type="dxa" w:w="2160"/>
+          </w:tcPr>
+          <w:p>
+            <w:r>
+              <w:rPr>
+                <w:b/>
+              </w:rPr>
+              <w:t>재원</w:t>
+            </w:r>
+          </w:p>
+        </w:tc>
+      </w:tr>
+      <w:tr>
+        <w:tc>
+          <w:tcPr>
+            <w:tcW w:type="dxa" w:w="2160"/>
+          </w:tcPr>
+          <w:p>
+            <w:r>
+              <w:rPr>
+                <w:b w:val="0"/>
+              </w:rPr>
+              <w:t>달걀 구입</w:t>
+            </w:r>
+          </w:p>
+        </w:tc>
+        <w:tc>
+          <w:tcPr>
+            <w:tcW w:type="dxa" w:w="2160"/>
+          </w:tcPr>
+          <w:p>
+            <w:r>
+              <w:rPr>
+                <w:b w:val="0"/>
+              </w:rPr>
+              <w:t>________원 × ________개</w:t>
+            </w:r>
+          </w:p>
+        </w:tc>
+        <w:tc>
+          <w:tcPr>
+            <w:tcW w:type="dxa" w:w="2160"/>
+          </w:tcPr>
+          <w:p>
+            <w:r>
+              <w:rPr>
+                <w:b w:val="0"/>
+              </w:rPr>
+              <w:t>________</w:t>
+            </w:r>
+          </w:p>
+        </w:tc>
+        <w:tc>
+          <w:tcPr>
+            <w:tcW w:type="dxa" w:w="2160"/>
+          </w:tcPr>
+          <w:p>
+            <w:r>
+              <w:rPr>
+                <w:b w:val="0"/>
+              </w:rPr>
+              <w:t>________</w:t>
+            </w:r>
+          </w:p>
+        </w:tc>
+      </w:tr>
+      <w:tr>
+        <w:tc>
+          <w:tcPr>
+            <w:tcW w:type="dxa" w:w="2160"/>
+          </w:tcPr>
+          <w:p>
+            <w:r>
+              <w:rPr>
+                <w:b w:val="0"/>
+              </w:rPr>
+              <w:t>꾸미기·대체 활동 재료</w:t>
+            </w:r>
+          </w:p>
+        </w:tc>
+        <w:tc>
+          <w:tcPr>
+            <w:tcW w:type="dxa" w:w="2160"/>
+          </w:tcPr>
+          <w:p>
+            <w:r>
+              <w:rPr>
+                <w:b w:val="0"/>
+              </w:rPr>
+              <w:t>________원 × ________세트</w:t>
+            </w:r>
+          </w:p>
+        </w:tc>
+        <w:tc>
+          <w:tcPr>
+            <w:tcW w:type="dxa" w:w="2160"/>
+          </w:tcPr>
+          <w:p>
+            <w:r>
+              <w:rPr>
+                <w:b w:val="0"/>
+              </w:rPr>
+              <w:t>________</w:t>
+            </w:r>
+          </w:p>
+        </w:tc>
+        <w:tc>
+          <w:tcPr>
+            <w:tcW w:type="dxa" w:w="2160"/>
+          </w:tcPr>
+          <w:p>
+            <w:r>
+              <w:rPr>
+                <w:b w:val="0"/>
+              </w:rPr>
+              <w:t>________</w:t>
+            </w:r>
+          </w:p>
+        </w:tc>
+      </w:tr>
+      <w:tr>
+        <w:tc>
+          <w:tcPr>
+            <w:tcW w:type="dxa" w:w="2160"/>
+          </w:tcPr>
+          <w:p>
+            <w:r>
+              <w:rPr>
+                <w:b w:val="0"/>
+              </w:rPr>
+              <w:t>부활 이야기 활동 자료</w:t>
+            </w:r>
+          </w:p>
+        </w:tc>
+        <w:tc>
+          <w:tcPr>
+            <w:tcW w:type="dxa" w:w="2160"/>
+          </w:tcPr>
+          <w:p>
+            <w:r>
+              <w:rPr>
+                <w:b w:val="0"/>
+              </w:rPr>
+              <w:t>________원 × ________부</w:t>
+            </w:r>
+          </w:p>
+        </w:tc>
+        <w:tc>
+          <w:tcPr>
+            <w:tcW w:type="dxa" w:w="2160"/>
+          </w:tcPr>
+          <w:p>
+            <w:r>
+              <w:rPr>
+                <w:b w:val="0"/>
+              </w:rPr>
+              <w:t>________</w:t>
+            </w:r>
+          </w:p>
+        </w:tc>
+        <w:tc>
+          <w:tcPr>
+            <w:tcW w:type="dxa" w:w="2160"/>
+          </w:tcPr>
+          <w:p>
+            <w:r>
+              <w:rPr>
+                <w:b w:val="0"/>
+              </w:rPr>
+              <w:t>________</w:t>
+            </w:r>
+          </w:p>
+        </w:tc>
+      </w:tr>
+      <w:tr>
+        <w:tc>
+          <w:tcPr>
+            <w:tcW w:type="dxa" w:w="2160"/>
+          </w:tcPr>
+          <w:p>
+            <w:r>
+              <w:rPr>
+                <w:b w:val="0"/>
+              </w:rPr>
+              <w:t>이웃 나눔 대체 물품</w:t>
+            </w:r>
+          </w:p>
+        </w:tc>
+        <w:tc>
+          <w:tcPr>
+            <w:tcW w:type="dxa" w:w="2160"/>
+          </w:tcPr>
+          <w:p>
+            <w:r>
+              <w:rPr>
+                <w:b w:val="0"/>
+              </w:rPr>
+              <w:t>________원 × ________개</w:t>
+            </w:r>
+          </w:p>
+        </w:tc>
+        <w:tc>
+          <w:tcPr>
+            <w:tcW w:type="dxa" w:w="2160"/>
+          </w:tcPr>
+          <w:p>
+            <w:r>
+              <w:rPr>
+                <w:b w:val="0"/>
+              </w:rPr>
+              <w:t>________</w:t>
+            </w:r>
+          </w:p>
+        </w:tc>
+        <w:tc>
+          <w:tcPr>
+            <w:tcW w:type="dxa" w:w="2160"/>
+          </w:tcPr>
+          <w:p>
+            <w:r>
+              <w:rPr>
+                <w:b w:val="0"/>
+              </w:rPr>
+              <w:t>________</w:t>
+            </w:r>
+          </w:p>
+        </w:tc>
+      </w:tr>
+      <w:tr>
+        <w:tc>
+          <w:tcPr>
+            <w:tcW w:type="dxa" w:w="2160"/>
+          </w:tcPr>
+          <w:p>
+            <w:r>
+              <w:rPr>
+                <w:b w:val="0"/>
+              </w:rPr>
+              <w:t>포장·표시 용품</w:t>
+            </w:r>
+          </w:p>
+        </w:tc>
+        <w:tc>
+          <w:tcPr>
+            <w:tcW w:type="dxa" w:w="2160"/>
+          </w:tcPr>
+          <w:p>
+            <w:r>
+              <w:rPr>
+                <w:b w:val="0"/>
+              </w:rPr>
+              <w:t>________원 × ________세트</w:t>
+            </w:r>
+          </w:p>
+        </w:tc>
+        <w:tc>
+          <w:tcPr>
+            <w:tcW w:type="dxa" w:w="2160"/>
+          </w:tcPr>
+          <w:p>
+            <w:r>
+              <w:rPr>
+                <w:b w:val="0"/>
+              </w:rPr>
+              <w:t>________</w:t>
+            </w:r>
+          </w:p>
+        </w:tc>
+        <w:tc>
+          <w:tcPr>
+            <w:tcW w:type="dxa" w:w="2160"/>
+          </w:tcPr>
+          <w:p>
+            <w:r>
+              <w:rPr>
+                <w:b w:val="0"/>
+              </w:rPr>
+              <w:t>________</w:t>
+            </w:r>
+          </w:p>
+        </w:tc>
+      </w:tr>
+      <w:tr>
+        <w:tc>
+          <w:tcPr>
+            <w:tcW w:type="dxa" w:w="2160"/>
+          </w:tcPr>
+          <w:p>
+            <w:r>
+              <w:rPr>
+                <w:b w:val="0"/>
+              </w:rPr>
+              <w:t>위생·보냉 용품</w:t>
+            </w:r>
+          </w:p>
+        </w:tc>
+        <w:tc>
+          <w:tcPr>
+            <w:tcW w:type="dxa" w:w="2160"/>
+          </w:tcPr>
+          <w:p>
+            <w:r>
+              <w:rPr>
+                <w:b w:val="0"/>
+              </w:rPr>
+              <w:t>________원 × ________세트</w:t>
+            </w:r>
+          </w:p>
+        </w:tc>
+        <w:tc>
+          <w:tcPr>
+            <w:tcW w:type="dxa" w:w="2160"/>
+          </w:tcPr>
+          <w:p>
+            <w:r>
+              <w:rPr>
+                <w:b w:val="0"/>
+              </w:rPr>
+              <w:t>________</w:t>
+            </w:r>
+          </w:p>
+        </w:tc>
+        <w:tc>
+          <w:tcPr>
+            <w:tcW w:type="dxa" w:w="2160"/>
+          </w:tcPr>
+          <w:p>
+            <w:r>
+              <w:rPr>
+                <w:b w:val="0"/>
+              </w:rPr>
+              <w:t>________</w:t>
+            </w:r>
+          </w:p>
+        </w:tc>
+      </w:tr>
+      <w:tr>
+        <w:tc>
+          <w:tcPr>
+            <w:tcW w:type="dxa" w:w="2160"/>
+          </w:tcPr>
+          <w:p>
+            <w:r>
+              <w:rPr>
+                <w:b w:val="0"/>
+              </w:rPr>
+              <w:t>합계</w:t>
+            </w:r>
+          </w:p>
+        </w:tc>
+        <w:tc>
+          <w:tcPr>
+            <w:tcW w:type="dxa" w:w="2160"/>
+          </w:tcPr>
+          <w:p>
+            <w:r>
+              <w:rPr>
+                <w:b w:val="0"/>
+              </w:rPr>
+              <w:t>위 항목 합산</w:t>
+            </w:r>
+          </w:p>
+        </w:tc>
+        <w:tc>
+          <w:tcPr>
+            <w:tcW w:type="dxa" w:w="2160"/>
+          </w:tcPr>
+          <w:p>
+            <w:r>
+              <w:rPr>
+                <w:b w:val="0"/>
+              </w:rPr>
+              <w:t>________</w:t>
+            </w:r>
+          </w:p>
+        </w:tc>
+        <w:tc>
+          <w:tcPr>
+            <w:tcW w:type="dxa" w:w="2160"/>
+          </w:tcPr>
+          <w:p>
+            <w:r>
+              <w:rPr>
+                <w:b w:val="0"/>
+              </w:rPr>
+              <w:t>________</w:t>
+            </w:r>
+          </w:p>
+        </w:tc>
+      </w:tr>
+    </w:tbl>
+    <w:p/>
+    <w:p>
+      <w:r>
+        <w:rPr>
+          <w:b w:val="0"/>
+        </w:rPr>
+        <w:t>가. 예산 총액은 금________원(금________)이며, 예산 확정 시 숫자와 한글 금액의 일치를 확인합니다. 담당: ________ / 기한: ________</w:t>
+      </w:r>
+    </w:p>
+    <w:p>
+      <w:r>
+        <w:rPr>
+          <w:b w:val="0"/>
+        </w:rPr>
+        <w:t>나. 구매 전 예산·지출 승인을 받고, 변경·추가 지출은 집행 전에 승인받습니다. 담당: ________ / 기한: ________</w:t>
+      </w:r>
+    </w:p>
+    <w:p>
+      <w:r>
+        <w:rPr>
+          <w:b w:val="0"/>
+        </w:rPr>
+        <w:t>다. 거래별 지출일·품목·금액·지급 방법·증빙번호를 기록하고 영수증과 연결합니다. 교회 지정 계좌를 사용하며 개인 계좌와 혼용하지 않습니다. 담당: ________ / 기한: ________</w:t>
+      </w:r>
+    </w:p>
+    <w:p>
+      <w:r>
+        <w:rPr>
+          <w:b w:val="0"/>
+        </w:rPr>
+        <w:t>라. 현금은 두 사람이 함께 세고 서명하며, 집행자와 다른 확인자가 증빙·잔액을 대조하여 두 사람 이상이 확인합니다. 집행 담당: ________ / 확인 담당: ________ / 기한: ________</w:t>
+      </w:r>
+    </w:p>
+    <w:p>
+      <w:r>
+        <w:rPr>
+          <w:b w:val="0"/>
+        </w:rPr>
+        <w:t>마. 행사별 정산서를 작성하고 월별 재정 보고에 반영합니다. 담당: ________ / 행사 정산 기한: ________ / 월별 보고 기한: ________</w:t>
+      </w:r>
+    </w:p>
+    <w:p>
+      <w:pPr>
+        <w:pStyle w:val="Heading2"/>
+      </w:pPr>
+      <w:r>
+        <w:rPr>
+          <w:b w:val="0"/>
+        </w:rPr>
+        <w:t>7. 기대 효과 및 평가 방법</w:t>
+      </w:r>
+    </w:p>
+    <w:p>
+      <w:r>
+        <w:rPr>
+          <w:b w:val="0"/>
+        </w:rPr>
+        <w:t>가. 신앙적 기대 효과: 학생이 부활의 소망을 배우고, 함께 예배하고 나누는 기쁨을 경험하도록 돕습니다.</w:t>
+      </w:r>
+    </w:p>
+    <w:p>
+      <w:r>
+        <w:rPr>
+          <w:b w:val="0"/>
+        </w:rPr>
+        <w:t>나. 운영 결과 평가</w:t>
+      </w:r>
+    </w:p>
+    <w:tbl>
+      <w:tblPr>
+        <w:tblStyle w:val="TableGrid"/>
+        <w:tblW w:type="auto" w:w="0"/>
+        <w:tblLook w:firstColumn="1" w:firstRow="1" w:lastColumn="0" w:lastRow="0" w:noHBand="0" w:noVBand="1" w:val="04A0"/>
+      </w:tblPr>
+      <w:tblGrid>
+        <w:gridCol w:w="2160"/>
+        <w:gridCol w:w="2160"/>
+        <w:gridCol w:w="2160"/>
+        <w:gridCol w:w="2160"/>
+      </w:tblGrid>
+      <w:tr>
+        <w:tc>
+          <w:tcPr>
+            <w:tcW w:type="dxa" w:w="2160"/>
+          </w:tcPr>
+          <w:p>
+            <w:r>
+              <w:rPr>
+                <w:b/>
+              </w:rPr>
+              <w:t>평가 항목</w:t>
+            </w:r>
+          </w:p>
+        </w:tc>
+        <w:tc>
+          <w:tcPr>
+            <w:tcW w:type="dxa" w:w="2160"/>
+          </w:tcPr>
+          <w:p>
+            <w:r>
+              <w:rPr>
+                <w:b/>
+              </w:rPr>
+              <w:t>평가 방법</w:t>
+            </w:r>
+          </w:p>
+        </w:tc>
+        <w:tc>
+          <w:tcPr>
+            <w:tcW w:type="dxa" w:w="2160"/>
+          </w:tcPr>
+          <w:p>
+            <w:r>
+              <w:rPr>
+                <w:b/>
+              </w:rPr>
+              <w:t>담당</w:t>
+            </w:r>
+          </w:p>
+        </w:tc>
+        <w:tc>
+          <w:tcPr>
+            <w:tcW w:type="dxa" w:w="2160"/>
+          </w:tcPr>
+          <w:p>
+            <w:r>
+              <w:rPr>
+                <w:b/>
+              </w:rPr>
+              <w:t>기한</w:t>
+            </w:r>
+          </w:p>
+        </w:tc>
+      </w:tr>
+      <w:tr>
+        <w:tc>
+          <w:tcPr>
+            <w:tcW w:type="dxa" w:w="2160"/>
+          </w:tcPr>
+          <w:p>
+            <w:r>
+              <w:rPr>
+                <w:b w:val="0"/>
+              </w:rPr>
+              <w:t>교육 활동</w:t>
+            </w:r>
+          </w:p>
+        </w:tc>
+        <w:tc>
+          <w:tcPr>
+            <w:tcW w:type="dxa" w:w="2160"/>
+          </w:tcPr>
+          <w:p>
+            <w:r>
+              <w:rPr>
+                <w:b w:val="0"/>
+              </w:rPr>
+              <w:t>활동 완료 수와 익명 소감 확인</w:t>
+            </w:r>
+          </w:p>
+        </w:tc>
+        <w:tc>
+          <w:tcPr>
+            <w:tcW w:type="dxa" w:w="2160"/>
+          </w:tcPr>
+          <w:p>
+            <w:r>
+              <w:rPr>
+                <w:b w:val="0"/>
+              </w:rPr>
+              <w:t>________</w:t>
+            </w:r>
+          </w:p>
+        </w:tc>
+        <w:tc>
+          <w:tcPr>
+            <w:tcW w:type="dxa" w:w="2160"/>
+          </w:tcPr>
+          <w:p>
+            <w:r>
+              <w:rPr>
+                <w:b w:val="0"/>
+              </w:rPr>
+              <w:t>________</w:t>
+            </w:r>
+          </w:p>
+        </w:tc>
+      </w:tr>
+      <w:tr>
+        <w:tc>
+          <w:tcPr>
+            <w:tcW w:type="dxa" w:w="2160"/>
+          </w:tcPr>
+          <w:p>
+            <w:r>
+              <w:rPr>
+                <w:b w:val="0"/>
+              </w:rPr>
+              <w:t>이웃 나눔</w:t>
+            </w:r>
+          </w:p>
+        </w:tc>
+        <w:tc>
+          <w:tcPr>
+            <w:tcW w:type="dxa" w:w="2160"/>
+          </w:tcPr>
+          <w:p>
+            <w:r>
+              <w:rPr>
+                <w:b w:val="0"/>
+              </w:rPr>
+              <w:t>계획·전달 수량, 수령처 의견 비교</w:t>
+            </w:r>
+          </w:p>
+        </w:tc>
+        <w:tc>
+          <w:tcPr>
+            <w:tcW w:type="dxa" w:w="2160"/>
+          </w:tcPr>
+          <w:p>
+            <w:r>
+              <w:rPr>
+                <w:b w:val="0"/>
+              </w:rPr>
+              <w:t>________</w:t>
+            </w:r>
+          </w:p>
+        </w:tc>
+        <w:tc>
+          <w:tcPr>
+            <w:tcW w:type="dxa" w:w="2160"/>
+          </w:tcPr>
+          <w:p>
+            <w:r>
+              <w:rPr>
+                <w:b w:val="0"/>
+              </w:rPr>
+              <w:t>________</w:t>
+            </w:r>
+          </w:p>
+        </w:tc>
+      </w:tr>
+      <w:tr>
+        <w:tc>
+          <w:tcPr>
+            <w:tcW w:type="dxa" w:w="2160"/>
+          </w:tcPr>
+          <w:p>
+            <w:r>
+              <w:rPr>
+                <w:b w:val="0"/>
+              </w:rPr>
+              <w:t>안전·위생</w:t>
+            </w:r>
+          </w:p>
+        </w:tc>
+        <w:tc>
+          <w:tcPr>
+            <w:tcW w:type="dxa" w:w="2160"/>
+          </w:tcPr>
+          <w:p>
+            <w:r>
+              <w:rPr>
+                <w:b w:val="0"/>
+              </w:rPr>
+              <w:t>점검표, 사고·아차사고 및 조치 기록 검토</w:t>
+            </w:r>
+          </w:p>
+        </w:tc>
+        <w:tc>
+          <w:tcPr>
+            <w:tcW w:type="dxa" w:w="2160"/>
+          </w:tcPr>
+          <w:p>
+            <w:r>
+              <w:rPr>
+                <w:b w:val="0"/>
+              </w:rPr>
+              <w:t>________</w:t>
+            </w:r>
+          </w:p>
+        </w:tc>
+        <w:tc>
+          <w:tcPr>
+            <w:tcW w:type="dxa" w:w="2160"/>
+          </w:tcPr>
+          <w:p>
+            <w:r>
+              <w:rPr>
+                <w:b w:val="0"/>
+              </w:rPr>
+              <w:t>________</w:t>
+            </w:r>
+          </w:p>
+        </w:tc>
+      </w:tr>
+      <w:tr>
+        <w:tc>
+          <w:tcPr>
+            <w:tcW w:type="dxa" w:w="2160"/>
+          </w:tcPr>
+          <w:p>
+            <w:r>
+              <w:rPr>
+                <w:b w:val="0"/>
+              </w:rPr>
+              <w:t>예산</w:t>
+            </w:r>
+          </w:p>
+        </w:tc>
+        <w:tc>
+          <w:tcPr>
+            <w:tcW w:type="dxa" w:w="2160"/>
+          </w:tcPr>
+          <w:p>
+            <w:r>
+              <w:rPr>
+                <w:b w:val="0"/>
+              </w:rPr>
+              <w:t>승인 예산·집행액·잔액·증빙 대조</w:t>
+            </w:r>
+          </w:p>
+        </w:tc>
+        <w:tc>
+          <w:tcPr>
+            <w:tcW w:type="dxa" w:w="2160"/>
+          </w:tcPr>
+          <w:p>
+            <w:r>
+              <w:rPr>
+                <w:b w:val="0"/>
+              </w:rPr>
+              <w:t>________</w:t>
+            </w:r>
+          </w:p>
+        </w:tc>
+        <w:tc>
+          <w:tcPr>
+            <w:tcW w:type="dxa" w:w="2160"/>
+          </w:tcPr>
+          <w:p>
+            <w:r>
+              <w:rPr>
+                <w:b w:val="0"/>
+              </w:rPr>
+              <w:t>________</w:t>
+            </w:r>
+          </w:p>
+        </w:tc>
+      </w:tr>
+      <w:tr>
+        <w:tc>
+          <w:tcPr>
+            <w:tcW w:type="dxa" w:w="2160"/>
+          </w:tcPr>
+          <w:p>
+            <w:r>
+              <w:rPr>
+                <w:b w:val="0"/>
+              </w:rPr>
+              <w:t>개선사항</w:t>
+            </w:r>
+          </w:p>
+        </w:tc>
+        <w:tc>
+          <w:tcPr>
+            <w:tcW w:type="dxa" w:w="2160"/>
+          </w:tcPr>
+          <w:p>
+            <w:r>
+              <w:rPr>
+                <w:b w:val="0"/>
+              </w:rPr>
+              <w:t>교사 평가회의 후 다음 행사 반영사항 확정</w:t>
+            </w:r>
+          </w:p>
+        </w:tc>
+        <w:tc>
+          <w:tcPr>
+            <w:tcW w:type="dxa" w:w="2160"/>
+          </w:tcPr>
+          <w:p>
+            <w:r>
+              <w:rPr>
+                <w:b w:val="0"/>
+              </w:rPr>
+              <w:t>________</w:t>
+            </w:r>
+          </w:p>
+        </w:tc>
+        <w:tc>
+          <w:tcPr>
+            <w:tcW w:type="dxa" w:w="2160"/>
+          </w:tcPr>
+          <w:p>
+            <w:r>
+              <w:rPr>
+                <w:b w:val="0"/>
+              </w:rPr>
+              <w:t>________</w:t>
+            </w:r>
+          </w:p>
+        </w:tc>
+      </w:tr>
+    </w:tbl>
+    <w:p/>
+    <w:p>
+      <w:pPr>
+        <w:pStyle w:val="Heading2"/>
+      </w:pPr>
+      <w:r>
+        <w:rPr>
+          <w:b w:val="0"/>
+        </w:rPr>
+        <w:t>8. 향후 일정</w:t>
+      </w:r>
+    </w:p>
+    <w:tbl>
+      <w:tblPr>
+        <w:tblStyle w:val="TableGrid"/>
+        <w:tblW w:type="auto" w:w="0"/>
+        <w:tblLook w:firstColumn="1" w:firstRow="1" w:lastColumn="0" w:lastRow="0" w:noHBand="0" w:noVBand="1" w:val="04A0"/>
+      </w:tblPr>
+      <w:tblGrid>
+        <w:gridCol w:w="2880"/>
+        <w:gridCol w:w="2880"/>
+        <w:gridCol w:w="2880"/>
+      </w:tblGrid>
+      <w:tr>
+        <w:tc>
+          <w:tcPr>
+            <w:tcW w:type="dxa" w:w="2880"/>
+          </w:tcPr>
+          <w:p>
+            <w:r>
+              <w:rPr>
+                <w:b/>
+              </w:rPr>
+              <w:t>추진 내용</w:t>
+            </w:r>
+          </w:p>
+        </w:tc>
+        <w:tc>
+          <w:tcPr>
+            <w:tcW w:type="dxa" w:w="2880"/>
+          </w:tcPr>
+          <w:p>
+            <w:r>
+              <w:rPr>
+                <w:b/>
+              </w:rPr>
+              <w:t>담당</w:t>
+            </w:r>
+          </w:p>
+        </w:tc>
+        <w:tc>
+          <w:tcPr>
+            <w:tcW w:type="dxa" w:w="2880"/>
+          </w:tcPr>
+          <w:p>
+            <w:r>
+              <w:rPr>
+                <w:b/>
+              </w:rPr>
+              <w:t>기한</w:t>
+            </w:r>
+          </w:p>
+        </w:tc>
+      </w:tr>
+      <w:tr>
+        <w:tc>
+          <w:tcPr>
+            <w:tcW w:type="dxa" w:w="2880"/>
+          </w:tcPr>
+          <w:p>
+            <w:r>
+              <w:rPr>
+                <w:b w:val="0"/>
+              </w:rPr>
+              <w:t>계획·예산 승인 완료</w:t>
+            </w:r>
+          </w:p>
+        </w:tc>
+        <w:tc>
+          <w:tcPr>
+            <w:tcW w:type="dxa" w:w="2880"/>
+          </w:tcPr>
+          <w:p>
+            <w:r>
+              <w:rPr>
+                <w:b w:val="0"/>
+              </w:rPr>
+              <w:t>________</w:t>
+            </w:r>
+          </w:p>
+        </w:tc>
+        <w:tc>
+          <w:tcPr>
+            <w:tcW w:type="dxa" w:w="2880"/>
+          </w:tcPr>
+          <w:p>
+            <w:r>
+              <w:rPr>
+                <w:b w:val="0"/>
+              </w:rPr>
+              <w:t>________</w:t>
+            </w:r>
+          </w:p>
+        </w:tc>
+      </w:tr>
+      <w:tr>
+        <w:tc>
+          <w:tcPr>
+            <w:tcW w:type="dxa" w:w="2880"/>
+          </w:tcPr>
+          <w:p>
+            <w:r>
+              <w:rPr>
+                <w:b w:val="0"/>
+              </w:rPr>
+              <w:t>보호자 안내·회신 및 수령처 협의 완료</w:t>
+            </w:r>
+          </w:p>
+        </w:tc>
+        <w:tc>
+          <w:tcPr>
+            <w:tcW w:type="dxa" w:w="2880"/>
+          </w:tcPr>
+          <w:p>
+            <w:r>
+              <w:rPr>
+                <w:b w:val="0"/>
+              </w:rPr>
+              <w:t>________</w:t>
+            </w:r>
+          </w:p>
+        </w:tc>
+        <w:tc>
+          <w:tcPr>
+            <w:tcW w:type="dxa" w:w="2880"/>
+          </w:tcPr>
+          <w:p>
+            <w:r>
+              <w:rPr>
+                <w:b w:val="0"/>
+              </w:rPr>
+              <w:t>________</w:t>
+            </w:r>
+          </w:p>
+        </w:tc>
+      </w:tr>
+      <w:tr>
+        <w:tc>
+          <w:tcPr>
+            <w:tcW w:type="dxa" w:w="2880"/>
+          </w:tcPr>
+          <w:p>
+            <w:r>
+              <w:rPr>
+                <w:b w:val="0"/>
+              </w:rPr>
+              <w:t>물품 구매·역할 교육·안전 점검 완료</w:t>
+            </w:r>
+          </w:p>
+        </w:tc>
+        <w:tc>
+          <w:tcPr>
+            <w:tcW w:type="dxa" w:w="2880"/>
+          </w:tcPr>
+          <w:p>
+            <w:r>
+              <w:rPr>
+                <w:b w:val="0"/>
+              </w:rPr>
+              <w:t>________</w:t>
+            </w:r>
+          </w:p>
+        </w:tc>
+        <w:tc>
+          <w:tcPr>
+            <w:tcW w:type="dxa" w:w="2880"/>
+          </w:tcPr>
+          <w:p>
+            <w:r>
+              <w:rPr>
+                <w:b w:val="0"/>
+              </w:rPr>
+              <w:t>________</w:t>
+            </w:r>
+          </w:p>
+        </w:tc>
+      </w:tr>
+      <w:tr>
+        <w:tc>
+          <w:tcPr>
+            <w:tcW w:type="dxa" w:w="2880"/>
+          </w:tcPr>
+          <w:p>
+            <w:r>
+              <w:rPr>
+                <w:b w:val="0"/>
+              </w:rPr>
+              <w:t>행사 및 이웃 나눔 실시</w:t>
+            </w:r>
+          </w:p>
+        </w:tc>
+        <w:tc>
+          <w:tcPr>
+            <w:tcW w:type="dxa" w:w="2880"/>
+          </w:tcPr>
+          <w:p>
+            <w:r>
+              <w:rPr>
+                <w:b w:val="0"/>
+              </w:rPr>
+              <w:t>________</w:t>
+            </w:r>
+          </w:p>
+        </w:tc>
+        <w:tc>
+          <w:tcPr>
+            <w:tcW w:type="dxa" w:w="2880"/>
+          </w:tcPr>
+          <w:p>
+            <w:r>
+              <w:rPr>
+                <w:b w:val="0"/>
+              </w:rPr>
+              <w:t>________</w:t>
+            </w:r>
+          </w:p>
+        </w:tc>
+      </w:tr>
+      <w:tr>
+        <w:tc>
+          <w:tcPr>
+            <w:tcW w:type="dxa" w:w="2880"/>
+          </w:tcPr>
+          <w:p>
+            <w:r>
+              <w:rPr>
+                <w:b w:val="0"/>
+              </w:rPr>
+              <w:t>정산·평가·결과보고 완료</w:t>
+            </w:r>
+          </w:p>
+        </w:tc>
+        <w:tc>
+          <w:tcPr>
+            <w:tcW w:type="dxa" w:w="2880"/>
+          </w:tcPr>
+          <w:p>
+            <w:r>
+              <w:rPr>
+                <w:b w:val="0"/>
+              </w:rPr>
+              <w:t>________</w:t>
+            </w:r>
+          </w:p>
+        </w:tc>
+        <w:tc>
+          <w:tcPr>
+            <w:tcW w:type="dxa" w:w="2880"/>
+          </w:tcPr>
+          <w:p>
+            <w:r>
+              <w:rPr>
+                <w:b w:val="0"/>
+              </w:rPr>
+              <w:t>________</w:t>
+            </w:r>
+          </w:p>
+        </w:tc>
+      </w:tr>
+      <w:tr>
+        <w:tc>
+          <w:tcPr>
+            <w:tcW w:type="dxa" w:w="2880"/>
+          </w:tcPr>
+          <w:p>
+            <w:r>
+              <w:rPr>
+                <w:b w:val="0"/>
+              </w:rPr>
+              <w:t>개인정보 보유기간 확인 및 파기</w:t>
+            </w:r>
+          </w:p>
+        </w:tc>
+        <w:tc>
+          <w:tcPr>
+            <w:tcW w:type="dxa" w:w="2880"/>
+          </w:tcPr>
+          <w:p>
+            <w:r>
+              <w:rPr>
+                <w:b w:val="0"/>
+              </w:rPr>
+              <w:t>________</w:t>
+            </w:r>
+          </w:p>
+        </w:tc>
+        <w:tc>
+          <w:tcPr>
+            <w:tcW w:type="dxa" w:w="2880"/>
+          </w:tcPr>
+          <w:p>
+            <w:r>
+              <w:rPr>
+                <w:b w:val="0"/>
+              </w:rPr>
+              <w:t>________</w:t>
+            </w:r>
+          </w:p>
+        </w:tc>
+      </w:tr>
+    </w:tbl>
+    <w:p/>
+    <w:p>
+      <w:r>
+        <w:rPr>
+          <w:b w:val="0"/>
+        </w:rPr>
+        <w:t>붙임 1. 보호자 안내 및 참가 신청·회신서 1부.</w:t>
+      </w:r>
+    </w:p>
+    <w:p>
+      <w:r>
+        <w:rPr>
+          <w:b w:val="0"/>
+        </w:rPr>
+        <w:t>붙임 2. 행사 안전·위생 점검표 1부.</w:t>
+      </w:r>
+    </w:p>
+    <w:p>
+      <w:r>
+        <w:rPr>
+          <w:b w:val="0"/>
+        </w:rPr>
+        <w:t>붙임 3. 거래별 지출 및 증빙 대장 1부.</w:t>
+      </w:r>
+    </w:p>
     <w:sectPr>
       <w:pgSz w:w="12240" w:h="15840"/>
       <w:pgMar w:top="1440" w:right="1800" w:bottom="1440" w:left="1800" w:header="720" w:footer="720" w:gutter="0"/>
